--- a/students/EvkovichAndrey/task_03/Пояснительная_записка.docx
+++ b/students/EvkovichAndrey/task_03/Пояснительная_записка.docx
@@ -240,7 +240,6 @@
         </w:rPr>
         <w:t>: «</w:t>
       </w:r>
-      <w:proofErr w:type="spellStart"/>
       <w:r>
         <w:rPr>
           <w:rFonts w:ascii="Times New Roman" w:hAnsi="Times New Roman" w:cs="Times New Roman"/>
@@ -248,17 +247,7 @@
           <w:sz w:val="28"/>
           <w:szCs w:val="28"/>
         </w:rPr>
-        <w:t>Full-stack</w:t>
-      </w:r>
-      <w:proofErr w:type="spellEnd"/>
-      <w:r>
-        <w:rPr>
-          <w:rFonts w:ascii="Times New Roman" w:hAnsi="Times New Roman" w:cs="Times New Roman"/>
-          <w:b/>
-          <w:sz w:val="28"/>
-          <w:szCs w:val="28"/>
-        </w:rPr>
-        <w:t xml:space="preserve"> приложение </w:t>
+        <w:t xml:space="preserve">Full-stack приложение </w:t>
       </w:r>
       <w:r>
         <w:rPr>
@@ -400,7 +389,6 @@
           <w:b/>
           <w:sz w:val="28"/>
           <w:szCs w:val="28"/>
-          <w:lang w:val="en-US"/>
         </w:rPr>
       </w:pPr>
       <w:r>
@@ -427,7 +415,6 @@
           <w:b/>
           <w:sz w:val="28"/>
           <w:szCs w:val="28"/>
-          <w:lang w:val="en-US"/>
         </w:rPr>
         <w:t>1</w:t>
       </w:r>
@@ -470,7 +457,6 @@
           <w:szCs w:val="28"/>
         </w:rPr>
       </w:pPr>
-      <w:proofErr w:type="gramStart"/>
       <w:r>
         <w:rPr>
           <w:rFonts w:ascii="Times New Roman" w:hAnsi="Times New Roman" w:cs="Times New Roman"/>
@@ -487,16 +473,7 @@
           <w:szCs w:val="28"/>
         </w:rPr>
         <w:br/>
-        <w:t>студент</w:t>
-      </w:r>
-      <w:proofErr w:type="gramEnd"/>
-      <w:r>
-        <w:rPr>
-          <w:rFonts w:ascii="Times New Roman" w:hAnsi="Times New Roman" w:cs="Times New Roman"/>
-          <w:sz w:val="28"/>
-          <w:szCs w:val="28"/>
-        </w:rPr>
-        <w:t xml:space="preserve"> </w:t>
+        <w:t xml:space="preserve">студент </w:t>
       </w:r>
       <w:r>
         <w:rPr>
@@ -564,23 +541,13 @@
           <w:szCs w:val="28"/>
         </w:rPr>
       </w:pPr>
-      <w:proofErr w:type="spellStart"/>
       <w:r>
         <w:rPr>
           <w:rFonts w:ascii="Times New Roman" w:hAnsi="Times New Roman" w:cs="Times New Roman"/>
           <w:sz w:val="28"/>
           <w:szCs w:val="28"/>
         </w:rPr>
-        <w:t>Евкович</w:t>
-      </w:r>
-      <w:proofErr w:type="spellEnd"/>
-      <w:r>
-        <w:rPr>
-          <w:rFonts w:ascii="Times New Roman" w:hAnsi="Times New Roman" w:cs="Times New Roman"/>
-          <w:sz w:val="28"/>
-          <w:szCs w:val="28"/>
-        </w:rPr>
-        <w:t xml:space="preserve"> А. В.</w:t>
+        <w:t>Евкович А. В.</w:t>
       </w:r>
     </w:p>
     <w:p>
@@ -673,23 +640,13 @@
           <w:szCs w:val="28"/>
         </w:rPr>
       </w:pPr>
-      <w:proofErr w:type="spellStart"/>
       <w:r>
         <w:rPr>
           <w:rFonts w:ascii="Times New Roman" w:hAnsi="Times New Roman" w:cs="Times New Roman"/>
           <w:sz w:val="28"/>
           <w:szCs w:val="28"/>
         </w:rPr>
-        <w:t>Несюк</w:t>
-      </w:r>
-      <w:proofErr w:type="spellEnd"/>
-      <w:r>
-        <w:rPr>
-          <w:rFonts w:ascii="Times New Roman" w:hAnsi="Times New Roman" w:cs="Times New Roman"/>
-          <w:sz w:val="28"/>
-          <w:szCs w:val="28"/>
-        </w:rPr>
-        <w:t xml:space="preserve"> А. Н</w:t>
+        <w:t>Несюк А. Н</w:t>
       </w:r>
       <w:r>
         <w:rPr>
@@ -2322,21 +2279,7 @@
                 <w:sz w:val="28"/>
                 <w:szCs w:val="28"/>
               </w:rPr>
-              <w:t>Транзакции и согласованн</w:t>
-            </w:r>
-            <w:bookmarkStart w:id="0" w:name="_GoBack"/>
-            <w:bookmarkEnd w:id="0"/>
-            <w:r>
-              <w:rPr>
-                <w:rStyle w:val="aa"/>
-                <w:rFonts w:ascii="Times New Roman" w:hAnsi="Times New Roman" w:cs="Times New Roman"/>
-                <w:b/>
-                <w:bCs/>
-                <w:noProof/>
-                <w:sz w:val="28"/>
-                <w:szCs w:val="28"/>
-              </w:rPr>
-              <w:t>ость данных</w:t>
+              <w:t>Транзакции и согласованность данных</w:t>
             </w:r>
             <w:r>
               <w:rPr>
@@ -3774,8 +3717,8 @@
           <w:szCs w:val="28"/>
         </w:rPr>
       </w:pPr>
-      <w:bookmarkStart w:id="1" w:name="_Toc153620712"/>
-      <w:bookmarkStart w:id="2" w:name="_Toc218546873"/>
+      <w:bookmarkStart w:id="0" w:name="_Toc153620712"/>
+      <w:bookmarkStart w:id="1" w:name="_Toc218546873"/>
       <w:r>
         <w:rPr>
           <w:rFonts w:ascii="Times New Roman" w:hAnsi="Times New Roman" w:cs="Times New Roman"/>
@@ -3788,7 +3731,7 @@
         <w:lastRenderedPageBreak/>
         <w:t>Введени</w:t>
       </w:r>
-      <w:bookmarkEnd w:id="1"/>
+      <w:bookmarkEnd w:id="0"/>
       <w:r>
         <w:rPr>
           <w:rFonts w:ascii="Times New Roman" w:hAnsi="Times New Roman" w:cs="Times New Roman"/>
@@ -3800,7 +3743,7 @@
         </w:rPr>
         <w:t>е</w:t>
       </w:r>
-      <w:bookmarkEnd w:id="2"/>
+      <w:bookmarkEnd w:id="1"/>
     </w:p>
     <w:p>
       <w:pPr>
@@ -3852,47 +3795,7 @@
           <w:szCs w:val="28"/>
           <w:lang w:eastAsia="ru-RU"/>
         </w:rPr>
-        <w:t xml:space="preserve">Актуальность темы обусловлена растущим спросом на инструменты цифрового самоконтроля в эпоху </w:t>
-      </w:r>
-      <w:proofErr w:type="spellStart"/>
-      <w:r>
-        <w:rPr>
-          <w:rFonts w:ascii="Times New Roman" w:eastAsia="Times New Roman" w:hAnsi="Times New Roman" w:cs="Times New Roman"/>
-          <w:sz w:val="28"/>
-          <w:szCs w:val="28"/>
-          <w:lang w:eastAsia="ru-RU"/>
-        </w:rPr>
-        <w:t>диджитализации</w:t>
-      </w:r>
-      <w:proofErr w:type="spellEnd"/>
-      <w:r>
-        <w:rPr>
-          <w:rFonts w:ascii="Times New Roman" w:eastAsia="Times New Roman" w:hAnsi="Times New Roman" w:cs="Times New Roman"/>
-          <w:sz w:val="28"/>
-          <w:szCs w:val="28"/>
-          <w:lang w:eastAsia="ru-RU"/>
-        </w:rPr>
-        <w:t xml:space="preserve">. Существующие решения часто фрагментированы, что препятствует получению целостной картины личного развития. Кроме того, многие </w:t>
-      </w:r>
-      <w:proofErr w:type="spellStart"/>
-      <w:r>
-        <w:rPr>
-          <w:rFonts w:ascii="Times New Roman" w:eastAsia="Times New Roman" w:hAnsi="Times New Roman" w:cs="Times New Roman"/>
-          <w:sz w:val="28"/>
-          <w:szCs w:val="28"/>
-          <w:lang w:eastAsia="ru-RU"/>
-        </w:rPr>
-        <w:t>трекеры</w:t>
-      </w:r>
-      <w:proofErr w:type="spellEnd"/>
-      <w:r>
-        <w:rPr>
-          <w:rFonts w:ascii="Times New Roman" w:eastAsia="Times New Roman" w:hAnsi="Times New Roman" w:cs="Times New Roman"/>
-          <w:sz w:val="28"/>
-          <w:szCs w:val="28"/>
-          <w:lang w:eastAsia="ru-RU"/>
-        </w:rPr>
-        <w:t xml:space="preserve"> фокусируются на простой фиксации выполнения, игнорируя важные аспекты: анализ прогресса, визуализацию в контексте долгосрочных целей и психологически обоснованные м</w:t>
+        <w:t>Актуальность темы обусловлена растущим спросом на инструменты цифрового самоконтроля в эпоху диджитализации. Существующие решения часто фрагментированы, что препятствует получению целостной картины личного развития. Кроме того, многие трекеры фокусируются на простой фиксации выполнения, игнорируя важные аспекты: анализ прогресса, визуализацию в контексте долгосрочных целей и психологически обоснованные м</w:t>
       </w:r>
       <w:r>
         <w:rPr>
@@ -3923,67 +3826,7 @@
           <w:szCs w:val="28"/>
           <w:lang w:eastAsia="ru-RU"/>
         </w:rPr>
-        <w:t xml:space="preserve">Целью работы является разработка </w:t>
-      </w:r>
-      <w:proofErr w:type="spellStart"/>
-      <w:r>
-        <w:rPr>
-          <w:rFonts w:ascii="Times New Roman" w:eastAsia="Times New Roman" w:hAnsi="Times New Roman" w:cs="Times New Roman"/>
-          <w:sz w:val="28"/>
-          <w:szCs w:val="28"/>
-          <w:lang w:eastAsia="ru-RU"/>
-        </w:rPr>
-        <w:t>full-stack</w:t>
-      </w:r>
-      <w:proofErr w:type="spellEnd"/>
-      <w:r>
-        <w:rPr>
-          <w:rFonts w:ascii="Times New Roman" w:eastAsia="Times New Roman" w:hAnsi="Times New Roman" w:cs="Times New Roman"/>
-          <w:sz w:val="28"/>
-          <w:szCs w:val="28"/>
-          <w:lang w:eastAsia="ru-RU"/>
-        </w:rPr>
-        <w:t xml:space="preserve"> веб-приложения «Я молодец!» для комплексного отслеживания и анализа персональных привычек. Система должна обеспечить централизованную платформу для регистрации привычек, фиксации ежедневного прогресса, настройки напоминаний и визуализации статистики. Ключевой особенностью приложения является </w:t>
-      </w:r>
-      <w:proofErr w:type="spellStart"/>
-      <w:r>
-        <w:rPr>
-          <w:rFonts w:ascii="Times New Roman" w:eastAsia="Times New Roman" w:hAnsi="Times New Roman" w:cs="Times New Roman"/>
-          <w:sz w:val="28"/>
-          <w:szCs w:val="28"/>
-          <w:lang w:eastAsia="ru-RU"/>
-        </w:rPr>
-        <w:t>геймификация</w:t>
-      </w:r>
-      <w:proofErr w:type="spellEnd"/>
-      <w:r>
-        <w:rPr>
-          <w:rFonts w:ascii="Times New Roman" w:eastAsia="Times New Roman" w:hAnsi="Times New Roman" w:cs="Times New Roman"/>
-          <w:sz w:val="28"/>
-          <w:szCs w:val="28"/>
-          <w:lang w:eastAsia="ru-RU"/>
-        </w:rPr>
-        <w:t xml:space="preserve"> процесса через систему </w:t>
-      </w:r>
-      <w:proofErr w:type="spellStart"/>
-      <w:r>
-        <w:rPr>
-          <w:rFonts w:ascii="Times New Roman" w:eastAsia="Times New Roman" w:hAnsi="Times New Roman" w:cs="Times New Roman"/>
-          <w:sz w:val="28"/>
-          <w:szCs w:val="28"/>
-          <w:lang w:eastAsia="ru-RU"/>
-        </w:rPr>
-        <w:t>streaks</w:t>
-      </w:r>
-      <w:proofErr w:type="spellEnd"/>
-      <w:r>
-        <w:rPr>
-          <w:rFonts w:ascii="Times New Roman" w:eastAsia="Times New Roman" w:hAnsi="Times New Roman" w:cs="Times New Roman"/>
-          <w:sz w:val="28"/>
-          <w:szCs w:val="28"/>
-          <w:lang w:eastAsia="ru-RU"/>
-        </w:rPr>
-        <w:t xml:space="preserve"> (сери</w:t>
+        <w:t>Целью работы является разработка full-stack веб-приложения «Я молодец!» для комплексного отслеживания и анализа персональных привычек. Система должна обеспечить централизованную платформу для регистрации привычек, фиксации ежедневного прогресса, настройки напоминаний и визуализации статистики. Ключевой особенностью приложения является геймификация процесса через систему streaks (сери</w:t>
       </w:r>
       <w:r>
         <w:rPr>
@@ -4014,87 +3857,7 @@
           <w:szCs w:val="28"/>
           <w:lang w:eastAsia="ru-RU"/>
         </w:rPr>
-        <w:t xml:space="preserve">Для достижения цели поставлены задачи: анализ предметной области, проектирование архитектуры системы, разработка серверной части на Node.js с использованием чистого </w:t>
-      </w:r>
-      <w:proofErr w:type="spellStart"/>
-      <w:r>
-        <w:rPr>
-          <w:rFonts w:ascii="Times New Roman" w:eastAsia="Times New Roman" w:hAnsi="Times New Roman" w:cs="Times New Roman"/>
-          <w:sz w:val="28"/>
-          <w:szCs w:val="28"/>
-          <w:lang w:eastAsia="ru-RU"/>
-        </w:rPr>
-        <w:t>JavaScript</w:t>
-      </w:r>
-      <w:proofErr w:type="spellEnd"/>
-      <w:r>
-        <w:rPr>
-          <w:rFonts w:ascii="Times New Roman" w:eastAsia="Times New Roman" w:hAnsi="Times New Roman" w:cs="Times New Roman"/>
-          <w:sz w:val="28"/>
-          <w:szCs w:val="28"/>
-          <w:lang w:eastAsia="ru-RU"/>
-        </w:rPr>
-        <w:t xml:space="preserve">, создание клиентского одностраничного приложения на чистом </w:t>
-      </w:r>
-      <w:proofErr w:type="spellStart"/>
-      <w:r>
-        <w:rPr>
-          <w:rFonts w:ascii="Times New Roman" w:eastAsia="Times New Roman" w:hAnsi="Times New Roman" w:cs="Times New Roman"/>
-          <w:sz w:val="28"/>
-          <w:szCs w:val="28"/>
-          <w:lang w:eastAsia="ru-RU"/>
-        </w:rPr>
-        <w:t>JavaScript</w:t>
-      </w:r>
-      <w:proofErr w:type="spellEnd"/>
-      <w:r>
-        <w:rPr>
-          <w:rFonts w:ascii="Times New Roman" w:eastAsia="Times New Roman" w:hAnsi="Times New Roman" w:cs="Times New Roman"/>
-          <w:sz w:val="28"/>
-          <w:szCs w:val="28"/>
-          <w:lang w:eastAsia="ru-RU"/>
-        </w:rPr>
-        <w:t xml:space="preserve">, реализация алгоритмов расчета </w:t>
-      </w:r>
-      <w:proofErr w:type="spellStart"/>
-      <w:r>
-        <w:rPr>
-          <w:rFonts w:ascii="Times New Roman" w:eastAsia="Times New Roman" w:hAnsi="Times New Roman" w:cs="Times New Roman"/>
-          <w:sz w:val="28"/>
-          <w:szCs w:val="28"/>
-          <w:lang w:eastAsia="ru-RU"/>
-        </w:rPr>
-        <w:t>streaks</w:t>
-      </w:r>
-      <w:proofErr w:type="spellEnd"/>
-      <w:r>
-        <w:rPr>
-          <w:rFonts w:ascii="Times New Roman" w:eastAsia="Times New Roman" w:hAnsi="Times New Roman" w:cs="Times New Roman"/>
-          <w:sz w:val="28"/>
-          <w:szCs w:val="28"/>
-          <w:lang w:eastAsia="ru-RU"/>
-        </w:rPr>
-        <w:t xml:space="preserve">, обеспечение безопасности и </w:t>
-      </w:r>
-      <w:proofErr w:type="spellStart"/>
-      <w:r>
-        <w:rPr>
-          <w:rFonts w:ascii="Times New Roman" w:eastAsia="Times New Roman" w:hAnsi="Times New Roman" w:cs="Times New Roman"/>
-          <w:sz w:val="28"/>
-          <w:szCs w:val="28"/>
-          <w:lang w:eastAsia="ru-RU"/>
-        </w:rPr>
-        <w:t>контейниризация</w:t>
-      </w:r>
-      <w:proofErr w:type="spellEnd"/>
-      <w:r>
-        <w:rPr>
-          <w:rFonts w:ascii="Times New Roman" w:eastAsia="Times New Roman" w:hAnsi="Times New Roman" w:cs="Times New Roman"/>
-          <w:sz w:val="28"/>
-          <w:szCs w:val="28"/>
-          <w:lang w:eastAsia="ru-RU"/>
-        </w:rPr>
-        <w:t xml:space="preserve"> решения. Дополнительно необходимо реализовать систему аутентификации и авторизации, разработать механизм напоминаний и создать адаптив</w:t>
+        <w:t>Для достижения цели поставлены задачи: анализ предметной области, проектирование архитектуры системы, разработка серверной части на Node.js с использованием чистого JavaScript, создание клиентского одностраничного приложения на чистом JavaScript, реализация алгоритмов расчета streaks, обеспечение безопасности и контейниризация решения. Дополнительно необходимо реализовать систему аутентификации и авторизации, разработать механизм напоминаний и создать адаптив</w:t>
       </w:r>
       <w:r>
         <w:rPr>
@@ -4126,87 +3889,7 @@
           <w:szCs w:val="28"/>
           <w:lang w:eastAsia="ru-RU"/>
         </w:rPr>
-        <w:t xml:space="preserve">Краткое описание варианта: Вариант 04 — </w:t>
-      </w:r>
-      <w:proofErr w:type="spellStart"/>
-      <w:r>
-        <w:rPr>
-          <w:rFonts w:ascii="Times New Roman" w:eastAsia="Times New Roman" w:hAnsi="Times New Roman" w:cs="Times New Roman"/>
-          <w:sz w:val="28"/>
-          <w:szCs w:val="28"/>
-          <w:lang w:eastAsia="ru-RU"/>
-        </w:rPr>
-        <w:t>Full-stack</w:t>
-      </w:r>
-      <w:proofErr w:type="spellEnd"/>
-      <w:r>
-        <w:rPr>
-          <w:rFonts w:ascii="Times New Roman" w:eastAsia="Times New Roman" w:hAnsi="Times New Roman" w:cs="Times New Roman"/>
-          <w:sz w:val="28"/>
-          <w:szCs w:val="28"/>
-          <w:lang w:eastAsia="ru-RU"/>
-        </w:rPr>
-        <w:t xml:space="preserve"> приложение «</w:t>
-      </w:r>
-      <w:proofErr w:type="spellStart"/>
-      <w:r>
-        <w:rPr>
-          <w:rFonts w:ascii="Times New Roman" w:eastAsia="Times New Roman" w:hAnsi="Times New Roman" w:cs="Times New Roman"/>
-          <w:sz w:val="28"/>
-          <w:szCs w:val="28"/>
-          <w:lang w:eastAsia="ru-RU"/>
-        </w:rPr>
-        <w:t>Хэбит‑трекер</w:t>
-      </w:r>
-      <w:proofErr w:type="spellEnd"/>
-      <w:r>
-        <w:rPr>
-          <w:rFonts w:ascii="Times New Roman" w:eastAsia="Times New Roman" w:hAnsi="Times New Roman" w:cs="Times New Roman"/>
-          <w:sz w:val="28"/>
-          <w:szCs w:val="28"/>
-          <w:lang w:eastAsia="ru-RU"/>
-        </w:rPr>
-        <w:t xml:space="preserve"> “Я молодец!”» для отслеживания и анализа привычек. Система включает управление пользователями, привычками, отметками выполнения и напоминаниями, предоставляет ролевой доступ и интерактивную визуализацию прогресса. Реализация демонстрирует принципы построения современных </w:t>
-      </w:r>
-      <w:proofErr w:type="spellStart"/>
-      <w:r>
-        <w:rPr>
-          <w:rFonts w:ascii="Times New Roman" w:eastAsia="Times New Roman" w:hAnsi="Times New Roman" w:cs="Times New Roman"/>
-          <w:sz w:val="28"/>
-          <w:szCs w:val="28"/>
-          <w:lang w:eastAsia="ru-RU"/>
-        </w:rPr>
-        <w:t>full-stack</w:t>
-      </w:r>
-      <w:proofErr w:type="spellEnd"/>
-      <w:r>
-        <w:rPr>
-          <w:rFonts w:ascii="Times New Roman" w:eastAsia="Times New Roman" w:hAnsi="Times New Roman" w:cs="Times New Roman"/>
-          <w:sz w:val="28"/>
-          <w:szCs w:val="28"/>
-          <w:lang w:eastAsia="ru-RU"/>
-        </w:rPr>
-        <w:t xml:space="preserve"> решений с использованием </w:t>
-      </w:r>
-      <w:proofErr w:type="spellStart"/>
-      <w:r>
-        <w:rPr>
-          <w:rFonts w:ascii="Times New Roman" w:eastAsia="Times New Roman" w:hAnsi="Times New Roman" w:cs="Times New Roman"/>
-          <w:sz w:val="28"/>
-          <w:szCs w:val="28"/>
-          <w:lang w:eastAsia="ru-RU"/>
-        </w:rPr>
-        <w:t>минималистичного</w:t>
-      </w:r>
-      <w:proofErr w:type="spellEnd"/>
-      <w:r>
-        <w:rPr>
-          <w:rFonts w:ascii="Times New Roman" w:eastAsia="Times New Roman" w:hAnsi="Times New Roman" w:cs="Times New Roman"/>
-          <w:sz w:val="28"/>
-          <w:szCs w:val="28"/>
-          <w:lang w:eastAsia="ru-RU"/>
-        </w:rPr>
-        <w:t xml:space="preserve"> технологического стека.</w:t>
+        <w:t>Краткое описание варианта: Вариант 04 — Full-stack приложение «Хэбит‑трекер “Я молодец!”» для отслеживания и анализа привычек. Система включает управление пользователями, привычками, отметками выполнения и напоминаниями, предоставляет ролевой доступ и интерактивную визуализацию прогресса. Реализация демонстрирует принципы построения современных full-stack решений с использованием минималистичного технологического стека.</w:t>
       </w:r>
       <w:r>
         <w:rPr>
@@ -4239,7 +3922,7 @@
           <w:szCs w:val="28"/>
         </w:rPr>
       </w:pPr>
-      <w:bookmarkStart w:id="3" w:name="_Toc218546874"/>
+      <w:bookmarkStart w:id="2" w:name="_Toc218546874"/>
       <w:r>
         <w:rPr>
           <w:rFonts w:ascii="Times New Roman" w:hAnsi="Times New Roman" w:cs="Times New Roman"/>
@@ -4252,7 +3935,7 @@
         <w:lastRenderedPageBreak/>
         <w:t>Постановка задачи</w:t>
       </w:r>
-      <w:bookmarkEnd w:id="3"/>
+      <w:bookmarkEnd w:id="2"/>
     </w:p>
     <w:p>
       <w:pPr>
@@ -4270,7 +3953,7 @@
           <w:szCs w:val="28"/>
         </w:rPr>
       </w:pPr>
-      <w:bookmarkStart w:id="4" w:name="_Toc218546875"/>
+      <w:bookmarkStart w:id="3" w:name="_Toc218546875"/>
       <w:r>
         <w:rPr>
           <w:rStyle w:val="ae"/>
@@ -4281,7 +3964,7 @@
         </w:rPr>
         <w:t>Исходные данные и форматы</w:t>
       </w:r>
-      <w:bookmarkEnd w:id="4"/>
+      <w:bookmarkEnd w:id="3"/>
     </w:p>
     <w:p>
       <w:pPr>
@@ -4299,23 +3982,7 @@
           <w:sz w:val="28"/>
           <w:szCs w:val="28"/>
         </w:rPr>
-        <w:t>Исходными данными для разработки являются детальное текстовое описание предметной области «</w:t>
-      </w:r>
-      <w:proofErr w:type="spellStart"/>
-      <w:r>
-        <w:rPr>
-          <w:sz w:val="28"/>
-          <w:szCs w:val="28"/>
-        </w:rPr>
-        <w:t>Трекер</w:t>
-      </w:r>
-      <w:proofErr w:type="spellEnd"/>
-      <w:r>
-        <w:rPr>
-          <w:sz w:val="28"/>
-          <w:szCs w:val="28"/>
-        </w:rPr>
-        <w:t xml:space="preserve"> привычек» и формализованные спецификации, включающие модель данных, сх</w:t>
+        <w:t>Исходными данными для разработки являются детальное текстовое описание предметной области «Трекер привычек» и формализованные спецификации, включающие модель данных, сх</w:t>
       </w:r>
       <w:r>
         <w:rPr>
@@ -4367,32 +4034,7 @@
           <w:sz w:val="28"/>
           <w:szCs w:val="28"/>
         </w:rPr>
-        <w:t xml:space="preserve">Конфигурация различных окружений описывается в файлах </w:t>
-      </w:r>
-      <w:proofErr w:type="gramStart"/>
-      <w:r>
-        <w:rPr>
-          <w:sz w:val="28"/>
-          <w:szCs w:val="28"/>
-        </w:rPr>
-        <w:t>формата .</w:t>
-      </w:r>
-      <w:proofErr w:type="spellStart"/>
-      <w:r>
-        <w:rPr>
-          <w:sz w:val="28"/>
-          <w:szCs w:val="28"/>
-        </w:rPr>
-        <w:t>env</w:t>
-      </w:r>
-      <w:proofErr w:type="spellEnd"/>
-      <w:proofErr w:type="gramEnd"/>
-      <w:r>
-        <w:rPr>
-          <w:sz w:val="28"/>
-          <w:szCs w:val="28"/>
-        </w:rPr>
-        <w:t xml:space="preserve">, содержащих чувствительные </w:t>
+        <w:t xml:space="preserve">Конфигурация различных окружений описывается в файлах формата .env, содержащих чувствительные </w:t>
       </w:r>
       <w:r>
         <w:rPr>
@@ -4418,39 +4060,7 @@
           <w:sz w:val="28"/>
           <w:szCs w:val="28"/>
         </w:rPr>
-        <w:t xml:space="preserve">Для хранения данных используется </w:t>
-      </w:r>
-      <w:proofErr w:type="spellStart"/>
-      <w:r>
-        <w:rPr>
-          <w:sz w:val="28"/>
-          <w:szCs w:val="28"/>
-        </w:rPr>
-        <w:t>документоориентированная</w:t>
-      </w:r>
-      <w:proofErr w:type="spellEnd"/>
-      <w:r>
-        <w:rPr>
-          <w:sz w:val="28"/>
-          <w:szCs w:val="28"/>
-        </w:rPr>
-        <w:t xml:space="preserve"> база данных </w:t>
-      </w:r>
-      <w:proofErr w:type="spellStart"/>
-      <w:r>
-        <w:rPr>
-          <w:sz w:val="28"/>
-          <w:szCs w:val="28"/>
-        </w:rPr>
-        <w:t>MongoDB</w:t>
-      </w:r>
-      <w:proofErr w:type="spellEnd"/>
-      <w:r>
-        <w:rPr>
-          <w:sz w:val="28"/>
-          <w:szCs w:val="28"/>
-        </w:rPr>
-        <w:t>, которая обеспечивает гибкость схемы данных и простоту масштабирования.</w:t>
+        <w:t>Для хранения данных используется документоориентированная база данных MongoDB, которая обеспечивает гибкость схемы данных и простоту масштабирования.</w:t>
       </w:r>
     </w:p>
     <w:p>
@@ -4469,7 +4079,7 @@
           <w:szCs w:val="28"/>
         </w:rPr>
       </w:pPr>
-      <w:bookmarkStart w:id="5" w:name="_Toc218546876"/>
+      <w:bookmarkStart w:id="4" w:name="_Toc218546876"/>
       <w:r>
         <w:rPr>
           <w:rStyle w:val="ae"/>
@@ -4480,7 +4090,7 @@
         </w:rPr>
         <w:t>Модель данных</w:t>
       </w:r>
-      <w:bookmarkEnd w:id="5"/>
+      <w:bookmarkEnd w:id="4"/>
     </w:p>
     <w:p>
       <w:pPr>
@@ -4519,55 +4129,7 @@
           <w:sz w:val="28"/>
           <w:szCs w:val="28"/>
         </w:rPr>
-        <w:t>Пользователь (</w:t>
-      </w:r>
-      <w:proofErr w:type="spellStart"/>
-      <w:r>
-        <w:rPr>
-          <w:sz w:val="28"/>
-          <w:szCs w:val="28"/>
-        </w:rPr>
-        <w:t>User</w:t>
-      </w:r>
-      <w:proofErr w:type="spellEnd"/>
-      <w:r>
-        <w:rPr>
-          <w:sz w:val="28"/>
-          <w:szCs w:val="28"/>
-        </w:rPr>
-        <w:t>) является центральной сущностью, содержащей учетные данные и определяющей уровень доступа через поле роли (</w:t>
-      </w:r>
-      <w:proofErr w:type="spellStart"/>
-      <w:r>
-        <w:rPr>
-          <w:sz w:val="28"/>
-          <w:szCs w:val="28"/>
-        </w:rPr>
-        <w:t>admin</w:t>
-      </w:r>
-      <w:proofErr w:type="spellEnd"/>
-      <w:r>
-        <w:rPr>
-          <w:sz w:val="28"/>
-          <w:szCs w:val="28"/>
-        </w:rPr>
-        <w:t xml:space="preserve"> или </w:t>
-      </w:r>
-      <w:proofErr w:type="spellStart"/>
-      <w:r>
-        <w:rPr>
-          <w:sz w:val="28"/>
-          <w:szCs w:val="28"/>
-        </w:rPr>
-        <w:t>user</w:t>
-      </w:r>
-      <w:proofErr w:type="spellEnd"/>
-      <w:r>
-        <w:rPr>
-          <w:sz w:val="28"/>
-          <w:szCs w:val="28"/>
-        </w:rPr>
-        <w:t>).</w:t>
+        <w:t>Пользователь (User) является центральной сущностью, содержащей учетные данные и определяющей уровень доступа через поле роли (admin или user).</w:t>
       </w:r>
     </w:p>
     <w:p>
@@ -4587,23 +4149,7 @@
           <w:sz w:val="28"/>
           <w:szCs w:val="28"/>
         </w:rPr>
-        <w:t>Привычка (</w:t>
-      </w:r>
-      <w:proofErr w:type="spellStart"/>
-      <w:r>
-        <w:rPr>
-          <w:sz w:val="28"/>
-          <w:szCs w:val="28"/>
-        </w:rPr>
-        <w:t>Habit</w:t>
-      </w:r>
-      <w:proofErr w:type="spellEnd"/>
-      <w:r>
-        <w:rPr>
-          <w:sz w:val="28"/>
-          <w:szCs w:val="28"/>
-        </w:rPr>
-        <w:t>), принадлежащая конкретному пользователю, представляет регулярное действие с описательными атрибутами, периодичностью выполнения и настройками.</w:t>
+        <w:t>Привычка (Habit), принадлежащая конкретному пользователю, представляет регулярное действие с описательными атрибутами, периодичностью выполнения и настройками.</w:t>
       </w:r>
     </w:p>
     <w:p>
@@ -4623,23 +4169,7 @@
           <w:sz w:val="28"/>
           <w:szCs w:val="28"/>
         </w:rPr>
-        <w:t>Отметка выполнения (</w:t>
-      </w:r>
-      <w:proofErr w:type="spellStart"/>
-      <w:r>
-        <w:rPr>
-          <w:sz w:val="28"/>
-          <w:szCs w:val="28"/>
-        </w:rPr>
-        <w:t>Entry</w:t>
-      </w:r>
-      <w:proofErr w:type="spellEnd"/>
-      <w:r>
-        <w:rPr>
-          <w:sz w:val="28"/>
-          <w:szCs w:val="28"/>
-        </w:rPr>
-        <w:t>) фиксирует факт выполнения привычки в конкретный день с возможностью указания количественного значения и комментария.</w:t>
+        <w:t>Отметка выполнения (Entry) фиксирует факт выполнения привычки в конкретный день с возможностью указания количественного значения и комментария.</w:t>
       </w:r>
     </w:p>
     <w:p>
@@ -4659,23 +4189,7 @@
           <w:sz w:val="28"/>
           <w:szCs w:val="28"/>
         </w:rPr>
-        <w:t>Напоминание (</w:t>
-      </w:r>
-      <w:proofErr w:type="spellStart"/>
-      <w:r>
-        <w:rPr>
-          <w:sz w:val="28"/>
-          <w:szCs w:val="28"/>
-        </w:rPr>
-        <w:t>Reminder</w:t>
-      </w:r>
-      <w:proofErr w:type="spellEnd"/>
-      <w:r>
-        <w:rPr>
-          <w:sz w:val="28"/>
-          <w:szCs w:val="28"/>
-        </w:rPr>
-        <w:t>) обеспечивает своевременные уведомления для поддержки регулярности выполнения привычек.</w:t>
+        <w:t>Напоминание (Reminder) обеспечивает своевременные уведомления для поддержки регулярности выполнения привычек.</w:t>
       </w:r>
     </w:p>
     <w:p>
@@ -4695,23 +4209,7 @@
           <w:sz w:val="28"/>
           <w:szCs w:val="28"/>
         </w:rPr>
-        <w:t>Серия (</w:t>
-      </w:r>
-      <w:proofErr w:type="spellStart"/>
-      <w:r>
-        <w:rPr>
-          <w:sz w:val="28"/>
-          <w:szCs w:val="28"/>
-        </w:rPr>
-        <w:t>Streak</w:t>
-      </w:r>
-      <w:proofErr w:type="spellEnd"/>
-      <w:r>
-        <w:rPr>
-          <w:sz w:val="28"/>
-          <w:szCs w:val="28"/>
-        </w:rPr>
-        <w:t>) является производным показателем, вычисляемым на основе отметок выполнения и отражающим текущую и рекордную серии дней без пропусков.</w:t>
+        <w:t>Серия (Streak) является производным показателем, вычисляемым на основе отметок выполнения и отражающим текущую и рекордную серии дней без пропусков.</w:t>
       </w:r>
     </w:p>
     <w:p>
@@ -4750,7 +4248,7 @@
           <w:szCs w:val="28"/>
         </w:rPr>
       </w:pPr>
-      <w:bookmarkStart w:id="6" w:name="_Toc218546877"/>
+      <w:bookmarkStart w:id="5" w:name="_Toc218546877"/>
       <w:r>
         <w:rPr>
           <w:rStyle w:val="ae"/>
@@ -4761,7 +4259,7 @@
         </w:rPr>
         <w:t>Функциональные требования</w:t>
       </w:r>
-      <w:bookmarkEnd w:id="6"/>
+      <w:bookmarkEnd w:id="5"/>
     </w:p>
     <w:p>
       <w:pPr>
@@ -4779,23 +4277,7 @@
           <w:sz w:val="28"/>
           <w:szCs w:val="28"/>
         </w:rPr>
-        <w:t>К обязательным функциональным требованиям относится система регистрации и входа пользователей с аутентификацией через JWT-</w:t>
-      </w:r>
-      <w:proofErr w:type="spellStart"/>
-      <w:r>
-        <w:rPr>
-          <w:sz w:val="28"/>
-          <w:szCs w:val="28"/>
-        </w:rPr>
-        <w:t>токены</w:t>
-      </w:r>
-      <w:proofErr w:type="spellEnd"/>
-      <w:r>
-        <w:rPr>
-          <w:sz w:val="28"/>
-          <w:szCs w:val="28"/>
-        </w:rPr>
-        <w:t>. Пользователь должен иметь возможность создавать, просматривать, редактировать и удалять свои привычки. Необходима возможность отмечать выполнение привычек за конкретные даты, включая возможность указания количественного значения выполн</w:t>
+        <w:t>К обязательным функциональным требованиям относится система регистрации и входа пользователей с аутентификацией через JWT-токены. Пользователь должен иметь возможность создавать, просматривать, редактировать и удалять свои привычки. Необходима возможность отмечать выполнение привычек за конкретные даты, включая возможность указания количественного значения выполн</w:t>
       </w:r>
       <w:r>
         <w:rPr>
@@ -4821,23 +4303,7 @@
           <w:sz w:val="28"/>
           <w:szCs w:val="28"/>
         </w:rPr>
-        <w:t xml:space="preserve">Важнейшим требованием является расчет и отображение </w:t>
-      </w:r>
-      <w:proofErr w:type="spellStart"/>
-      <w:r>
-        <w:rPr>
-          <w:sz w:val="28"/>
-          <w:szCs w:val="28"/>
-        </w:rPr>
-        <w:t>streaks</w:t>
-      </w:r>
-      <w:proofErr w:type="spellEnd"/>
-      <w:r>
-        <w:rPr>
-          <w:sz w:val="28"/>
-          <w:szCs w:val="28"/>
-        </w:rPr>
-        <w:t xml:space="preserve"> — текущей и рекордной серий последовательных выполнений. Визуализация прогресса должна быть реализована через цветной календарь выполнения, где каждый день помечается в зависимости от выполнения привычки. Базовая статистика должна пока</w:t>
+        <w:t>Важнейшим требованием является расчет и отображение streaks — текущей и рекордной серий последовательных выполнений. Визуализация прогресса должна быть реализована через цветной календарь выполнения, где каждый день помечается в зависимости от выполнения привычки. Базовая статистика должна пока</w:t>
       </w:r>
       <w:r>
         <w:rPr>
@@ -4890,7 +4356,7 @@
           <w:szCs w:val="28"/>
         </w:rPr>
       </w:pPr>
-      <w:bookmarkStart w:id="7" w:name="_Toc218546878"/>
+      <w:bookmarkStart w:id="6" w:name="_Toc218546878"/>
       <w:r>
         <w:rPr>
           <w:rStyle w:val="ae"/>
@@ -4901,7 +4367,7 @@
         </w:rPr>
         <w:t>Нефункциональные требования</w:t>
       </w:r>
-      <w:bookmarkEnd w:id="7"/>
+      <w:bookmarkEnd w:id="6"/>
     </w:p>
     <w:p>
       <w:pPr>
@@ -4957,55 +4423,7 @@
           <w:sz w:val="28"/>
           <w:szCs w:val="28"/>
         </w:rPr>
-        <w:t xml:space="preserve">Ключевые требования безопасности предполагают обязательное использование HTTPS для всех производственных окружений, тщательную настройку заголовков CORS для предотвращения несанкционированных межсайтовых запросов, применение </w:t>
-      </w:r>
-      <w:proofErr w:type="spellStart"/>
-      <w:r>
-        <w:rPr>
-          <w:sz w:val="28"/>
-          <w:szCs w:val="28"/>
-        </w:rPr>
-        <w:t>middleware</w:t>
-      </w:r>
-      <w:proofErr w:type="spellEnd"/>
-      <w:r>
-        <w:rPr>
-          <w:sz w:val="28"/>
-          <w:szCs w:val="28"/>
-        </w:rPr>
-        <w:t xml:space="preserve"> </w:t>
-      </w:r>
-      <w:proofErr w:type="spellStart"/>
-      <w:r>
-        <w:rPr>
-          <w:sz w:val="28"/>
-          <w:szCs w:val="28"/>
-        </w:rPr>
-        <w:t>helmet</w:t>
-      </w:r>
-      <w:proofErr w:type="spellEnd"/>
-      <w:r>
-        <w:rPr>
-          <w:sz w:val="28"/>
-          <w:szCs w:val="28"/>
-        </w:rPr>
-        <w:t xml:space="preserve"> для защиты от распространённых веб-уязвимостей, таких как XSS или </w:t>
-      </w:r>
-      <w:proofErr w:type="spellStart"/>
-      <w:r>
-        <w:rPr>
-          <w:sz w:val="28"/>
-          <w:szCs w:val="28"/>
-        </w:rPr>
-        <w:t>clickjacking</w:t>
-      </w:r>
-      <w:proofErr w:type="spellEnd"/>
-      <w:r>
-        <w:rPr>
-          <w:sz w:val="28"/>
-          <w:szCs w:val="28"/>
-        </w:rPr>
-        <w:t xml:space="preserve">. </w:t>
+        <w:t xml:space="preserve">Ключевые требования безопасности предполагают обязательное использование HTTPS для всех производственных окружений, тщательную настройку заголовков CORS для предотвращения несанкционированных межсайтовых запросов, применение middleware helmet для защиты от распространённых веб-уязвимостей, таких как XSS или clickjacking. </w:t>
       </w:r>
     </w:p>
     <w:p>
@@ -5024,55 +4442,7 @@
           <w:sz w:val="28"/>
           <w:szCs w:val="28"/>
         </w:rPr>
-        <w:t xml:space="preserve">Обработка учетных данных требует хеширования паролей с использованием стойких алгоритмов вроде </w:t>
-      </w:r>
-      <w:proofErr w:type="spellStart"/>
-      <w:r>
-        <w:rPr>
-          <w:sz w:val="28"/>
-          <w:szCs w:val="28"/>
-        </w:rPr>
-        <w:t>bcrypt</w:t>
-      </w:r>
-      <w:proofErr w:type="spellEnd"/>
-      <w:r>
-        <w:rPr>
-          <w:sz w:val="28"/>
-          <w:szCs w:val="28"/>
-        </w:rPr>
-        <w:t xml:space="preserve"> и управления JWT-</w:t>
-      </w:r>
-      <w:proofErr w:type="spellStart"/>
-      <w:r>
-        <w:rPr>
-          <w:sz w:val="28"/>
-          <w:szCs w:val="28"/>
-        </w:rPr>
-        <w:t>токенами</w:t>
-      </w:r>
-      <w:proofErr w:type="spellEnd"/>
-      <w:r>
-        <w:rPr>
-          <w:sz w:val="28"/>
-          <w:szCs w:val="28"/>
-        </w:rPr>
-        <w:t xml:space="preserve"> с ограниченным, конфигурируемым временем жизни, хранимыми на клиенте безопасным способом. Все входящие данные, как от пользовательских форм, так и от API интеграций, обязаны проходить строгую двухуровневую </w:t>
-      </w:r>
-      <w:proofErr w:type="spellStart"/>
-      <w:r>
-        <w:rPr>
-          <w:sz w:val="28"/>
-          <w:szCs w:val="28"/>
-        </w:rPr>
-        <w:t>валидацию</w:t>
-      </w:r>
-      <w:proofErr w:type="spellEnd"/>
-      <w:r>
-        <w:rPr>
-          <w:sz w:val="28"/>
-          <w:szCs w:val="28"/>
-        </w:rPr>
-        <w:t xml:space="preserve">: на клиенте для обеспечения мгновенной обратной связи и улучшения пользовательского опыта, и на сервере для гарантии абсолютной целостности, безопасности данных и соблюдения бизнес-правил. </w:t>
+        <w:t xml:space="preserve">Обработка учетных данных требует хеширования паролей с использованием стойких алгоритмов вроде bcrypt и управления JWT-токенами с ограниченным, конфигурируемым временем жизни, хранимыми на клиенте безопасным способом. Все входящие данные, как от пользовательских форм, так и от API интеграций, обязаны проходить строгую двухуровневую валидацию: на клиенте для обеспечения мгновенной обратной связи и улучшения пользовательского опыта, и на сервере для гарантии абсолютной целостности, безопасности данных и соблюдения бизнес-правил. </w:t>
       </w:r>
     </w:p>
     <w:p>
@@ -5091,55 +4461,7 @@
           <w:sz w:val="28"/>
           <w:szCs w:val="28"/>
         </w:rPr>
-        <w:t xml:space="preserve">Система должна вести структурированное, </w:t>
-      </w:r>
-      <w:proofErr w:type="spellStart"/>
-      <w:r>
-        <w:rPr>
-          <w:sz w:val="28"/>
-          <w:szCs w:val="28"/>
-        </w:rPr>
-        <w:t>категоризированное</w:t>
-      </w:r>
-      <w:proofErr w:type="spellEnd"/>
-      <w:r>
-        <w:rPr>
-          <w:sz w:val="28"/>
-          <w:szCs w:val="28"/>
-        </w:rPr>
-        <w:t xml:space="preserve"> </w:t>
-      </w:r>
-      <w:proofErr w:type="spellStart"/>
-      <w:r>
-        <w:rPr>
-          <w:sz w:val="28"/>
-          <w:szCs w:val="28"/>
-        </w:rPr>
-        <w:t>логирование</w:t>
-      </w:r>
-      <w:proofErr w:type="spellEnd"/>
-      <w:r>
-        <w:rPr>
-          <w:sz w:val="28"/>
-          <w:szCs w:val="28"/>
-        </w:rPr>
-        <w:t xml:space="preserve"> ключевых событий, успешных операций и всех ошибок с достаточным контекстом для последующего аудита, отладки и анализа инцидентов. Пользовательский интерфейс обязан соответствовать базовым принципам цифровой доступности (a11y), обеспечивая корректную работу с клавиатурой, поддержку экранных читалок, достаточную цветовую контрастность и семантическую вёрстку, что делает систему пригодной для использования людьми с ограниченными возможностями. Требования к </w:t>
-      </w:r>
-      <w:proofErr w:type="spellStart"/>
-      <w:r>
-        <w:rPr>
-          <w:sz w:val="28"/>
-          <w:szCs w:val="28"/>
-        </w:rPr>
-        <w:t>сопровождаемости</w:t>
-      </w:r>
-      <w:proofErr w:type="spellEnd"/>
-      <w:r>
-        <w:rPr>
-          <w:sz w:val="28"/>
-          <w:szCs w:val="28"/>
-        </w:rPr>
-        <w:t xml:space="preserve"> включают наличие понятной документации по API, использование единых стандартов кодирования и возможность лёгкого развертывания с помощью контейнеризации.</w:t>
+        <w:t>Система должна вести структурированное, категоризированное логирование ключевых событий, успешных операций и всех ошибок с достаточным контекстом для последующего аудита, отладки и анализа инцидентов. Пользовательский интерфейс обязан соответствовать базовым принципам цифровой доступности (a11y), обеспечивая корректную работу с клавиатурой, поддержку экранных читалок, достаточную цветовую контрастность и семантическую вёрстку, что делает систему пригодной для использования людьми с ограниченными возможностями. Требования к сопровождаемости включают наличие понятной документации по API, использование единых стандартов кодирования и возможность лёгкого развертывания с помощью контейнеризации.</w:t>
       </w:r>
     </w:p>
     <w:p>
@@ -5158,7 +4480,7 @@
           <w:szCs w:val="28"/>
         </w:rPr>
       </w:pPr>
-      <w:bookmarkStart w:id="8" w:name="_Toc218546879"/>
+      <w:bookmarkStart w:id="7" w:name="_Toc218546879"/>
       <w:r>
         <w:rPr>
           <w:rStyle w:val="ae"/>
@@ -5170,7 +4492,7 @@
         <w:lastRenderedPageBreak/>
         <w:t>Технические ограничения</w:t>
       </w:r>
-      <w:bookmarkEnd w:id="8"/>
+      <w:bookmarkEnd w:id="7"/>
     </w:p>
     <w:p>
       <w:pPr>
@@ -5188,113 +4510,8 @@
           <w:sz w:val="28"/>
           <w:szCs w:val="28"/>
         </w:rPr>
-        <w:t xml:space="preserve">Технические ограничения определяют используемый стек технологий. Серверная часть реализуется на Node.js с использованием чистого </w:t>
-      </w:r>
-      <w:proofErr w:type="spellStart"/>
-      <w:r>
-        <w:rPr>
-          <w:sz w:val="28"/>
-          <w:szCs w:val="28"/>
-        </w:rPr>
-        <w:t>JavaScript</w:t>
-      </w:r>
-      <w:proofErr w:type="spellEnd"/>
-      <w:r>
-        <w:rPr>
-          <w:sz w:val="28"/>
-          <w:szCs w:val="28"/>
-        </w:rPr>
-        <w:t xml:space="preserve"> без </w:t>
-      </w:r>
-      <w:proofErr w:type="spellStart"/>
-      <w:r>
-        <w:rPr>
-          <w:sz w:val="28"/>
-          <w:szCs w:val="28"/>
-        </w:rPr>
-        <w:t>фреймворков</w:t>
-      </w:r>
-      <w:proofErr w:type="spellEnd"/>
-      <w:r>
-        <w:rPr>
-          <w:sz w:val="28"/>
-          <w:szCs w:val="28"/>
-        </w:rPr>
-        <w:t xml:space="preserve">. Клиентская часть строится на чистом </w:t>
-      </w:r>
-      <w:proofErr w:type="spellStart"/>
-      <w:r>
-        <w:rPr>
-          <w:sz w:val="28"/>
-          <w:szCs w:val="28"/>
-        </w:rPr>
-        <w:t>JavaScript</w:t>
-      </w:r>
-      <w:proofErr w:type="spellEnd"/>
-      <w:r>
-        <w:rPr>
-          <w:sz w:val="28"/>
-          <w:szCs w:val="28"/>
-        </w:rPr>
-        <w:t xml:space="preserve"> без </w:t>
-      </w:r>
-      <w:proofErr w:type="spellStart"/>
-      <w:r>
-        <w:rPr>
-          <w:sz w:val="28"/>
-          <w:szCs w:val="28"/>
-        </w:rPr>
-        <w:t>React</w:t>
-      </w:r>
-      <w:proofErr w:type="spellEnd"/>
-      <w:r>
-        <w:rPr>
-          <w:sz w:val="28"/>
-          <w:szCs w:val="28"/>
-        </w:rPr>
-        <w:t xml:space="preserve">, </w:t>
-      </w:r>
-      <w:proofErr w:type="spellStart"/>
-      <w:r>
-        <w:rPr>
-          <w:sz w:val="28"/>
-          <w:szCs w:val="28"/>
-        </w:rPr>
-        <w:t>Vue</w:t>
-      </w:r>
-      <w:proofErr w:type="spellEnd"/>
-      <w:r>
-        <w:rPr>
-          <w:sz w:val="28"/>
-          <w:szCs w:val="28"/>
-        </w:rPr>
-        <w:t xml:space="preserve"> или других </w:t>
-      </w:r>
-      <w:proofErr w:type="spellStart"/>
-      <w:r>
-        <w:rPr>
-          <w:sz w:val="28"/>
-          <w:szCs w:val="28"/>
-        </w:rPr>
-        <w:t>фронтенд-фреймворков</w:t>
-      </w:r>
-      <w:proofErr w:type="spellEnd"/>
-      <w:r>
-        <w:rPr>
-          <w:sz w:val="28"/>
-          <w:szCs w:val="28"/>
-        </w:rPr>
-        <w:t xml:space="preserve">. В качестве системы хранения данных выбрана </w:t>
-      </w:r>
-      <w:proofErr w:type="spellStart"/>
-      <w:r>
-        <w:rPr>
-          <w:sz w:val="28"/>
-          <w:szCs w:val="28"/>
-        </w:rPr>
-        <w:t>MongoDB</w:t>
-      </w:r>
-      <w:proofErr w:type="spellEnd"/>
+        <w:t>Технические ограничения определяют используемый стек технологий. Серверная часть реализуется на Node.js с использованием чистого JavaScript без фреймворков. Клиентская часть строится на чистом JavaScript без React, Vue или других фронтенд-фреймворков. В качестве системы хранения данных выбрана MongoDB</w:t>
+      </w:r>
       <w:r>
         <w:rPr>
           <w:sz w:val="28"/>
@@ -5319,71 +4536,7 @@
           <w:sz w:val="28"/>
           <w:szCs w:val="28"/>
         </w:rPr>
-        <w:t xml:space="preserve">Развертывание осуществляется с использованием </w:t>
-      </w:r>
-      <w:proofErr w:type="spellStart"/>
-      <w:r>
-        <w:rPr>
-          <w:sz w:val="28"/>
-          <w:szCs w:val="28"/>
-        </w:rPr>
-        <w:t>Docker</w:t>
-      </w:r>
-      <w:proofErr w:type="spellEnd"/>
-      <w:r>
-        <w:rPr>
-          <w:sz w:val="28"/>
-          <w:szCs w:val="28"/>
-        </w:rPr>
-        <w:t xml:space="preserve"> и </w:t>
-      </w:r>
-      <w:proofErr w:type="spellStart"/>
-      <w:r>
-        <w:rPr>
-          <w:sz w:val="28"/>
-          <w:szCs w:val="28"/>
-        </w:rPr>
-        <w:t>Docker</w:t>
-      </w:r>
-      <w:proofErr w:type="spellEnd"/>
-      <w:r>
-        <w:rPr>
-          <w:sz w:val="28"/>
-          <w:szCs w:val="28"/>
-        </w:rPr>
-        <w:t xml:space="preserve"> </w:t>
-      </w:r>
-      <w:proofErr w:type="spellStart"/>
-      <w:r>
-        <w:rPr>
-          <w:sz w:val="28"/>
-          <w:szCs w:val="28"/>
-        </w:rPr>
-        <w:t>Compose</w:t>
-      </w:r>
-      <w:proofErr w:type="spellEnd"/>
-      <w:r>
-        <w:rPr>
-          <w:sz w:val="28"/>
-          <w:szCs w:val="28"/>
-        </w:rPr>
-        <w:t xml:space="preserve">, что обеспечивает </w:t>
-      </w:r>
-      <w:proofErr w:type="spellStart"/>
-      <w:r>
-        <w:rPr>
-          <w:sz w:val="28"/>
-          <w:szCs w:val="28"/>
-        </w:rPr>
-        <w:t>воспроизводимость</w:t>
-      </w:r>
-      <w:proofErr w:type="spellEnd"/>
-      <w:r>
-        <w:rPr>
-          <w:sz w:val="28"/>
-          <w:szCs w:val="28"/>
-        </w:rPr>
-        <w:t xml:space="preserve"> окружений. Временные ограничения, связанные с форматом курсового проекта, определяют фокус на реализации минимально жизнеспособного продукта без углубления в сложные механизмы масштабирования и дополнительные функции.</w:t>
+        <w:t>Развертывание осуществляется с использованием Docker и Docker Compose, что обеспечивает воспроизводимость окружений. Временные ограничения, связанные с форматом курсового проекта, определяют фокус на реализации минимально жизнеспособного продукта без углубления в сложные механизмы масштабирования и дополнительные функции.</w:t>
       </w:r>
     </w:p>
     <w:p>
@@ -5402,8 +4555,7 @@
           <w:szCs w:val="28"/>
         </w:rPr>
       </w:pPr>
-      <w:bookmarkStart w:id="9" w:name="_Toc218546880"/>
-      <w:proofErr w:type="spellStart"/>
+      <w:bookmarkStart w:id="8" w:name="_Toc218546880"/>
       <w:r>
         <w:rPr>
           <w:rStyle w:val="ae"/>
@@ -5412,9 +4564,8 @@
           <w:sz w:val="28"/>
           <w:szCs w:val="28"/>
         </w:rPr>
-        <w:t>Чеклист</w:t>
-      </w:r>
-      <w:proofErr w:type="spellEnd"/>
+        <w:t>Чеклист приём</w:t>
+      </w:r>
       <w:r>
         <w:rPr>
           <w:rStyle w:val="ae"/>
@@ -5423,19 +4574,9 @@
           <w:sz w:val="28"/>
           <w:szCs w:val="28"/>
         </w:rPr>
-        <w:t xml:space="preserve"> приём</w:t>
-      </w:r>
-      <w:r>
-        <w:rPr>
-          <w:rStyle w:val="ae"/>
-          <w:rFonts w:ascii="Times New Roman" w:hAnsi="Times New Roman" w:cs="Times New Roman"/>
-          <w:color w:val="auto"/>
-          <w:sz w:val="28"/>
-          <w:szCs w:val="28"/>
-        </w:rPr>
         <w:t>ки MVP</w:t>
       </w:r>
-      <w:bookmarkEnd w:id="9"/>
+      <w:bookmarkEnd w:id="8"/>
     </w:p>
     <w:p>
       <w:pPr>
@@ -5448,21 +4589,12 @@
           <w:szCs w:val="28"/>
         </w:rPr>
       </w:pPr>
-      <w:proofErr w:type="spellStart"/>
-      <w:r>
-        <w:rPr>
-          <w:sz w:val="28"/>
-          <w:szCs w:val="28"/>
-        </w:rPr>
-        <w:t>Чеклист</w:t>
-      </w:r>
-      <w:proofErr w:type="spellEnd"/>
-      <w:r>
-        <w:rPr>
-          <w:sz w:val="28"/>
-          <w:szCs w:val="28"/>
-        </w:rPr>
-        <w:t xml:space="preserve"> приёмки MVP представляет собой детализированный набор конкретных технических и функциональных критериев, объективно подтверждающих готовность и работоспособность всех ключевых компонентов системы. </w:t>
+      <w:r>
+        <w:rPr>
+          <w:sz w:val="28"/>
+          <w:szCs w:val="28"/>
+        </w:rPr>
+        <w:t xml:space="preserve">Чеклист приёмки MVP представляет собой детализированный набор конкретных технических и функциональных критериев, объективно подтверждающих готовность и работоспособность всех ключевых компонентов системы. </w:t>
       </w:r>
     </w:p>
     <w:p>
@@ -5492,55 +4624,7 @@
           <w:sz w:val="28"/>
           <w:szCs w:val="28"/>
         </w:rPr>
-        <w:t xml:space="preserve">есь исходный код проекта должен находиться в системе контроля версий </w:t>
-      </w:r>
-      <w:proofErr w:type="spellStart"/>
-      <w:r>
-        <w:rPr>
-          <w:sz w:val="28"/>
-          <w:szCs w:val="28"/>
-        </w:rPr>
-        <w:t>Git</w:t>
-      </w:r>
-      <w:proofErr w:type="spellEnd"/>
-      <w:r>
-        <w:rPr>
-          <w:sz w:val="28"/>
-          <w:szCs w:val="28"/>
-        </w:rPr>
-        <w:t xml:space="preserve">, при этом история </w:t>
-      </w:r>
-      <w:proofErr w:type="spellStart"/>
-      <w:r>
-        <w:rPr>
-          <w:sz w:val="28"/>
-          <w:szCs w:val="28"/>
-        </w:rPr>
-        <w:t>коммитов</w:t>
-      </w:r>
-      <w:proofErr w:type="spellEnd"/>
-      <w:r>
-        <w:rPr>
-          <w:sz w:val="28"/>
-          <w:szCs w:val="28"/>
-        </w:rPr>
-        <w:t xml:space="preserve"> должна отражать инкрементальный процесс разработки с осмысленными сообщениями, а </w:t>
-      </w:r>
-      <w:proofErr w:type="spellStart"/>
-      <w:r>
-        <w:rPr>
-          <w:sz w:val="28"/>
-          <w:szCs w:val="28"/>
-        </w:rPr>
-        <w:t>репозиторий</w:t>
-      </w:r>
-      <w:proofErr w:type="spellEnd"/>
-      <w:r>
-        <w:rPr>
-          <w:sz w:val="28"/>
-          <w:szCs w:val="28"/>
-        </w:rPr>
-        <w:t xml:space="preserve"> должен быть доступен для проверки, демонстрируя навыки работы с VCS. </w:t>
+        <w:t xml:space="preserve">есь исходный код проекта должен находиться в системе контроля версий Git, при этом история коммитов должна отражать инкрементальный процесс разработки с осмысленными сообщениями, а репозиторий должен быть доступен для проверки, демонстрируя навыки работы с VCS. </w:t>
       </w:r>
     </w:p>
     <w:p>
@@ -5572,7 +4656,6 @@
         </w:rPr>
         <w:t xml:space="preserve">риложение должно успешно собираться и запускаться локально с помощью единственной команды </w:t>
       </w:r>
-      <w:proofErr w:type="spellStart"/>
       <w:r>
         <w:rPr>
           <w:rStyle w:val="HTML"/>
@@ -5580,29 +4663,8 @@
           <w:sz w:val="28"/>
           <w:szCs w:val="28"/>
         </w:rPr>
-        <w:t>docker-compose</w:t>
-      </w:r>
-      <w:proofErr w:type="spellEnd"/>
-      <w:r>
-        <w:rPr>
-          <w:rStyle w:val="HTML"/>
-          <w:rFonts w:ascii="Times New Roman" w:hAnsi="Times New Roman" w:cs="Times New Roman"/>
-          <w:sz w:val="28"/>
-          <w:szCs w:val="28"/>
-        </w:rPr>
-        <w:t xml:space="preserve"> </w:t>
-      </w:r>
-      <w:proofErr w:type="spellStart"/>
-      <w:r>
-        <w:rPr>
-          <w:rStyle w:val="HTML"/>
-          <w:rFonts w:ascii="Times New Roman" w:hAnsi="Times New Roman" w:cs="Times New Roman"/>
-          <w:sz w:val="28"/>
-          <w:szCs w:val="28"/>
-        </w:rPr>
-        <w:t>up</w:t>
-      </w:r>
-      <w:proofErr w:type="spellEnd"/>
+        <w:t>docker-compose up</w:t>
+      </w:r>
       <w:r>
         <w:rPr>
           <w:sz w:val="28"/>
@@ -5667,119 +4729,7 @@
           <w:sz w:val="28"/>
           <w:szCs w:val="28"/>
         </w:rPr>
-        <w:t>вход в систему с получением JWT-</w:t>
-      </w:r>
-      <w:proofErr w:type="spellStart"/>
-      <w:r>
-        <w:rPr>
-          <w:sz w:val="28"/>
-          <w:szCs w:val="28"/>
-        </w:rPr>
-        <w:t>токенов</w:t>
-      </w:r>
-      <w:proofErr w:type="spellEnd"/>
-      <w:r>
-        <w:rPr>
-          <w:sz w:val="28"/>
-          <w:szCs w:val="28"/>
-        </w:rPr>
-        <w:t xml:space="preserve">, корректное использование </w:t>
-      </w:r>
-      <w:proofErr w:type="spellStart"/>
-      <w:r>
-        <w:rPr>
-          <w:sz w:val="28"/>
-          <w:szCs w:val="28"/>
-        </w:rPr>
-        <w:t>access-токена</w:t>
-      </w:r>
-      <w:proofErr w:type="spellEnd"/>
-      <w:r>
-        <w:rPr>
-          <w:sz w:val="28"/>
-          <w:szCs w:val="28"/>
-        </w:rPr>
-        <w:t xml:space="preserve"> в заголовке </w:t>
-      </w:r>
-      <w:proofErr w:type="spellStart"/>
-      <w:r>
-        <w:rPr>
-          <w:sz w:val="28"/>
-          <w:szCs w:val="28"/>
-        </w:rPr>
-        <w:t>Authorization</w:t>
-      </w:r>
-      <w:proofErr w:type="spellEnd"/>
-      <w:r>
-        <w:rPr>
-          <w:sz w:val="28"/>
-          <w:szCs w:val="28"/>
-        </w:rPr>
-        <w:t xml:space="preserve"> для доступа к защищённым </w:t>
-      </w:r>
-      <w:proofErr w:type="spellStart"/>
-      <w:r>
-        <w:rPr>
-          <w:sz w:val="28"/>
-          <w:szCs w:val="28"/>
-        </w:rPr>
-        <w:t>эндпоинтам</w:t>
-      </w:r>
-      <w:proofErr w:type="spellEnd"/>
-      <w:r>
-        <w:rPr>
-          <w:sz w:val="28"/>
-          <w:szCs w:val="28"/>
-        </w:rPr>
-        <w:t xml:space="preserve"> API, а также адекватная обработка и возврат понятных ошибок при попытках доступа без </w:t>
-      </w:r>
-      <w:proofErr w:type="spellStart"/>
-      <w:r>
-        <w:rPr>
-          <w:sz w:val="28"/>
-          <w:szCs w:val="28"/>
-        </w:rPr>
-        <w:t>токена</w:t>
-      </w:r>
-      <w:proofErr w:type="spellEnd"/>
-      <w:r>
-        <w:rPr>
-          <w:sz w:val="28"/>
-          <w:szCs w:val="28"/>
-        </w:rPr>
-        <w:t xml:space="preserve">, с просроченным или </w:t>
-      </w:r>
-      <w:proofErr w:type="spellStart"/>
-      <w:r>
-        <w:rPr>
-          <w:sz w:val="28"/>
-          <w:szCs w:val="28"/>
-        </w:rPr>
-        <w:t>невалидным</w:t>
-      </w:r>
-      <w:proofErr w:type="spellEnd"/>
-      <w:r>
-        <w:rPr>
-          <w:sz w:val="28"/>
-          <w:szCs w:val="28"/>
-        </w:rPr>
-        <w:t xml:space="preserve"> </w:t>
-      </w:r>
-      <w:proofErr w:type="spellStart"/>
-      <w:r>
-        <w:rPr>
-          <w:sz w:val="28"/>
-          <w:szCs w:val="28"/>
-        </w:rPr>
-        <w:t>токеном</w:t>
-      </w:r>
-      <w:proofErr w:type="spellEnd"/>
-      <w:r>
-        <w:rPr>
-          <w:sz w:val="28"/>
-          <w:szCs w:val="28"/>
-        </w:rPr>
-        <w:t xml:space="preserve">, или при запросе операций, не разрешённых для роли пользователя. </w:t>
+        <w:t xml:space="preserve">вход в систему с получением JWT-токенов, корректное использование access-токена в заголовке Authorization для доступа к защищённым эндпоинтам API, а также адекватная обработка и возврат понятных ошибок при попытках доступа без токена, с просроченным или невалидным токеном, или при запросе операций, не разрешённых для роли пользователя. </w:t>
       </w:r>
     </w:p>
     <w:p>
@@ -5809,23 +4759,7 @@
           <w:sz w:val="28"/>
           <w:szCs w:val="28"/>
         </w:rPr>
-        <w:t xml:space="preserve">еобходимо продемонстрировать работу полного набора CRUD-операций для администратора: создание нового устройства и метрики через API или веб-интерфейс с обязательной </w:t>
-      </w:r>
-      <w:proofErr w:type="spellStart"/>
-      <w:r>
-        <w:rPr>
-          <w:sz w:val="28"/>
-          <w:szCs w:val="28"/>
-        </w:rPr>
-        <w:t>валидацией</w:t>
-      </w:r>
-      <w:proofErr w:type="spellEnd"/>
-      <w:r>
-        <w:rPr>
-          <w:sz w:val="28"/>
-          <w:szCs w:val="28"/>
-        </w:rPr>
-        <w:t xml:space="preserve"> полей (например, имени устройства), просмотр отфильтрованного списка всех сущностей с пагинацией, редактирование атрибутов существующей записи и её безопасное удаление с соблюдением каскадных ограничений. </w:t>
+        <w:t xml:space="preserve">еобходимо продемонстрировать работу полного набора CRUD-операций для администратора: создание нового устройства и метрики через API или веб-интерфейс с обязательной валидацией полей (например, имени устройства), просмотр отфильтрованного списка всех сущностей с пагинацией, редактирование атрибутов существующей записи и её безопасное удаление с соблюдением каскадных ограничений. </w:t>
       </w:r>
     </w:p>
     <w:p>
@@ -5855,55 +4789,7 @@
           <w:sz w:val="28"/>
           <w:szCs w:val="28"/>
         </w:rPr>
-        <w:t xml:space="preserve">олжен быть реализован и проверен сценарий приёма телеметрии от внешнего сервиса: отправка POST-запроса с корректными данными в формате JSON на защищённый </w:t>
-      </w:r>
-      <w:proofErr w:type="spellStart"/>
-      <w:r>
-        <w:rPr>
-          <w:sz w:val="28"/>
-          <w:szCs w:val="28"/>
-        </w:rPr>
-        <w:t>эндпоинт</w:t>
-      </w:r>
-      <w:proofErr w:type="spellEnd"/>
-      <w:r>
-        <w:rPr>
-          <w:sz w:val="28"/>
-          <w:szCs w:val="28"/>
-        </w:rPr>
-        <w:t xml:space="preserve"> /</w:t>
-      </w:r>
-      <w:proofErr w:type="spellStart"/>
-      <w:r>
-        <w:rPr>
-          <w:sz w:val="28"/>
-          <w:szCs w:val="28"/>
-        </w:rPr>
-        <w:t>readings</w:t>
-      </w:r>
-      <w:proofErr w:type="spellEnd"/>
-      <w:r>
-        <w:rPr>
-          <w:sz w:val="28"/>
-          <w:szCs w:val="28"/>
-        </w:rPr>
-        <w:t xml:space="preserve">, аутентификация с помощью сервисного </w:t>
-      </w:r>
-      <w:proofErr w:type="spellStart"/>
-      <w:r>
-        <w:rPr>
-          <w:sz w:val="28"/>
-          <w:szCs w:val="28"/>
-        </w:rPr>
-        <w:t>токена</w:t>
-      </w:r>
-      <w:proofErr w:type="spellEnd"/>
-      <w:r>
-        <w:rPr>
-          <w:sz w:val="28"/>
-          <w:szCs w:val="28"/>
-        </w:rPr>
-        <w:t xml:space="preserve">, успешное сохранение показания в базу данных и возврат соответствующего HTTP-статуса. </w:t>
+        <w:t xml:space="preserve">олжен быть реализован и проверен сценарий приёма телеметрии от внешнего сервиса: отправка POST-запроса с корректными данными в формате JSON на защищённый эндпоинт /readings, аутентификация с помощью сервисного токена, успешное сохранение показания в базу данных и возврат соответствующего HTTP-статуса. </w:t>
       </w:r>
     </w:p>
     <w:p>
@@ -5934,55 +4820,7 @@
           <w:sz w:val="28"/>
           <w:szCs w:val="28"/>
         </w:rPr>
-        <w:t xml:space="preserve">ритически важным критерием является корректная работа системы </w:t>
-      </w:r>
-      <w:proofErr w:type="spellStart"/>
-      <w:r>
-        <w:rPr>
-          <w:sz w:val="28"/>
-          <w:szCs w:val="28"/>
-        </w:rPr>
-        <w:t>алертов</w:t>
-      </w:r>
-      <w:proofErr w:type="spellEnd"/>
-      <w:r>
-        <w:rPr>
-          <w:sz w:val="28"/>
-          <w:szCs w:val="28"/>
-        </w:rPr>
-        <w:t xml:space="preserve">: при настройке администратором порогового значения для конкретной метрики и последующей отправке показания, превышающего этот порог, система должна автоматически, без дополнительных запросов, создать новую запись в таблице </w:t>
-      </w:r>
-      <w:proofErr w:type="spellStart"/>
-      <w:r>
-        <w:rPr>
-          <w:sz w:val="28"/>
-          <w:szCs w:val="28"/>
-        </w:rPr>
-        <w:t>алертов</w:t>
-      </w:r>
-      <w:proofErr w:type="spellEnd"/>
-      <w:r>
-        <w:rPr>
-          <w:sz w:val="28"/>
-          <w:szCs w:val="28"/>
-        </w:rPr>
-        <w:t xml:space="preserve"> со статусом '</w:t>
-      </w:r>
-      <w:proofErr w:type="spellStart"/>
-      <w:r>
-        <w:rPr>
-          <w:sz w:val="28"/>
-          <w:szCs w:val="28"/>
-        </w:rPr>
-        <w:t>new</w:t>
-      </w:r>
-      <w:proofErr w:type="spellEnd"/>
-      <w:r>
-        <w:rPr>
-          <w:sz w:val="28"/>
-          <w:szCs w:val="28"/>
-        </w:rPr>
-        <w:t xml:space="preserve">', корректным уровнем критичности, сообщением и привязкой к исходному показанию и метрике. </w:t>
+        <w:t xml:space="preserve">ритически важным критерием является корректная работа системы алертов: при настройке администратором порогового значения для конкретной метрики и последующей отправке показания, превышающего этот порог, система должна автоматически, без дополнительных запросов, создать новую запись в таблице алертов со статусом 'new', корректным уровнем критичности, сообщением и привязкой к исходному показанию и метрике. </w:t>
       </w:r>
     </w:p>
     <w:p>
@@ -6012,55 +4850,7 @@
           <w:sz w:val="28"/>
           <w:szCs w:val="28"/>
         </w:rPr>
-        <w:t xml:space="preserve">ользовательский интерфейс должен корректно реализовывать политики изоляции данных: авторизованный пользователь видит в своём личном кабинете только список устройств и метрик, принадлежащих именно ему; для выбранного устройства отображается график исторических показаний с возможностью задания фильтра по дате начала и окончания периода; а также предоставляется интерфейс для просмотра списка </w:t>
-      </w:r>
-      <w:proofErr w:type="spellStart"/>
-      <w:r>
-        <w:rPr>
-          <w:sz w:val="28"/>
-          <w:szCs w:val="28"/>
-        </w:rPr>
-        <w:t>алертов</w:t>
-      </w:r>
-      <w:proofErr w:type="spellEnd"/>
-      <w:r>
-        <w:rPr>
-          <w:sz w:val="28"/>
-          <w:szCs w:val="28"/>
-        </w:rPr>
-        <w:t xml:space="preserve">, связанных с его устройствами, и возможность изменить статус конкретного </w:t>
-      </w:r>
-      <w:proofErr w:type="spellStart"/>
-      <w:r>
-        <w:rPr>
-          <w:sz w:val="28"/>
-          <w:szCs w:val="28"/>
-        </w:rPr>
-        <w:t>алерта</w:t>
-      </w:r>
-      <w:proofErr w:type="spellEnd"/>
-      <w:r>
-        <w:rPr>
-          <w:sz w:val="28"/>
-          <w:szCs w:val="28"/>
-        </w:rPr>
-        <w:t xml:space="preserve"> на '</w:t>
-      </w:r>
-      <w:proofErr w:type="spellStart"/>
-      <w:r>
-        <w:rPr>
-          <w:sz w:val="28"/>
-          <w:szCs w:val="28"/>
-        </w:rPr>
-        <w:t>acknowledged</w:t>
-      </w:r>
-      <w:proofErr w:type="spellEnd"/>
-      <w:r>
-        <w:rPr>
-          <w:sz w:val="28"/>
-          <w:szCs w:val="28"/>
-        </w:rPr>
-        <w:t xml:space="preserve">'. </w:t>
+        <w:t xml:space="preserve">ользовательский интерфейс должен корректно реализовывать политики изоляции данных: авторизованный пользователь видит в своём личном кабинете только список устройств и метрик, принадлежащих именно ему; для выбранного устройства отображается график исторических показаний с возможностью задания фильтра по дате начала и окончания периода; а также предоставляется интерфейс для просмотра списка алертов, связанных с его устройствами, и возможность изменить статус конкретного алерта на 'acknowledged'. </w:t>
       </w:r>
     </w:p>
     <w:p>
@@ -6090,71 +4880,7 @@
           <w:sz w:val="28"/>
           <w:szCs w:val="28"/>
         </w:rPr>
-        <w:t>се API-</w:t>
-      </w:r>
-      <w:proofErr w:type="spellStart"/>
-      <w:r>
-        <w:rPr>
-          <w:sz w:val="28"/>
-          <w:szCs w:val="28"/>
-        </w:rPr>
-        <w:t>эндпоинты</w:t>
-      </w:r>
-      <w:proofErr w:type="spellEnd"/>
-      <w:r>
-        <w:rPr>
-          <w:sz w:val="28"/>
-          <w:szCs w:val="28"/>
-        </w:rPr>
-        <w:t xml:space="preserve">, возвращающие коллекции данных (списки пользователей, устройств, метрик, показаний, </w:t>
-      </w:r>
-      <w:proofErr w:type="spellStart"/>
-      <w:r>
-        <w:rPr>
-          <w:sz w:val="28"/>
-          <w:szCs w:val="28"/>
-        </w:rPr>
-        <w:t>алертов</w:t>
-      </w:r>
-      <w:proofErr w:type="spellEnd"/>
-      <w:r>
-        <w:rPr>
-          <w:sz w:val="28"/>
-          <w:szCs w:val="28"/>
-        </w:rPr>
-        <w:t xml:space="preserve">), должны поддерживать механизм пагинации через стандартные параметры запроса </w:t>
-      </w:r>
-      <w:proofErr w:type="spellStart"/>
-      <w:r>
-        <w:rPr>
-          <w:sz w:val="28"/>
-          <w:szCs w:val="28"/>
-        </w:rPr>
-        <w:t>limit</w:t>
-      </w:r>
-      <w:proofErr w:type="spellEnd"/>
-      <w:r>
-        <w:rPr>
-          <w:sz w:val="28"/>
-          <w:szCs w:val="28"/>
-        </w:rPr>
-        <w:t xml:space="preserve"> и </w:t>
-      </w:r>
-      <w:proofErr w:type="spellStart"/>
-      <w:r>
-        <w:rPr>
-          <w:sz w:val="28"/>
-          <w:szCs w:val="28"/>
-        </w:rPr>
-        <w:t>offset</w:t>
-      </w:r>
-      <w:proofErr w:type="spellEnd"/>
-      <w:r>
-        <w:rPr>
-          <w:sz w:val="28"/>
-          <w:szCs w:val="28"/>
-        </w:rPr>
-        <w:t xml:space="preserve">, предотвращая перегрузку клиента и сервера при работе с большими наборами данных. </w:t>
+        <w:t xml:space="preserve">се API-эндпоинты, возвращающие коллекции данных (списки пользователей, устройств, метрик, показаний, алертов), должны поддерживать механизм пагинации через стандартные параметры запроса limit и offset, предотвращая перегрузку клиента и сервера при работе с большими наборами данных. </w:t>
       </w:r>
     </w:p>
     <w:p>
@@ -6173,39 +4899,7 @@
           <w:sz w:val="28"/>
           <w:szCs w:val="28"/>
         </w:rPr>
-        <w:t xml:space="preserve">Выполнение этого комплексного </w:t>
-      </w:r>
-      <w:proofErr w:type="spellStart"/>
-      <w:r>
-        <w:rPr>
-          <w:sz w:val="28"/>
-          <w:szCs w:val="28"/>
-        </w:rPr>
-        <w:t>чеклиста</w:t>
-      </w:r>
-      <w:proofErr w:type="spellEnd"/>
-      <w:r>
-        <w:rPr>
-          <w:sz w:val="28"/>
-          <w:szCs w:val="28"/>
-        </w:rPr>
-        <w:t xml:space="preserve"> не только подтверждает реализацию всех заявленных функций MVP, но и демонстрирует зрелость процесса разработки, внимание к деталям и способность создавать целостное, работоспособное </w:t>
-      </w:r>
-      <w:proofErr w:type="spellStart"/>
-      <w:r>
-        <w:rPr>
-          <w:sz w:val="28"/>
-          <w:szCs w:val="28"/>
-        </w:rPr>
-        <w:t>Full-stack</w:t>
-      </w:r>
-      <w:proofErr w:type="spellEnd"/>
-      <w:r>
-        <w:rPr>
-          <w:sz w:val="28"/>
-          <w:szCs w:val="28"/>
-        </w:rPr>
-        <w:t xml:space="preserve"> приложение для решения практической задачи мониторинга показаний умного дома.</w:t>
+        <w:t>Выполнение этого комплексного чеклиста не только подтверждает реализацию всех заявленных функций MVP, но и демонстрирует зрелость процесса разработки, внимание к деталям и способность создавать целостное, работоспособное Full-stack приложение для решения практической задачи мониторинга показаний умного дома.</w:t>
       </w:r>
     </w:p>
     <w:p>
@@ -6219,7 +4913,7 @@
           <w:szCs w:val="28"/>
         </w:rPr>
       </w:pPr>
-      <w:bookmarkStart w:id="10" w:name="_Toc218546881"/>
+      <w:bookmarkStart w:id="9" w:name="_Toc218546881"/>
       <w:r>
         <w:rPr>
           <w:rFonts w:ascii="Times New Roman" w:hAnsi="Times New Roman" w:cs="Times New Roman"/>
@@ -6263,7 +4957,7 @@
         <w:lastRenderedPageBreak/>
         <w:t>Разработка алгоритмов</w:t>
       </w:r>
-      <w:bookmarkEnd w:id="10"/>
+      <w:bookmarkEnd w:id="9"/>
     </w:p>
     <w:p>
       <w:pPr>
@@ -6281,359 +4975,7 @@
           <w:sz w:val="28"/>
           <w:szCs w:val="28"/>
         </w:rPr>
-        <w:t>Система управления умным домом построена на основе семи ключевых сущностей, которые образуют строгую иерархическую структуру с четко определенными связями, обеспечивающими как логическую целостность предметной области, так и техническую согласованность данных на уровне базы данных. Основной сущностью является Пользователь (</w:t>
-      </w:r>
-      <w:proofErr w:type="spellStart"/>
-      <w:r>
-        <w:rPr>
-          <w:sz w:val="28"/>
-          <w:szCs w:val="28"/>
-        </w:rPr>
-        <w:t>User</w:t>
-      </w:r>
-      <w:proofErr w:type="spellEnd"/>
-      <w:r>
-        <w:rPr>
-          <w:sz w:val="28"/>
-          <w:szCs w:val="28"/>
-        </w:rPr>
-        <w:t xml:space="preserve">), который характеризуется уникальным именем пользователя, </w:t>
-      </w:r>
-      <w:proofErr w:type="spellStart"/>
-      <w:r>
-        <w:rPr>
-          <w:sz w:val="28"/>
-          <w:szCs w:val="28"/>
-        </w:rPr>
-        <w:t>хэшированным</w:t>
-      </w:r>
-      <w:proofErr w:type="spellEnd"/>
-      <w:r>
-        <w:rPr>
-          <w:sz w:val="28"/>
-          <w:szCs w:val="28"/>
-        </w:rPr>
-        <w:t xml:space="preserve"> паролем для безопасности хранения, и ролью, определяющей уровень доступа в системе (</w:t>
-      </w:r>
-      <w:proofErr w:type="spellStart"/>
-      <w:r>
-        <w:rPr>
-          <w:sz w:val="28"/>
-          <w:szCs w:val="28"/>
-        </w:rPr>
-        <w:t>admin</w:t>
-      </w:r>
-      <w:proofErr w:type="spellEnd"/>
-      <w:r>
-        <w:rPr>
-          <w:sz w:val="28"/>
-          <w:szCs w:val="28"/>
-        </w:rPr>
-        <w:t xml:space="preserve">, </w:t>
-      </w:r>
-      <w:proofErr w:type="spellStart"/>
-      <w:r>
-        <w:rPr>
-          <w:sz w:val="28"/>
-          <w:szCs w:val="28"/>
-        </w:rPr>
-        <w:t>user</w:t>
-      </w:r>
-      <w:proofErr w:type="spellEnd"/>
-      <w:r>
-        <w:rPr>
-          <w:sz w:val="28"/>
-          <w:szCs w:val="28"/>
-        </w:rPr>
-        <w:t xml:space="preserve"> или </w:t>
-      </w:r>
-      <w:proofErr w:type="spellStart"/>
-      <w:r>
-        <w:rPr>
-          <w:sz w:val="28"/>
-          <w:szCs w:val="28"/>
-        </w:rPr>
-        <w:t>service</w:t>
-      </w:r>
-      <w:proofErr w:type="spellEnd"/>
-      <w:r>
-        <w:rPr>
-          <w:sz w:val="28"/>
-          <w:szCs w:val="28"/>
-        </w:rPr>
-        <w:t>). Каждый пользователь может владеть несколькими Устройствами (</w:t>
-      </w:r>
-      <w:proofErr w:type="spellStart"/>
-      <w:r>
-        <w:rPr>
-          <w:sz w:val="28"/>
-          <w:szCs w:val="28"/>
-        </w:rPr>
-        <w:t>Device</w:t>
-      </w:r>
-      <w:proofErr w:type="spellEnd"/>
-      <w:r>
-        <w:rPr>
-          <w:sz w:val="28"/>
-          <w:szCs w:val="28"/>
-        </w:rPr>
-        <w:t>), которые представляют физические или виртуальные объекты умного дома и описываются такими атрибутами, как название, описание, местоположение и тип, что позволяет классифицировать оборудование по функциональному назначению. Устройства, в свою очередь, определяют набор Метрик (</w:t>
-      </w:r>
-      <w:proofErr w:type="spellStart"/>
-      <w:r>
-        <w:rPr>
-          <w:sz w:val="28"/>
-          <w:szCs w:val="28"/>
-        </w:rPr>
-        <w:t>Metric</w:t>
-      </w:r>
-      <w:proofErr w:type="spellEnd"/>
-      <w:r>
-        <w:rPr>
-          <w:sz w:val="28"/>
-          <w:szCs w:val="28"/>
-        </w:rPr>
-        <w:t>) — измеримых параметров, таких как температура, влажность или потребление энергии, с обязательным указанием единиц измерения, что стандартизирует представление данных. Для каждой метрики в системе накапливаются исторические Показания (</w:t>
-      </w:r>
-      <w:proofErr w:type="spellStart"/>
-      <w:r>
-        <w:rPr>
-          <w:sz w:val="28"/>
-          <w:szCs w:val="28"/>
-        </w:rPr>
-        <w:t>Reading</w:t>
-      </w:r>
-      <w:proofErr w:type="spellEnd"/>
-      <w:r>
-        <w:rPr>
-          <w:sz w:val="28"/>
-          <w:szCs w:val="28"/>
-        </w:rPr>
-        <w:t xml:space="preserve">) — временные ряды данных, где каждая запись содержит точную временную метку и числовое значение, формируя основу для анализа и визуализации трендов. На основе анализа этих показаний могут автоматически генерироваться </w:t>
-      </w:r>
-      <w:proofErr w:type="spellStart"/>
-      <w:r>
-        <w:rPr>
-          <w:sz w:val="28"/>
-          <w:szCs w:val="28"/>
-        </w:rPr>
-        <w:t>Алерты</w:t>
-      </w:r>
-      <w:proofErr w:type="spellEnd"/>
-      <w:r>
-        <w:rPr>
-          <w:sz w:val="28"/>
-          <w:szCs w:val="28"/>
-        </w:rPr>
-        <w:t xml:space="preserve"> (</w:t>
-      </w:r>
-      <w:proofErr w:type="spellStart"/>
-      <w:r>
-        <w:rPr>
-          <w:sz w:val="28"/>
-          <w:szCs w:val="28"/>
-        </w:rPr>
-        <w:t>Alert</w:t>
-      </w:r>
-      <w:proofErr w:type="spellEnd"/>
-      <w:r>
-        <w:rPr>
-          <w:sz w:val="28"/>
-          <w:szCs w:val="28"/>
-        </w:rPr>
-        <w:t>) — уведомления об аномальных состояниях, которые имеют уровень критичности (</w:t>
-      </w:r>
-      <w:proofErr w:type="spellStart"/>
-      <w:r>
-        <w:rPr>
-          <w:sz w:val="28"/>
-          <w:szCs w:val="28"/>
-        </w:rPr>
-        <w:t>info</w:t>
-      </w:r>
-      <w:proofErr w:type="spellEnd"/>
-      <w:r>
-        <w:rPr>
-          <w:sz w:val="28"/>
-          <w:szCs w:val="28"/>
-        </w:rPr>
-        <w:t xml:space="preserve">, </w:t>
-      </w:r>
-      <w:proofErr w:type="spellStart"/>
-      <w:r>
-        <w:rPr>
-          <w:sz w:val="28"/>
-          <w:szCs w:val="28"/>
-        </w:rPr>
-        <w:t>warning</w:t>
-      </w:r>
-      <w:proofErr w:type="spellEnd"/>
-      <w:r>
-        <w:rPr>
-          <w:sz w:val="28"/>
-          <w:szCs w:val="28"/>
-        </w:rPr>
-        <w:t xml:space="preserve">, </w:t>
-      </w:r>
-      <w:proofErr w:type="spellStart"/>
-      <w:r>
-        <w:rPr>
-          <w:sz w:val="28"/>
-          <w:szCs w:val="28"/>
-        </w:rPr>
-        <w:t>critical</w:t>
-      </w:r>
-      <w:proofErr w:type="spellEnd"/>
-      <w:r>
-        <w:rPr>
-          <w:sz w:val="28"/>
-          <w:szCs w:val="28"/>
-        </w:rPr>
-        <w:t>), статус жизненного цикла (</w:t>
-      </w:r>
-      <w:proofErr w:type="spellStart"/>
-      <w:r>
-        <w:rPr>
-          <w:sz w:val="28"/>
-          <w:szCs w:val="28"/>
-        </w:rPr>
-        <w:t>new</w:t>
-      </w:r>
-      <w:proofErr w:type="spellEnd"/>
-      <w:r>
-        <w:rPr>
-          <w:sz w:val="28"/>
-          <w:szCs w:val="28"/>
-        </w:rPr>
-        <w:t xml:space="preserve">, </w:t>
-      </w:r>
-      <w:proofErr w:type="spellStart"/>
-      <w:r>
-        <w:rPr>
-          <w:sz w:val="28"/>
-          <w:szCs w:val="28"/>
-        </w:rPr>
-        <w:t>acknowledged</w:t>
-      </w:r>
-      <w:proofErr w:type="spellEnd"/>
-      <w:r>
-        <w:rPr>
-          <w:sz w:val="28"/>
-          <w:szCs w:val="28"/>
-        </w:rPr>
-        <w:t xml:space="preserve">, </w:t>
-      </w:r>
-      <w:proofErr w:type="spellStart"/>
-      <w:r>
-        <w:rPr>
-          <w:sz w:val="28"/>
-          <w:szCs w:val="28"/>
-        </w:rPr>
-        <w:t>closed</w:t>
-      </w:r>
-      <w:proofErr w:type="spellEnd"/>
-      <w:r>
-        <w:rPr>
-          <w:sz w:val="28"/>
-          <w:szCs w:val="28"/>
-        </w:rPr>
-        <w:t xml:space="preserve">) и персонализированное сообщение для пользователя. Для автоматизации и настройки процесса создания </w:t>
-      </w:r>
-      <w:proofErr w:type="spellStart"/>
-      <w:r>
-        <w:rPr>
-          <w:sz w:val="28"/>
-          <w:szCs w:val="28"/>
-        </w:rPr>
-        <w:t>алертов</w:t>
-      </w:r>
-      <w:proofErr w:type="spellEnd"/>
-      <w:r>
-        <w:rPr>
-          <w:sz w:val="28"/>
-          <w:szCs w:val="28"/>
-        </w:rPr>
-        <w:t xml:space="preserve"> в системе предусмотрены Правила </w:t>
-      </w:r>
-      <w:proofErr w:type="spellStart"/>
-      <w:r>
-        <w:rPr>
-          <w:sz w:val="28"/>
-          <w:szCs w:val="28"/>
-        </w:rPr>
-        <w:t>алертов</w:t>
-      </w:r>
-      <w:proofErr w:type="spellEnd"/>
-      <w:r>
-        <w:rPr>
-          <w:sz w:val="28"/>
-          <w:szCs w:val="28"/>
-        </w:rPr>
-        <w:t xml:space="preserve"> (</w:t>
-      </w:r>
-      <w:proofErr w:type="spellStart"/>
-      <w:r>
-        <w:rPr>
-          <w:sz w:val="28"/>
-          <w:szCs w:val="28"/>
-        </w:rPr>
-        <w:t>AlertRule</w:t>
-      </w:r>
-      <w:proofErr w:type="spellEnd"/>
-      <w:r>
-        <w:rPr>
-          <w:sz w:val="28"/>
-          <w:szCs w:val="28"/>
-        </w:rPr>
-        <w:t>), которые администратор может гибко конфигурировать, задавая условия срабатывания, пороговые значения и шаблоны сообщений. Дополнительно система поддерживает сущность Заявки (</w:t>
-      </w:r>
-      <w:proofErr w:type="spellStart"/>
-      <w:r>
-        <w:rPr>
-          <w:sz w:val="28"/>
-          <w:szCs w:val="28"/>
-        </w:rPr>
-        <w:t>Ticket</w:t>
-      </w:r>
-      <w:proofErr w:type="spellEnd"/>
-      <w:r>
-        <w:rPr>
-          <w:sz w:val="28"/>
-          <w:szCs w:val="28"/>
-        </w:rPr>
-        <w:t xml:space="preserve">), позволяющую пользователям оформлять запросы на добавление, изменение или удаление ресурсов, что формализует процесс взаимодействия с администрацией. Все сущности связаны между собой каскадными ограничениями целостности, реализованными через внешние ключи в реляционной базе данных: </w:t>
-      </w:r>
-      <w:proofErr w:type="gramStart"/>
-      <w:r>
-        <w:rPr>
-          <w:sz w:val="28"/>
-          <w:szCs w:val="28"/>
-        </w:rPr>
-        <w:t>удаление пользователя</w:t>
-      </w:r>
-      <w:proofErr w:type="gramEnd"/>
-      <w:r>
-        <w:rPr>
-          <w:sz w:val="28"/>
-          <w:szCs w:val="28"/>
-        </w:rPr>
-        <w:t xml:space="preserve"> автоматически приводит к удалению всех связанных с ним устройств, что, в свою очередь, вызывает удаление метрик, показаний и </w:t>
-      </w:r>
-      <w:proofErr w:type="spellStart"/>
-      <w:r>
-        <w:rPr>
-          <w:sz w:val="28"/>
-          <w:szCs w:val="28"/>
-        </w:rPr>
-        <w:t>алертов</w:t>
-      </w:r>
-      <w:proofErr w:type="spellEnd"/>
-      <w:r>
-        <w:rPr>
-          <w:sz w:val="28"/>
-          <w:szCs w:val="28"/>
-        </w:rPr>
-        <w:t>, предотвращая возникновение некорректных ссылок и обеспечивая полную согласованность данных на протяжении всего их жизненного цикла.</w:t>
+        <w:t>Система управления умным домом построена на основе семи ключевых сущностей, которые образуют строгую иерархическую структуру с четко определенными связями, обеспечивающими как логическую целостность предметной области, так и техническую согласованность данных на уровне базы данных. Основной сущностью является Пользователь (User), который характеризуется уникальным именем пользователя, хэшированным паролем для безопасности хранения, и ролью, определяющей уровень доступа в системе (admin, user или service). Каждый пользователь может владеть несколькими Устройствами (Device), которые представляют физические или виртуальные объекты умного дома и описываются такими атрибутами, как название, описание, местоположение и тип, что позволяет классифицировать оборудование по функциональному назначению. Устройства, в свою очередь, определяют набор Метрик (Metric) — измеримых параметров, таких как температура, влажность или потребление энергии, с обязательным указанием единиц измерения, что стандартизирует представление данных. Для каждой метрики в системе накапливаются исторические Показания (Reading) — временные ряды данных, где каждая запись содержит точную временную метку и числовое значение, формируя основу для анализа и визуализации трендов. На основе анализа этих показаний могут автоматически генерироваться Алерты (Alert) — уведомления об аномальных состояниях, которые имеют уровень критичности (info, warning, critical), статус жизненного цикла (new, acknowledged, closed) и персонализированное сообщение для пользователя. Для автоматизации и настройки процесса создания алертов в системе предусмотрены Правила алертов (AlertRule), которые администратор может гибко конфигурировать, задавая условия срабатывания, пороговые значения и шаблоны сообщений. Дополнительно система поддерживает сущность Заявки (Ticket), позволяющую пользователям оформлять запросы на добавление, изменение или удаление ресурсов, что формализует процесс взаимодействия с администрацией. Все сущности связаны между собой каскадными ограничениями целостности, реализованными через внешние ключи в реляционной базе данных: удаление пользователя автоматически приводит к удалению всех связанных с ним устройств, что, в свою очередь, вызывает удаление метрик, показаний и алертов, предотвращая возникновение некорректных ссылок и обеспечивая полную согласованность данных на протяжении всего их жизненного цикла.</w:t>
       </w:r>
     </w:p>
     <w:p>
@@ -6650,7 +4992,7 @@
           <w:color w:val="auto"/>
         </w:rPr>
       </w:pPr>
-      <w:bookmarkStart w:id="11" w:name="_Toc218546882"/>
+      <w:bookmarkStart w:id="10" w:name="_Toc218546882"/>
       <w:r>
         <w:rPr>
           <w:rStyle w:val="ae"/>
@@ -6661,7 +5003,7 @@
         </w:rPr>
         <w:t>Описание сущностей и связей</w:t>
       </w:r>
-      <w:bookmarkEnd w:id="11"/>
+      <w:bookmarkEnd w:id="10"/>
     </w:p>
     <w:p>
       <w:pPr>
@@ -6725,23 +5067,7 @@
           <w:sz w:val="28"/>
           <w:szCs w:val="28"/>
         </w:rPr>
-        <w:t xml:space="preserve">Связи между сущностями реализованы через ссылочные идентификаторы в документах </w:t>
-      </w:r>
-      <w:proofErr w:type="spellStart"/>
-      <w:r>
-        <w:rPr>
-          <w:sz w:val="28"/>
-          <w:szCs w:val="28"/>
-        </w:rPr>
-        <w:t>MongoDB</w:t>
-      </w:r>
-      <w:proofErr w:type="spellEnd"/>
-      <w:r>
-        <w:rPr>
-          <w:sz w:val="28"/>
-          <w:szCs w:val="28"/>
-        </w:rPr>
-        <w:t>. Каждая привычка содержит идентификатор пользователя-владельца, каждая отметка выполнения содержит идентификатор привычки, к которой она относится. Такая организация позволяет эффективно выполнять запросы для получения связанных данных и обеспечивает логическую целостность системы</w:t>
+        <w:t>Связи между сущностями реализованы через ссылочные идентификаторы в документах MongoDB. Каждая привычка содержит идентификатор пользователя-владельца, каждая отметка выполнения содержит идентификатор привычки, к которой она относится. Такая организация позволяет эффективно выполнять запросы для получения связанных данных и обеспечивает логическую целостность системы</w:t>
       </w:r>
       <w:r>
         <w:rPr>
@@ -6765,7 +5091,7 @@
           <w:color w:val="auto"/>
         </w:rPr>
       </w:pPr>
-      <w:bookmarkStart w:id="12" w:name="_Toc218546883"/>
+      <w:bookmarkStart w:id="11" w:name="_Toc218546883"/>
       <w:r>
         <w:rPr>
           <w:rStyle w:val="ae"/>
@@ -6774,31 +5100,9 @@
           <w:sz w:val="28"/>
           <w:szCs w:val="28"/>
         </w:rPr>
-        <w:t>Алгоритм формирования ленты (</w:t>
-      </w:r>
-      <w:proofErr w:type="spellStart"/>
-      <w:r>
-        <w:rPr>
-          <w:rStyle w:val="ae"/>
-          <w:rFonts w:ascii="Times New Roman" w:hAnsi="Times New Roman" w:cs="Times New Roman"/>
-          <w:color w:val="auto"/>
-          <w:sz w:val="28"/>
-          <w:szCs w:val="28"/>
-        </w:rPr>
-        <w:t>дашборда</w:t>
-      </w:r>
-      <w:proofErr w:type="spellEnd"/>
-      <w:r>
-        <w:rPr>
-          <w:rStyle w:val="ae"/>
-          <w:rFonts w:ascii="Times New Roman" w:hAnsi="Times New Roman" w:cs="Times New Roman"/>
-          <w:color w:val="auto"/>
-          <w:sz w:val="28"/>
-          <w:szCs w:val="28"/>
-        </w:rPr>
-        <w:t>)</w:t>
-      </w:r>
-      <w:bookmarkEnd w:id="12"/>
+        <w:t>Алгоритм формирования ленты (дашборда)</w:t>
+      </w:r>
+      <w:bookmarkEnd w:id="11"/>
     </w:p>
     <w:p>
       <w:pPr>
@@ -6816,39 +5120,7 @@
           <w:sz w:val="28"/>
           <w:szCs w:val="28"/>
         </w:rPr>
-        <w:t xml:space="preserve">Алгоритм формирования </w:t>
-      </w:r>
-      <w:proofErr w:type="spellStart"/>
-      <w:r>
-        <w:rPr>
-          <w:sz w:val="28"/>
-          <w:szCs w:val="28"/>
-        </w:rPr>
-        <w:t>дашборда</w:t>
-      </w:r>
-      <w:proofErr w:type="spellEnd"/>
-      <w:r>
-        <w:rPr>
-          <w:sz w:val="28"/>
-          <w:szCs w:val="28"/>
-        </w:rPr>
-        <w:t xml:space="preserve"> начинается с аутентификации пользователя и извлечения его идентификатора из JWT-</w:t>
-      </w:r>
-      <w:proofErr w:type="spellStart"/>
-      <w:r>
-        <w:rPr>
-          <w:sz w:val="28"/>
-          <w:szCs w:val="28"/>
-        </w:rPr>
-        <w:t>токена</w:t>
-      </w:r>
-      <w:proofErr w:type="spellEnd"/>
-      <w:r>
-        <w:rPr>
-          <w:sz w:val="28"/>
-          <w:szCs w:val="28"/>
-        </w:rPr>
-        <w:t>. Первым шагом выполняется запрос к базе данных для получения списка привычек пользователя. Для оптимизации производительности запрос включает только необходимые поля и поддерживает пагинацию п</w:t>
+        <w:t>Алгоритм формирования дашборда начинается с аутентификации пользователя и извлечения его идентификатора из JWT-токена. Первым шагом выполняется запрос к базе данных для получения списка привычек пользователя. Для оптимизации производительности запрос включает только необходимые поля и поддерживает пагинацию п</w:t>
       </w:r>
       <w:r>
         <w:rPr>
@@ -6943,7 +5215,7 @@
           <w:color w:val="auto"/>
         </w:rPr>
       </w:pPr>
-      <w:bookmarkStart w:id="13" w:name="_Toc218546884"/>
+      <w:bookmarkStart w:id="12" w:name="_Toc218546884"/>
       <w:r>
         <w:rPr>
           <w:rStyle w:val="ae"/>
@@ -6954,7 +5226,7 @@
         </w:rPr>
         <w:t>Алгоритмы ключевых операций</w:t>
       </w:r>
-      <w:bookmarkEnd w:id="13"/>
+      <w:bookmarkEnd w:id="12"/>
     </w:p>
     <w:p>
       <w:pPr>
@@ -6972,151 +5244,7 @@
           <w:sz w:val="28"/>
           <w:szCs w:val="28"/>
         </w:rPr>
-        <w:t xml:space="preserve">Алгоритм аутентификации включает </w:t>
-      </w:r>
-      <w:proofErr w:type="spellStart"/>
-      <w:r>
-        <w:rPr>
-          <w:sz w:val="28"/>
-          <w:szCs w:val="28"/>
-        </w:rPr>
-        <w:t>валидацию</w:t>
-      </w:r>
-      <w:proofErr w:type="spellEnd"/>
-      <w:r>
-        <w:rPr>
-          <w:sz w:val="28"/>
-          <w:szCs w:val="28"/>
-        </w:rPr>
-        <w:t xml:space="preserve"> входящих данных, поиск пользователя в базе данных по </w:t>
-      </w:r>
-      <w:proofErr w:type="spellStart"/>
-      <w:r>
-        <w:rPr>
-          <w:sz w:val="28"/>
-          <w:szCs w:val="28"/>
-        </w:rPr>
-        <w:t>email</w:t>
-      </w:r>
-      <w:proofErr w:type="spellEnd"/>
-      <w:r>
-        <w:rPr>
-          <w:sz w:val="28"/>
-          <w:szCs w:val="28"/>
-        </w:rPr>
-        <w:t xml:space="preserve"> или имени пользователя, проверку </w:t>
-      </w:r>
-      <w:proofErr w:type="spellStart"/>
-      <w:r>
-        <w:rPr>
-          <w:sz w:val="28"/>
-          <w:szCs w:val="28"/>
-        </w:rPr>
-        <w:t>хэша</w:t>
-      </w:r>
-      <w:proofErr w:type="spellEnd"/>
-      <w:r>
-        <w:rPr>
-          <w:sz w:val="28"/>
-          <w:szCs w:val="28"/>
-        </w:rPr>
-        <w:t xml:space="preserve"> пароля с использованием библиотеки </w:t>
-      </w:r>
-      <w:proofErr w:type="spellStart"/>
-      <w:r>
-        <w:rPr>
-          <w:sz w:val="28"/>
-          <w:szCs w:val="28"/>
-        </w:rPr>
-        <w:t>bcryptjs</w:t>
-      </w:r>
-      <w:proofErr w:type="spellEnd"/>
-      <w:r>
-        <w:rPr>
-          <w:sz w:val="28"/>
-          <w:szCs w:val="28"/>
-        </w:rPr>
-        <w:t>. При успешной проверке генерируется пара JWT-</w:t>
-      </w:r>
-      <w:proofErr w:type="spellStart"/>
-      <w:r>
-        <w:rPr>
-          <w:sz w:val="28"/>
-          <w:szCs w:val="28"/>
-        </w:rPr>
-        <w:t>токенов</w:t>
-      </w:r>
-      <w:proofErr w:type="spellEnd"/>
-      <w:r>
-        <w:rPr>
-          <w:sz w:val="28"/>
-          <w:szCs w:val="28"/>
-        </w:rPr>
-        <w:t xml:space="preserve"> — </w:t>
-      </w:r>
-      <w:proofErr w:type="spellStart"/>
-      <w:r>
-        <w:rPr>
-          <w:sz w:val="28"/>
-          <w:szCs w:val="28"/>
-        </w:rPr>
-        <w:t>access</w:t>
-      </w:r>
-      <w:proofErr w:type="spellEnd"/>
-      <w:r>
-        <w:rPr>
-          <w:sz w:val="28"/>
-          <w:szCs w:val="28"/>
-        </w:rPr>
-        <w:t xml:space="preserve"> </w:t>
-      </w:r>
-      <w:proofErr w:type="spellStart"/>
-      <w:r>
-        <w:rPr>
-          <w:sz w:val="28"/>
-          <w:szCs w:val="28"/>
-        </w:rPr>
-        <w:t>token</w:t>
-      </w:r>
-      <w:proofErr w:type="spellEnd"/>
-      <w:r>
-        <w:rPr>
-          <w:sz w:val="28"/>
-          <w:szCs w:val="28"/>
-        </w:rPr>
-        <w:t xml:space="preserve"> с коротким временем жизни для повседневных операций и </w:t>
-      </w:r>
-      <w:proofErr w:type="spellStart"/>
-      <w:r>
-        <w:rPr>
-          <w:sz w:val="28"/>
-          <w:szCs w:val="28"/>
-        </w:rPr>
-        <w:t>refresh</w:t>
-      </w:r>
-      <w:proofErr w:type="spellEnd"/>
-      <w:r>
-        <w:rPr>
-          <w:sz w:val="28"/>
-          <w:szCs w:val="28"/>
-        </w:rPr>
-        <w:t xml:space="preserve"> </w:t>
-      </w:r>
-      <w:proofErr w:type="spellStart"/>
-      <w:r>
-        <w:rPr>
-          <w:sz w:val="28"/>
-          <w:szCs w:val="28"/>
-        </w:rPr>
-        <w:t>token</w:t>
-      </w:r>
-      <w:proofErr w:type="spellEnd"/>
-      <w:r>
-        <w:rPr>
-          <w:sz w:val="28"/>
-          <w:szCs w:val="28"/>
-        </w:rPr>
-        <w:t xml:space="preserve"> с более длительным сроком для </w:t>
+        <w:t xml:space="preserve">Алгоритм аутентификации включает валидацию входящих данных, поиск пользователя в базе данных по email или имени пользователя, проверку хэша пароля с использованием библиотеки bcryptjs. При успешной проверке генерируется пара JWT-токенов — access token с коротким временем жизни для повседневных операций и refresh token с более длительным сроком для </w:t>
       </w:r>
       <w:r>
         <w:rPr>
@@ -7142,39 +5270,7 @@
           <w:sz w:val="28"/>
           <w:szCs w:val="28"/>
         </w:rPr>
-        <w:t xml:space="preserve">Алгоритм создания привычки предусматривает проверку прав доступа — только авторизованный пользователь может создавать привычки. Выполняется </w:t>
-      </w:r>
-      <w:proofErr w:type="spellStart"/>
-      <w:r>
-        <w:rPr>
-          <w:sz w:val="28"/>
-          <w:szCs w:val="28"/>
-        </w:rPr>
-        <w:t>валидация</w:t>
-      </w:r>
-      <w:proofErr w:type="spellEnd"/>
-      <w:r>
-        <w:rPr>
-          <w:sz w:val="28"/>
-          <w:szCs w:val="28"/>
-        </w:rPr>
-        <w:t xml:space="preserve"> обязательных полей: название должно быть непустым, периодичность должна быть одной из допустимых значений. После </w:t>
-      </w:r>
-      <w:proofErr w:type="spellStart"/>
-      <w:r>
-        <w:rPr>
-          <w:sz w:val="28"/>
-          <w:szCs w:val="28"/>
-        </w:rPr>
-        <w:t>валидации</w:t>
-      </w:r>
-      <w:proofErr w:type="spellEnd"/>
-      <w:r>
-        <w:rPr>
-          <w:sz w:val="28"/>
-          <w:szCs w:val="28"/>
-        </w:rPr>
-        <w:t xml:space="preserve"> создается документ в базе данных с автоматической генерац</w:t>
+        <w:t>Алгоритм создания привычки предусматривает проверку прав доступа — только авторизованный пользователь может создавать привычки. Выполняется валидация обязательных полей: название должно быть непустым, периодичность должна быть одной из допустимых значений. После валидации создается документ в базе данных с автоматической генерац</w:t>
       </w:r>
       <w:r>
         <w:rPr>
@@ -7201,62 +5297,14 @@
           <w:szCs w:val="28"/>
         </w:rPr>
         <w:lastRenderedPageBreak/>
-        <w:t xml:space="preserve">Алгоритм фиксации выполнения принимает данные об отметке, </w:t>
-      </w:r>
-      <w:proofErr w:type="spellStart"/>
-      <w:r>
-        <w:rPr>
-          <w:sz w:val="28"/>
-          <w:szCs w:val="28"/>
-        </w:rPr>
-        <w:t>валидирует</w:t>
-      </w:r>
-      <w:proofErr w:type="spellEnd"/>
-      <w:r>
-        <w:rPr>
-          <w:sz w:val="28"/>
-          <w:szCs w:val="28"/>
-        </w:rPr>
-        <w:t xml:space="preserve"> их — проверяет, что указана существующая привычка, дата имеет правильный формат, значение выполнения находится в допустимом диапазоне. Проверяется, не существует ли уже отметки за этот день для данной привычки. После успешной </w:t>
-      </w:r>
-      <w:proofErr w:type="spellStart"/>
-      <w:r>
-        <w:rPr>
-          <w:sz w:val="28"/>
-          <w:szCs w:val="28"/>
-        </w:rPr>
-        <w:t>валидации</w:t>
-      </w:r>
-      <w:proofErr w:type="spellEnd"/>
-      <w:r>
-        <w:rPr>
-          <w:sz w:val="28"/>
-          <w:szCs w:val="28"/>
-        </w:rPr>
-        <w:t xml:space="preserve"> документ сохраняется в базе данных, после чего запускае</w:t>
-      </w:r>
-      <w:r>
-        <w:rPr>
-          <w:sz w:val="28"/>
-          <w:szCs w:val="28"/>
-        </w:rPr>
-        <w:t xml:space="preserve">тся алгоритм пересчета </w:t>
-      </w:r>
-      <w:proofErr w:type="spellStart"/>
-      <w:r>
-        <w:rPr>
-          <w:sz w:val="28"/>
-          <w:szCs w:val="28"/>
-        </w:rPr>
-        <w:t>streaks</w:t>
-      </w:r>
-      <w:proofErr w:type="spellEnd"/>
-      <w:r>
-        <w:rPr>
-          <w:sz w:val="28"/>
-          <w:szCs w:val="28"/>
-        </w:rPr>
-        <w:t>.</w:t>
+        <w:t>Алгоритм фиксации выполнения принимает данные об отметке, валидирует их — проверяет, что указана существующая привычка, дата имеет правильный формат, значение выполнения находится в допустимом диапазоне. Проверяется, не существует ли уже отметки за этот день для данной привычки. После успешной валидации документ сохраняется в базе данных, после чего запускае</w:t>
+      </w:r>
+      <w:r>
+        <w:rPr>
+          <w:sz w:val="28"/>
+          <w:szCs w:val="28"/>
+        </w:rPr>
+        <w:t>тся алгоритм пересчета streaks.</w:t>
       </w:r>
     </w:p>
     <w:p>
@@ -7275,23 +5323,7 @@
           <w:sz w:val="28"/>
           <w:szCs w:val="28"/>
         </w:rPr>
-        <w:t xml:space="preserve">Алгоритм расчета </w:t>
-      </w:r>
-      <w:proofErr w:type="spellStart"/>
-      <w:r>
-        <w:rPr>
-          <w:sz w:val="28"/>
-          <w:szCs w:val="28"/>
-        </w:rPr>
-        <w:t>streaks</w:t>
-      </w:r>
-      <w:proofErr w:type="spellEnd"/>
-      <w:r>
-        <w:rPr>
-          <w:sz w:val="28"/>
-          <w:szCs w:val="28"/>
-        </w:rPr>
-        <w:t xml:space="preserve"> анализирует все отметки выполнения для конкретной привычки. Отметки сортируются по дате, после чего выполняется поиск самой длинной непрерывной последовательности дней. Отдельно определяется текущая активная серия — количество последовательных дней выполнения до сегодняшнего дня или последней отметки. Результаты сохраняются в отдельной коллекции для быстрого доступа.</w:t>
+        <w:t>Алгоритм расчета streaks анализирует все отметки выполнения для конкретной привычки. Отметки сортируются по дате, после чего выполняется поиск самой длинной непрерывной последовательности дней. Отдельно определяется текущая активная серия — количество последовательных дней выполнения до сегодняшнего дня или последней отметки. Результаты сохраняются в отдельной коллекции для быстрого доступа.</w:t>
       </w:r>
     </w:p>
     <w:p>
@@ -7308,7 +5340,7 @@
           <w:color w:val="auto"/>
         </w:rPr>
       </w:pPr>
-      <w:bookmarkStart w:id="14" w:name="_Toc218546885"/>
+      <w:bookmarkStart w:id="13" w:name="_Toc218546885"/>
       <w:r>
         <w:rPr>
           <w:rStyle w:val="ae"/>
@@ -7319,7 +5351,7 @@
         </w:rPr>
         <w:t>Транзакции и согласованность данных</w:t>
       </w:r>
-      <w:bookmarkEnd w:id="14"/>
+      <w:bookmarkEnd w:id="13"/>
     </w:p>
     <w:p>
       <w:pPr>
@@ -7337,23 +5369,7 @@
           <w:sz w:val="28"/>
           <w:szCs w:val="28"/>
         </w:rPr>
-        <w:t xml:space="preserve">Согласованность данных обеспечивается на нескольких уровнях. На уровне </w:t>
-      </w:r>
-      <w:proofErr w:type="spellStart"/>
-      <w:r>
-        <w:rPr>
-          <w:sz w:val="28"/>
-          <w:szCs w:val="28"/>
-        </w:rPr>
-        <w:t>валидации</w:t>
-      </w:r>
-      <w:proofErr w:type="spellEnd"/>
-      <w:r>
-        <w:rPr>
-          <w:sz w:val="28"/>
-          <w:szCs w:val="28"/>
-        </w:rPr>
-        <w:t xml:space="preserve"> все входящие данные проверяются на корректность формата, допустимость значений, соответствие бизнес-правилам. Это предотвращает попадание в базу данных некорректной</w:t>
+        <w:t>Согласованность данных обеспечивается на нескольких уровнях. На уровне валидации все входящие данные проверяются на корректность формата, допустимость значений, соответствие бизнес-правилам. Это предотвращает попадание в базу данных некорректной</w:t>
       </w:r>
       <w:r>
         <w:rPr>
@@ -7379,39 +5395,7 @@
           <w:sz w:val="28"/>
           <w:szCs w:val="28"/>
         </w:rPr>
-        <w:t xml:space="preserve">На уровне базы данных используются уникальные индексы для предотвращения дублирования данных. Например, составной уникальный индекс на полях </w:t>
-      </w:r>
-      <w:proofErr w:type="spellStart"/>
-      <w:r>
-        <w:rPr>
-          <w:sz w:val="28"/>
-          <w:szCs w:val="28"/>
-        </w:rPr>
-        <w:t>habitId</w:t>
-      </w:r>
-      <w:proofErr w:type="spellEnd"/>
-      <w:r>
-        <w:rPr>
-          <w:sz w:val="28"/>
-          <w:szCs w:val="28"/>
-        </w:rPr>
-        <w:t xml:space="preserve"> и </w:t>
-      </w:r>
-      <w:proofErr w:type="spellStart"/>
-      <w:r>
-        <w:rPr>
-          <w:sz w:val="28"/>
-          <w:szCs w:val="28"/>
-        </w:rPr>
-        <w:t>date</w:t>
-      </w:r>
-      <w:proofErr w:type="spellEnd"/>
-      <w:r>
-        <w:rPr>
-          <w:sz w:val="28"/>
-          <w:szCs w:val="28"/>
-        </w:rPr>
-        <w:t xml:space="preserve"> в коллекции отметок выполнения гарантирует, что для одной привычки не может </w:t>
+        <w:t xml:space="preserve">На уровне базы данных используются уникальные индексы для предотвращения дублирования данных. Например, составной уникальный индекс на полях habitId и date в коллекции отметок выполнения гарантирует, что для одной привычки не может </w:t>
       </w:r>
       <w:r>
         <w:rPr>
@@ -7437,23 +5421,7 @@
           <w:sz w:val="28"/>
           <w:szCs w:val="28"/>
         </w:rPr>
-        <w:t xml:space="preserve">При выполнении операций, затрагивающих несколько документов, используется подход «все или ничего». Например, при добавлении отметки выполнения и последующем обновлении значения </w:t>
-      </w:r>
-      <w:proofErr w:type="spellStart"/>
-      <w:r>
-        <w:rPr>
-          <w:sz w:val="28"/>
-          <w:szCs w:val="28"/>
-        </w:rPr>
-        <w:t>streaks</w:t>
-      </w:r>
-      <w:proofErr w:type="spellEnd"/>
-      <w:r>
-        <w:rPr>
-          <w:sz w:val="28"/>
-          <w:szCs w:val="28"/>
-        </w:rPr>
-        <w:t xml:space="preserve"> эти операции выполняются в определенной последовательности с проверкой успешности каждого шага. В случае ошибки на любом этапе система пытается откатить измене</w:t>
+        <w:t>При выполнении операций, затрагивающих несколько документов, используется подход «все или ничего». Например, при добавлении отметки выполнения и последующем обновлении значения streaks эти операции выполняются в определенной последовательности с проверкой успешности каждого шага. В случае ошибки на любом этапе система пытается откатить измене</w:t>
       </w:r>
       <w:r>
         <w:rPr>
@@ -7479,39 +5447,7 @@
           <w:sz w:val="28"/>
           <w:szCs w:val="28"/>
         </w:rPr>
-        <w:t xml:space="preserve">Для обеспечения целостности ссылок между документами выполняется проверка существования </w:t>
-      </w:r>
-      <w:proofErr w:type="spellStart"/>
-      <w:r>
-        <w:rPr>
-          <w:sz w:val="28"/>
-          <w:szCs w:val="28"/>
-        </w:rPr>
-        <w:t>referenced</w:t>
-      </w:r>
-      <w:proofErr w:type="spellEnd"/>
-      <w:r>
-        <w:rPr>
-          <w:sz w:val="28"/>
-          <w:szCs w:val="28"/>
-        </w:rPr>
-        <w:t xml:space="preserve"> документов перед выполнением операций. При удалении пользователя </w:t>
-      </w:r>
-      <w:proofErr w:type="spellStart"/>
-      <w:r>
-        <w:rPr>
-          <w:sz w:val="28"/>
-          <w:szCs w:val="28"/>
-        </w:rPr>
-        <w:t>каскадно</w:t>
-      </w:r>
-      <w:proofErr w:type="spellEnd"/>
-      <w:r>
-        <w:rPr>
-          <w:sz w:val="28"/>
-          <w:szCs w:val="28"/>
-        </w:rPr>
-        <w:t xml:space="preserve"> удаляются все связанные с ним данные — привычки, отметки выполнения, серии. Это предотвращает появление «висячих» ссылок в базе данных.</w:t>
+        <w:t>Для обеспечения целостности ссылок между документами выполняется проверка существования referenced документов перед выполнением операций. При удалении пользователя каскадно удаляются все связанные с ним данные — привычки, отметки выполнения, серии. Это предотвращает появление «висячих» ссылок в базе данных.</w:t>
       </w:r>
     </w:p>
     <w:p>
@@ -7528,7 +5464,7 @@
           <w:color w:val="auto"/>
         </w:rPr>
       </w:pPr>
-      <w:bookmarkStart w:id="15" w:name="_Toc218546886"/>
+      <w:bookmarkStart w:id="14" w:name="_Toc218546886"/>
       <w:r>
         <w:rPr>
           <w:rStyle w:val="ae"/>
@@ -7537,31 +5473,9 @@
           <w:sz w:val="28"/>
           <w:szCs w:val="28"/>
         </w:rPr>
-        <w:t xml:space="preserve">Схема аутентификации (JWT </w:t>
-      </w:r>
-      <w:proofErr w:type="spellStart"/>
-      <w:r>
-        <w:rPr>
-          <w:rStyle w:val="ae"/>
-          <w:rFonts w:ascii="Times New Roman" w:hAnsi="Times New Roman" w:cs="Times New Roman"/>
-          <w:color w:val="auto"/>
-          <w:sz w:val="28"/>
-          <w:szCs w:val="28"/>
-        </w:rPr>
-        <w:t>flow</w:t>
-      </w:r>
-      <w:proofErr w:type="spellEnd"/>
-      <w:r>
-        <w:rPr>
-          <w:rStyle w:val="ae"/>
-          <w:rFonts w:ascii="Times New Roman" w:hAnsi="Times New Roman" w:cs="Times New Roman"/>
-          <w:color w:val="auto"/>
-          <w:sz w:val="28"/>
-          <w:szCs w:val="28"/>
-        </w:rPr>
-        <w:t>)</w:t>
-      </w:r>
-      <w:bookmarkEnd w:id="15"/>
+        <w:t>Схема аутентификации (JWT flow)</w:t>
+      </w:r>
+      <w:bookmarkEnd w:id="14"/>
     </w:p>
     <w:p>
       <w:pPr>
@@ -7579,142 +5493,14 @@
           <w:sz w:val="28"/>
           <w:szCs w:val="28"/>
         </w:rPr>
-        <w:t xml:space="preserve">Схема аутентификации построена на использовании JSON </w:t>
-      </w:r>
-      <w:proofErr w:type="spellStart"/>
-      <w:r>
-        <w:rPr>
-          <w:sz w:val="28"/>
-          <w:szCs w:val="28"/>
-        </w:rPr>
-        <w:t>Web</w:t>
-      </w:r>
-      <w:proofErr w:type="spellEnd"/>
-      <w:r>
-        <w:rPr>
-          <w:sz w:val="28"/>
-          <w:szCs w:val="28"/>
-        </w:rPr>
-        <w:t xml:space="preserve"> </w:t>
-      </w:r>
-      <w:proofErr w:type="spellStart"/>
-      <w:r>
-        <w:rPr>
-          <w:sz w:val="28"/>
-          <w:szCs w:val="28"/>
-        </w:rPr>
-        <w:t>Tokens</w:t>
-      </w:r>
-      <w:proofErr w:type="spellEnd"/>
-      <w:r>
-        <w:rPr>
-          <w:sz w:val="28"/>
-          <w:szCs w:val="28"/>
-        </w:rPr>
-        <w:t xml:space="preserve">. При успешном входе пользователя в систему генерируется пара </w:t>
-      </w:r>
-      <w:proofErr w:type="spellStart"/>
-      <w:r>
-        <w:rPr>
-          <w:sz w:val="28"/>
-          <w:szCs w:val="28"/>
-        </w:rPr>
-        <w:t>токенов</w:t>
-      </w:r>
-      <w:proofErr w:type="spellEnd"/>
-      <w:r>
-        <w:rPr>
-          <w:sz w:val="28"/>
-          <w:szCs w:val="28"/>
-        </w:rPr>
-        <w:t xml:space="preserve">. </w:t>
-      </w:r>
-      <w:proofErr w:type="spellStart"/>
-      <w:r>
-        <w:rPr>
-          <w:sz w:val="28"/>
-          <w:szCs w:val="28"/>
-        </w:rPr>
-        <w:t>Access</w:t>
-      </w:r>
-      <w:proofErr w:type="spellEnd"/>
-      <w:r>
-        <w:rPr>
-          <w:sz w:val="28"/>
-          <w:szCs w:val="28"/>
-        </w:rPr>
-        <w:t xml:space="preserve"> </w:t>
-      </w:r>
-      <w:proofErr w:type="spellStart"/>
-      <w:r>
-        <w:rPr>
-          <w:sz w:val="28"/>
-          <w:szCs w:val="28"/>
-        </w:rPr>
-        <w:t>token</w:t>
-      </w:r>
-      <w:proofErr w:type="spellEnd"/>
-      <w:r>
-        <w:rPr>
-          <w:sz w:val="28"/>
-          <w:szCs w:val="28"/>
-        </w:rPr>
-        <w:t xml:space="preserve"> имеет относительно короткое время жизни (например, 1 час) и содержит в </w:t>
-      </w:r>
-      <w:proofErr w:type="spellStart"/>
-      <w:r>
-        <w:rPr>
-          <w:sz w:val="28"/>
-          <w:szCs w:val="28"/>
-        </w:rPr>
-        <w:t>payload</w:t>
-      </w:r>
-      <w:proofErr w:type="spellEnd"/>
-      <w:r>
-        <w:rPr>
-          <w:sz w:val="28"/>
-          <w:szCs w:val="28"/>
-        </w:rPr>
-        <w:t xml:space="preserve"> идентификатор пользователя, его роль и другую необходимую информацию. Этот </w:t>
-      </w:r>
-      <w:proofErr w:type="spellStart"/>
-      <w:r>
-        <w:rPr>
-          <w:sz w:val="28"/>
-          <w:szCs w:val="28"/>
-        </w:rPr>
-        <w:t>токен</w:t>
-      </w:r>
-      <w:proofErr w:type="spellEnd"/>
-      <w:r>
-        <w:rPr>
-          <w:sz w:val="28"/>
-          <w:szCs w:val="28"/>
-        </w:rPr>
-        <w:t xml:space="preserve"> используется для доступа к защищенным ресурсам API и включается в заголовок </w:t>
-      </w:r>
-      <w:proofErr w:type="spellStart"/>
-      <w:r>
-        <w:rPr>
-          <w:sz w:val="28"/>
-          <w:szCs w:val="28"/>
-        </w:rPr>
-        <w:t>Aut</w:t>
-      </w:r>
-      <w:r>
-        <w:rPr>
-          <w:sz w:val="28"/>
-          <w:szCs w:val="28"/>
-        </w:rPr>
-        <w:t>horization</w:t>
-      </w:r>
-      <w:proofErr w:type="spellEnd"/>
-      <w:r>
-        <w:rPr>
-          <w:sz w:val="28"/>
-          <w:szCs w:val="28"/>
-        </w:rPr>
-        <w:t xml:space="preserve"> каждого запроса.</w:t>
+        <w:t>Схема аутентификации построена на использовании JSON Web Tokens. При успешном входе пользователя в систему генерируется пара токенов. Access token имеет относительно короткое время жизни (например, 1 час) и содержит в payload идентификатор пользователя, его роль и другую необходимую информацию. Этот токен используется для доступа к защищенным ресурсам API и включается в заголовок Aut</w:t>
+      </w:r>
+      <w:r>
+        <w:rPr>
+          <w:sz w:val="28"/>
+          <w:szCs w:val="28"/>
+        </w:rPr>
+        <w:t>horization каждого запроса.</w:t>
       </w:r>
     </w:p>
     <w:p>
@@ -7728,69 +5514,12 @@
           <w:szCs w:val="28"/>
         </w:rPr>
       </w:pPr>
-      <w:proofErr w:type="spellStart"/>
-      <w:r>
-        <w:rPr>
-          <w:sz w:val="28"/>
-          <w:szCs w:val="28"/>
-        </w:rPr>
-        <w:t>Refresh</w:t>
-      </w:r>
-      <w:proofErr w:type="spellEnd"/>
-      <w:r>
-        <w:rPr>
-          <w:sz w:val="28"/>
-          <w:szCs w:val="28"/>
-        </w:rPr>
-        <w:t xml:space="preserve"> </w:t>
-      </w:r>
-      <w:proofErr w:type="spellStart"/>
-      <w:r>
-        <w:rPr>
-          <w:sz w:val="28"/>
-          <w:szCs w:val="28"/>
-        </w:rPr>
-        <w:t>token</w:t>
-      </w:r>
-      <w:proofErr w:type="spellEnd"/>
-      <w:r>
-        <w:rPr>
-          <w:sz w:val="28"/>
-          <w:szCs w:val="28"/>
-        </w:rPr>
-        <w:t xml:space="preserve"> имеет более длительное время жизни (например, 7 дней) и используется исключительно для получения нового </w:t>
-      </w:r>
-      <w:proofErr w:type="spellStart"/>
-      <w:r>
-        <w:rPr>
-          <w:sz w:val="28"/>
-          <w:szCs w:val="28"/>
-        </w:rPr>
-        <w:t>access</w:t>
-      </w:r>
-      <w:proofErr w:type="spellEnd"/>
-      <w:r>
-        <w:rPr>
-          <w:sz w:val="28"/>
-          <w:szCs w:val="28"/>
-        </w:rPr>
-        <w:t xml:space="preserve"> </w:t>
-      </w:r>
-      <w:proofErr w:type="spellStart"/>
-      <w:r>
-        <w:rPr>
-          <w:sz w:val="28"/>
-          <w:szCs w:val="28"/>
-        </w:rPr>
-        <w:t>token</w:t>
-      </w:r>
-      <w:proofErr w:type="spellEnd"/>
-      <w:r>
-        <w:rPr>
-          <w:sz w:val="28"/>
-          <w:szCs w:val="28"/>
-        </w:rPr>
-        <w:t>. Он хранится на кли</w:t>
+      <w:r>
+        <w:rPr>
+          <w:sz w:val="28"/>
+          <w:szCs w:val="28"/>
+        </w:rPr>
+        <w:t>Refresh token имеет более длительное время жизни (например, 7 дней) и используется исключительно для получения нового access token. Он хранится на кли</w:t>
       </w:r>
       <w:r>
         <w:rPr>
@@ -7798,55 +5527,14 @@
           <w:szCs w:val="28"/>
         </w:rPr>
         <w:lastRenderedPageBreak/>
-        <w:t xml:space="preserve">енте в безопасном месте и отправляется на специальный </w:t>
-      </w:r>
-      <w:proofErr w:type="spellStart"/>
-      <w:r>
-        <w:rPr>
-          <w:sz w:val="28"/>
-          <w:szCs w:val="28"/>
-        </w:rPr>
-        <w:t>эндпоинт</w:t>
-      </w:r>
-      <w:proofErr w:type="spellEnd"/>
-      <w:r>
-        <w:rPr>
-          <w:sz w:val="28"/>
-          <w:szCs w:val="28"/>
-        </w:rPr>
-        <w:t xml:space="preserve"> для обновления </w:t>
-      </w:r>
-      <w:proofErr w:type="spellStart"/>
-      <w:r>
-        <w:rPr>
-          <w:sz w:val="28"/>
-          <w:szCs w:val="28"/>
-        </w:rPr>
-        <w:t>access</w:t>
-      </w:r>
-      <w:proofErr w:type="spellEnd"/>
-      <w:r>
-        <w:rPr>
-          <w:sz w:val="28"/>
-          <w:szCs w:val="28"/>
-        </w:rPr>
-        <w:t xml:space="preserve"> </w:t>
-      </w:r>
-      <w:proofErr w:type="spellStart"/>
-      <w:r>
-        <w:rPr>
-          <w:sz w:val="28"/>
-          <w:szCs w:val="28"/>
-        </w:rPr>
-        <w:t>token</w:t>
-      </w:r>
-      <w:proofErr w:type="spellEnd"/>
-      <w:r>
-        <w:rPr>
-          <w:sz w:val="28"/>
-          <w:szCs w:val="28"/>
-        </w:rPr>
-        <w:t xml:space="preserve"> при его истечении.</w:t>
+        <w:t xml:space="preserve">енте в безопасном месте и отправляется на специальный эндпоинт для обновления </w:t>
+      </w:r>
+      <w:r>
+        <w:rPr>
+          <w:sz w:val="28"/>
+          <w:szCs w:val="28"/>
+        </w:rPr>
+        <w:t>access token при его истечении.</w:t>
       </w:r>
     </w:p>
     <w:p>
@@ -7865,103 +5553,7 @@
           <w:sz w:val="28"/>
           <w:szCs w:val="28"/>
         </w:rPr>
-        <w:t xml:space="preserve">На сервере реализован </w:t>
-      </w:r>
-      <w:proofErr w:type="spellStart"/>
-      <w:r>
-        <w:rPr>
-          <w:sz w:val="28"/>
-          <w:szCs w:val="28"/>
-        </w:rPr>
-        <w:t>middleware</w:t>
-      </w:r>
-      <w:proofErr w:type="spellEnd"/>
-      <w:r>
-        <w:rPr>
-          <w:sz w:val="28"/>
-          <w:szCs w:val="28"/>
-        </w:rPr>
-        <w:t xml:space="preserve"> аутентификации, который проверяет наличие и </w:t>
-      </w:r>
-      <w:proofErr w:type="spellStart"/>
-      <w:r>
-        <w:rPr>
-          <w:sz w:val="28"/>
-          <w:szCs w:val="28"/>
-        </w:rPr>
-        <w:t>валидность</w:t>
-      </w:r>
-      <w:proofErr w:type="spellEnd"/>
-      <w:r>
-        <w:rPr>
-          <w:sz w:val="28"/>
-          <w:szCs w:val="28"/>
-        </w:rPr>
-        <w:t xml:space="preserve"> </w:t>
-      </w:r>
-      <w:proofErr w:type="spellStart"/>
-      <w:r>
-        <w:rPr>
-          <w:sz w:val="28"/>
-          <w:szCs w:val="28"/>
-        </w:rPr>
-        <w:t>access</w:t>
-      </w:r>
-      <w:proofErr w:type="spellEnd"/>
-      <w:r>
-        <w:rPr>
-          <w:sz w:val="28"/>
-          <w:szCs w:val="28"/>
-        </w:rPr>
-        <w:t xml:space="preserve"> </w:t>
-      </w:r>
-      <w:proofErr w:type="spellStart"/>
-      <w:r>
-        <w:rPr>
-          <w:sz w:val="28"/>
-          <w:szCs w:val="28"/>
-        </w:rPr>
-        <w:t>token</w:t>
-      </w:r>
-      <w:proofErr w:type="spellEnd"/>
-      <w:r>
-        <w:rPr>
-          <w:sz w:val="28"/>
-          <w:szCs w:val="28"/>
-        </w:rPr>
-        <w:t xml:space="preserve"> в каждом запросе к защищенным </w:t>
-      </w:r>
-      <w:proofErr w:type="spellStart"/>
-      <w:r>
-        <w:rPr>
-          <w:sz w:val="28"/>
-          <w:szCs w:val="28"/>
-        </w:rPr>
-        <w:t>эндпоинтам</w:t>
-      </w:r>
-      <w:proofErr w:type="spellEnd"/>
-      <w:r>
-        <w:rPr>
-          <w:sz w:val="28"/>
-          <w:szCs w:val="28"/>
-        </w:rPr>
-        <w:t xml:space="preserve">. Проверка включает верификацию подписи </w:t>
-      </w:r>
-      <w:proofErr w:type="spellStart"/>
-      <w:r>
-        <w:rPr>
-          <w:sz w:val="28"/>
-          <w:szCs w:val="28"/>
-        </w:rPr>
-        <w:t>токена</w:t>
-      </w:r>
-      <w:proofErr w:type="spellEnd"/>
-      <w:r>
-        <w:rPr>
-          <w:sz w:val="28"/>
-          <w:szCs w:val="28"/>
-        </w:rPr>
-        <w:t>, проверку срока действия, а также дополнительную проверку прав доступа пользов</w:t>
+        <w:t>На сервере реализован middleware аутентификации, который проверяет наличие и валидность access token в каждом запросе к защищенным эндпоинтам. Проверка включает верификацию подписи токена, проверку срока действия, а также дополнительную проверку прав доступа пользов</w:t>
       </w:r>
       <w:r>
         <w:rPr>
@@ -7987,71 +5579,7 @@
           <w:sz w:val="28"/>
           <w:szCs w:val="28"/>
         </w:rPr>
-        <w:t xml:space="preserve">При выходе пользователя из системы </w:t>
-      </w:r>
-      <w:proofErr w:type="spellStart"/>
-      <w:r>
-        <w:rPr>
-          <w:sz w:val="28"/>
-          <w:szCs w:val="28"/>
-        </w:rPr>
-        <w:t>refresh</w:t>
-      </w:r>
-      <w:proofErr w:type="spellEnd"/>
-      <w:r>
-        <w:rPr>
-          <w:sz w:val="28"/>
-          <w:szCs w:val="28"/>
-        </w:rPr>
-        <w:t xml:space="preserve"> </w:t>
-      </w:r>
-      <w:proofErr w:type="spellStart"/>
-      <w:r>
-        <w:rPr>
-          <w:sz w:val="28"/>
-          <w:szCs w:val="28"/>
-        </w:rPr>
-        <w:t>token</w:t>
-      </w:r>
-      <w:proofErr w:type="spellEnd"/>
-      <w:r>
-        <w:rPr>
-          <w:sz w:val="28"/>
-          <w:szCs w:val="28"/>
-        </w:rPr>
-        <w:t xml:space="preserve"> </w:t>
-      </w:r>
-      <w:proofErr w:type="spellStart"/>
-      <w:r>
-        <w:rPr>
-          <w:sz w:val="28"/>
-          <w:szCs w:val="28"/>
-        </w:rPr>
-        <w:t>инвалидируется</w:t>
-      </w:r>
-      <w:proofErr w:type="spellEnd"/>
-      <w:r>
-        <w:rPr>
-          <w:sz w:val="28"/>
-          <w:szCs w:val="28"/>
-        </w:rPr>
-        <w:t>, что требует повторного входа при следующем доступе к приложению. Это обеспечивает дополнительный уровень безопасности, позволяя пользователю при необходимости «</w:t>
-      </w:r>
-      <w:proofErr w:type="spellStart"/>
-      <w:r>
-        <w:rPr>
-          <w:sz w:val="28"/>
-          <w:szCs w:val="28"/>
-        </w:rPr>
-        <w:t>разлогиниться</w:t>
-      </w:r>
-      <w:proofErr w:type="spellEnd"/>
-      <w:r>
-        <w:rPr>
-          <w:sz w:val="28"/>
-          <w:szCs w:val="28"/>
-        </w:rPr>
-        <w:t>» на всех устройствах.</w:t>
+        <w:t>При выходе пользователя из системы refresh token инвалидируется, что требует повторного входа при следующем доступе к приложению. Это обеспечивает дополнительный уровень безопасности, позволяя пользователю при необходимости «разлогиниться» на всех устройствах.</w:t>
       </w:r>
       <w:r>
         <w:rPr>
@@ -8088,7 +5616,7 @@
           <w:szCs w:val="28"/>
         </w:rPr>
       </w:pPr>
-      <w:bookmarkStart w:id="16" w:name="_Toc218546887"/>
+      <w:bookmarkStart w:id="15" w:name="_Toc218546887"/>
       <w:r>
         <w:rPr>
           <w:rFonts w:ascii="Times New Roman" w:hAnsi="Times New Roman" w:cs="Times New Roman"/>
@@ -8101,7 +5629,6 @@
         <w:lastRenderedPageBreak/>
         <w:t>Р</w:t>
       </w:r>
-      <w:proofErr w:type="spellStart"/>
       <w:r>
         <w:rPr>
           <w:rFonts w:ascii="Times New Roman" w:hAnsi="Times New Roman" w:cs="Times New Roman"/>
@@ -8112,9 +5639,8 @@
           <w:szCs w:val="28"/>
           <w:lang w:val="en-US"/>
         </w:rPr>
-        <w:t>азработка</w:t>
-      </w:r>
-      <w:proofErr w:type="spellEnd"/>
+        <w:t>азработка программы</w:t>
+      </w:r>
       <w:r>
         <w:rPr>
           <w:rFonts w:ascii="Times New Roman" w:hAnsi="Times New Roman" w:cs="Times New Roman"/>
@@ -8123,36 +5649,10 @@
           <w:color w:val="auto"/>
           <w:sz w:val="28"/>
           <w:szCs w:val="28"/>
-          <w:lang w:val="en-US"/>
-        </w:rPr>
-        <w:t xml:space="preserve"> </w:t>
-      </w:r>
-      <w:proofErr w:type="spellStart"/>
-      <w:r>
-        <w:rPr>
-          <w:rFonts w:ascii="Times New Roman" w:hAnsi="Times New Roman" w:cs="Times New Roman"/>
-          <w:b/>
-          <w:bCs/>
-          <w:color w:val="auto"/>
-          <w:sz w:val="28"/>
-          <w:szCs w:val="28"/>
-          <w:lang w:val="en-US"/>
-        </w:rPr>
-        <w:t>программы</w:t>
-      </w:r>
-      <w:proofErr w:type="spellEnd"/>
-      <w:r>
-        <w:rPr>
-          <w:rFonts w:ascii="Times New Roman" w:hAnsi="Times New Roman" w:cs="Times New Roman"/>
-          <w:b/>
-          <w:bCs/>
-          <w:color w:val="auto"/>
-          <w:sz w:val="28"/>
-          <w:szCs w:val="28"/>
         </w:rPr>
         <w:t xml:space="preserve"> (реализация)</w:t>
       </w:r>
-      <w:bookmarkEnd w:id="16"/>
+      <w:bookmarkEnd w:id="15"/>
     </w:p>
     <w:p>
       <w:pPr>
@@ -8168,7 +5668,7 @@
           <w:color w:val="auto"/>
         </w:rPr>
       </w:pPr>
-      <w:bookmarkStart w:id="17" w:name="_Toc218546888"/>
+      <w:bookmarkStart w:id="16" w:name="_Toc218546888"/>
       <w:r>
         <w:rPr>
           <w:rStyle w:val="ae"/>
@@ -8179,7 +5679,7 @@
         </w:rPr>
         <w:t>Архитектура системы</w:t>
       </w:r>
-      <w:bookmarkEnd w:id="17"/>
+      <w:bookmarkEnd w:id="16"/>
     </w:p>
     <w:p>
       <w:pPr>
@@ -8197,23 +5697,7 @@
           <w:sz w:val="28"/>
           <w:szCs w:val="28"/>
         </w:rPr>
-        <w:t xml:space="preserve">Архитектура системы представляет собой классическое трехзвенное веб-приложение, построенное по принципу клиент-сервер. Клиентская часть реализована в виде одностраничного приложения на чистом </w:t>
-      </w:r>
-      <w:proofErr w:type="spellStart"/>
-      <w:r>
-        <w:rPr>
-          <w:sz w:val="28"/>
-          <w:szCs w:val="28"/>
-        </w:rPr>
-        <w:t>JavaScript</w:t>
-      </w:r>
-      <w:proofErr w:type="spellEnd"/>
-      <w:r>
-        <w:rPr>
-          <w:sz w:val="28"/>
-          <w:szCs w:val="28"/>
-        </w:rPr>
-        <w:t>, которое выполняется в браузере пользователя и взаимодействует с сервером через REST API по протоколу HTTP/HTTPS. Эта часть отвечает за отображение пользовательского интерфейса, обработку действий пользователя и представление данных в</w:t>
+        <w:t>Архитектура системы представляет собой классическое трехзвенное веб-приложение, построенное по принципу клиент-сервер. Клиентская часть реализована в виде одностраничного приложения на чистом JavaScript, которое выполняется в браузере пользователя и взаимодействует с сервером через REST API по протоколу HTTP/HTTPS. Эта часть отвечает за отображение пользовательского интерфейса, обработку действий пользователя и представление данных в</w:t>
       </w:r>
       <w:r>
         <w:rPr>
@@ -8239,39 +5723,28 @@
           <w:sz w:val="28"/>
           <w:szCs w:val="28"/>
         </w:rPr>
-        <w:t xml:space="preserve">Серверная часть построена на Node.js без использования </w:t>
-      </w:r>
-      <w:proofErr w:type="spellStart"/>
-      <w:r>
-        <w:rPr>
-          <w:sz w:val="28"/>
-          <w:szCs w:val="28"/>
-        </w:rPr>
-        <w:t>фреймворков</w:t>
-      </w:r>
-      <w:proofErr w:type="spellEnd"/>
-      <w:r>
-        <w:rPr>
-          <w:sz w:val="28"/>
-          <w:szCs w:val="28"/>
-        </w:rPr>
-        <w:t xml:space="preserve"> и предоставляет набор API-</w:t>
-      </w:r>
-      <w:proofErr w:type="spellStart"/>
-      <w:r>
-        <w:rPr>
-          <w:sz w:val="28"/>
-          <w:szCs w:val="28"/>
-        </w:rPr>
-        <w:t>эндпоинтов</w:t>
-      </w:r>
-      <w:proofErr w:type="spellEnd"/>
-      <w:r>
-        <w:rPr>
-          <w:sz w:val="28"/>
-          <w:szCs w:val="28"/>
-        </w:rPr>
-        <w:t xml:space="preserve"> для всех операций с данными. Она обрабатывает аутентификацию пользователей, выполняет бизнес-логику приложения, взаимодействует с базой данных и обеспечивает безопасность системы. Сервер выступает в роли промежуточного слоя между клиентом и базой данных, инкапсулируя </w:t>
+        <w:t>Серверная часть построена на Node.js</w:t>
+      </w:r>
+      <w:r>
+        <w:rPr>
+          <w:sz w:val="28"/>
+          <w:szCs w:val="28"/>
+        </w:rPr>
+        <w:t xml:space="preserve"> </w:t>
+      </w:r>
+      <w:r>
+        <w:rPr>
+          <w:sz w:val="28"/>
+          <w:szCs w:val="28"/>
+        </w:rPr>
+        <w:t>[1]</w:t>
+      </w:r>
+      <w:r>
+        <w:rPr>
+          <w:sz w:val="28"/>
+          <w:szCs w:val="28"/>
+        </w:rPr>
+        <w:t xml:space="preserve"> без использования фреймворков и предоставляет набор API-эндпоинтов для всех операций с данными. Она обрабатывает аутентификацию пользователей, выполняет бизнес-логику приложения, взаимодействует с базой данных и обеспечивает безопасность системы. Сервер выступает в роли промежуточного слоя между клиентом и базой данных, инкапсулируя </w:t>
       </w:r>
       <w:r>
         <w:rPr>
@@ -8297,55 +5770,7 @@
           <w:sz w:val="28"/>
           <w:szCs w:val="28"/>
         </w:rPr>
-        <w:t xml:space="preserve">В качестве системы хранения данных используется </w:t>
-      </w:r>
-      <w:proofErr w:type="spellStart"/>
-      <w:r>
-        <w:rPr>
-          <w:sz w:val="28"/>
-          <w:szCs w:val="28"/>
-        </w:rPr>
-        <w:t>MongoDB</w:t>
-      </w:r>
-      <w:proofErr w:type="spellEnd"/>
-      <w:r>
-        <w:rPr>
-          <w:sz w:val="28"/>
-          <w:szCs w:val="28"/>
-        </w:rPr>
-        <w:t xml:space="preserve"> — </w:t>
-      </w:r>
-      <w:proofErr w:type="spellStart"/>
-      <w:r>
-        <w:rPr>
-          <w:sz w:val="28"/>
-          <w:szCs w:val="28"/>
-        </w:rPr>
-        <w:t>документоориентированная</w:t>
-      </w:r>
-      <w:proofErr w:type="spellEnd"/>
-      <w:r>
-        <w:rPr>
-          <w:sz w:val="28"/>
-          <w:szCs w:val="28"/>
-        </w:rPr>
-        <w:t xml:space="preserve"> база данных, которая хорошо подходит для хранения данных с гибкой и изменяемой структурой. </w:t>
-      </w:r>
-      <w:proofErr w:type="spellStart"/>
-      <w:r>
-        <w:rPr>
-          <w:sz w:val="28"/>
-          <w:szCs w:val="28"/>
-        </w:rPr>
-        <w:t>MongoDB</w:t>
-      </w:r>
-      <w:proofErr w:type="spellEnd"/>
-      <w:r>
-        <w:rPr>
-          <w:sz w:val="28"/>
-          <w:szCs w:val="28"/>
-        </w:rPr>
-        <w:t xml:space="preserve"> хранит информацию в виде документов BSON, что позволяет естественным образом представлять сущности приложения, такие как пользователи, привычки и отметки выполнения.</w:t>
+        <w:t>В качестве системы хранения данных используется MongoDB — документоориентированная база данных, которая хорошо подходит для хранения данных с гибкой и изменяемой структурой. MongoDB хранит информацию в виде документов BSON, что позволяет естественным образом представлять сущности приложения, такие как пользователи, привычки и отметки выполнения.</w:t>
       </w:r>
     </w:p>
     <w:p>
@@ -8364,103 +5789,7 @@
           <w:sz w:val="28"/>
           <w:szCs w:val="28"/>
         </w:rPr>
-        <w:t xml:space="preserve">Все компоненты системы развертываются в виде изолированных </w:t>
-      </w:r>
-      <w:proofErr w:type="spellStart"/>
-      <w:r>
-        <w:rPr>
-          <w:sz w:val="28"/>
-          <w:szCs w:val="28"/>
-        </w:rPr>
-        <w:t>Docker</w:t>
-      </w:r>
-      <w:proofErr w:type="spellEnd"/>
-      <w:r>
-        <w:rPr>
-          <w:sz w:val="28"/>
-          <w:szCs w:val="28"/>
-        </w:rPr>
-        <w:t xml:space="preserve">-контейнеров, </w:t>
-      </w:r>
-      <w:proofErr w:type="spellStart"/>
-      <w:r>
-        <w:rPr>
-          <w:sz w:val="28"/>
-          <w:szCs w:val="28"/>
-        </w:rPr>
-        <w:t>оркестрируемых</w:t>
-      </w:r>
-      <w:proofErr w:type="spellEnd"/>
-      <w:r>
-        <w:rPr>
-          <w:sz w:val="28"/>
-          <w:szCs w:val="28"/>
-        </w:rPr>
-        <w:t xml:space="preserve"> через </w:t>
-      </w:r>
-      <w:proofErr w:type="spellStart"/>
-      <w:r>
-        <w:rPr>
-          <w:sz w:val="28"/>
-          <w:szCs w:val="28"/>
-        </w:rPr>
-        <w:t>Docker</w:t>
-      </w:r>
-      <w:proofErr w:type="spellEnd"/>
-      <w:r>
-        <w:rPr>
-          <w:sz w:val="28"/>
-          <w:szCs w:val="28"/>
-        </w:rPr>
-        <w:t xml:space="preserve"> </w:t>
-      </w:r>
-      <w:proofErr w:type="spellStart"/>
-      <w:r>
-        <w:rPr>
-          <w:sz w:val="28"/>
-          <w:szCs w:val="28"/>
-        </w:rPr>
-        <w:t>Compose</w:t>
-      </w:r>
-      <w:proofErr w:type="spellEnd"/>
-      <w:r>
-        <w:rPr>
-          <w:sz w:val="28"/>
-          <w:szCs w:val="28"/>
-        </w:rPr>
-        <w:t xml:space="preserve">. Это обеспечивает </w:t>
-      </w:r>
-      <w:proofErr w:type="spellStart"/>
-      <w:r>
-        <w:rPr>
-          <w:sz w:val="28"/>
-          <w:szCs w:val="28"/>
-        </w:rPr>
-        <w:t>воспроизводимость</w:t>
-      </w:r>
-      <w:proofErr w:type="spellEnd"/>
-      <w:r>
-        <w:rPr>
-          <w:sz w:val="28"/>
-          <w:szCs w:val="28"/>
-        </w:rPr>
-        <w:t xml:space="preserve"> окружений, простоту развертывания и возможность запуска системы на любой платформе, поддерживающей </w:t>
-      </w:r>
-      <w:proofErr w:type="spellStart"/>
-      <w:r>
-        <w:rPr>
-          <w:sz w:val="28"/>
-          <w:szCs w:val="28"/>
-        </w:rPr>
-        <w:t>Docker</w:t>
-      </w:r>
-      <w:proofErr w:type="spellEnd"/>
-      <w:r>
-        <w:rPr>
-          <w:sz w:val="28"/>
-          <w:szCs w:val="28"/>
-        </w:rPr>
-        <w:t>. Контейнеризация также упрощает масштабирование отдельных компонентов при необходимости.</w:t>
+        <w:t>Все компоненты системы развертываются в виде изолированных Docker-контейнеров, оркестрируемых через Docker Compose. Это обеспечивает воспроизводимость окружений, простоту развертывания и возможность запуска системы на любой платформе, поддерживающей Docker. Контейнеризация также упрощает масштабирование отдельных компонентов при необходимости.</w:t>
       </w:r>
     </w:p>
     <w:p>
@@ -8477,8 +5806,7 @@
           <w:color w:val="auto"/>
         </w:rPr>
       </w:pPr>
-      <w:bookmarkStart w:id="18" w:name="_Toc218546889"/>
-      <w:proofErr w:type="spellStart"/>
+      <w:bookmarkStart w:id="17" w:name="_Toc218546889"/>
       <w:r>
         <w:rPr>
           <w:rStyle w:val="ae"/>
@@ -8489,8 +5817,7 @@
         </w:rPr>
         <w:t>Техстек</w:t>
       </w:r>
-      <w:bookmarkEnd w:id="18"/>
-      <w:proofErr w:type="spellEnd"/>
+      <w:bookmarkEnd w:id="17"/>
     </w:p>
     <w:p>
       <w:pPr>
@@ -8509,55 +5836,7 @@
           <w:sz w:val="28"/>
           <w:szCs w:val="28"/>
         </w:rPr>
-        <w:t xml:space="preserve">Для серверной части был выбран Node.js с чистым </w:t>
-      </w:r>
-      <w:proofErr w:type="spellStart"/>
-      <w:r>
-        <w:rPr>
-          <w:sz w:val="28"/>
-          <w:szCs w:val="28"/>
-        </w:rPr>
-        <w:t>JavaScript</w:t>
-      </w:r>
-      <w:proofErr w:type="spellEnd"/>
-      <w:r>
-        <w:rPr>
-          <w:sz w:val="28"/>
-          <w:szCs w:val="28"/>
-        </w:rPr>
-        <w:t xml:space="preserve">. Node.js обеспечивает высокую производительность при работе с I/O-операциями за счет событийно-ориентированной архитектуры и неблокирующих операций, что важно для системы, обрабатывающей множество HTTP-запросов. Использование чистого </w:t>
-      </w:r>
-      <w:proofErr w:type="spellStart"/>
-      <w:r>
-        <w:rPr>
-          <w:sz w:val="28"/>
-          <w:szCs w:val="28"/>
-        </w:rPr>
-        <w:t>JavaScript</w:t>
-      </w:r>
-      <w:proofErr w:type="spellEnd"/>
-      <w:r>
-        <w:rPr>
-          <w:sz w:val="28"/>
-          <w:szCs w:val="28"/>
-        </w:rPr>
-        <w:t xml:space="preserve"> без </w:t>
-      </w:r>
-      <w:proofErr w:type="spellStart"/>
-      <w:r>
-        <w:rPr>
-          <w:sz w:val="28"/>
-          <w:szCs w:val="28"/>
-        </w:rPr>
-        <w:t>фреймворков</w:t>
-      </w:r>
-      <w:proofErr w:type="spellEnd"/>
-      <w:r>
-        <w:rPr>
-          <w:sz w:val="28"/>
-          <w:szCs w:val="28"/>
-        </w:rPr>
-        <w:t xml:space="preserve"> позволяет лучше понять основы работы веб-сервера и сохранить полный к</w:t>
+        <w:t>Для серверной части был выбран Node.js с чистым JavaScript. Node.js обеспечивает высокую производительность при работе с I/O-операциями за счет событийно-ориентированной архитектуры и неблокирующих операций, что важно для системы, обрабатывающей множество HTTP-запросов. Использование чистого JavaScript без фреймворков позволяет лучше понять основы работы веб-сервера и сохранить полный к</w:t>
       </w:r>
       <w:r>
         <w:rPr>
@@ -8584,103 +5863,7 @@
           <w:sz w:val="28"/>
           <w:szCs w:val="28"/>
         </w:rPr>
-        <w:t xml:space="preserve">Клиентская часть реализована на чистом </w:t>
-      </w:r>
-      <w:proofErr w:type="spellStart"/>
-      <w:r>
-        <w:rPr>
-          <w:sz w:val="28"/>
-          <w:szCs w:val="28"/>
-        </w:rPr>
-        <w:t>JavaScript</w:t>
-      </w:r>
-      <w:proofErr w:type="spellEnd"/>
-      <w:r>
-        <w:rPr>
-          <w:sz w:val="28"/>
-          <w:szCs w:val="28"/>
-        </w:rPr>
-        <w:t xml:space="preserve"> без использования </w:t>
-      </w:r>
-      <w:proofErr w:type="spellStart"/>
-      <w:r>
-        <w:rPr>
-          <w:sz w:val="28"/>
-          <w:szCs w:val="28"/>
-        </w:rPr>
-        <w:t>React</w:t>
-      </w:r>
-      <w:proofErr w:type="spellEnd"/>
-      <w:r>
-        <w:rPr>
-          <w:sz w:val="28"/>
-          <w:szCs w:val="28"/>
-        </w:rPr>
-        <w:t xml:space="preserve">, </w:t>
-      </w:r>
-      <w:proofErr w:type="spellStart"/>
-      <w:r>
-        <w:rPr>
-          <w:sz w:val="28"/>
-          <w:szCs w:val="28"/>
-        </w:rPr>
-        <w:t>Vue</w:t>
-      </w:r>
-      <w:proofErr w:type="spellEnd"/>
-      <w:r>
-        <w:rPr>
-          <w:sz w:val="28"/>
-          <w:szCs w:val="28"/>
-        </w:rPr>
-        <w:t xml:space="preserve"> или других </w:t>
-      </w:r>
-      <w:proofErr w:type="spellStart"/>
-      <w:r>
-        <w:rPr>
-          <w:sz w:val="28"/>
-          <w:szCs w:val="28"/>
-        </w:rPr>
-        <w:t>фронтенд-фреймворков</w:t>
-      </w:r>
-      <w:proofErr w:type="spellEnd"/>
-      <w:r>
-        <w:rPr>
-          <w:sz w:val="28"/>
-          <w:szCs w:val="28"/>
-        </w:rPr>
-        <w:t xml:space="preserve">. Такой подход позволяет создать </w:t>
-      </w:r>
-      <w:proofErr w:type="spellStart"/>
-      <w:r>
-        <w:rPr>
-          <w:sz w:val="28"/>
-          <w:szCs w:val="28"/>
-        </w:rPr>
-        <w:t>минималистичное</w:t>
-      </w:r>
-      <w:proofErr w:type="spellEnd"/>
-      <w:r>
-        <w:rPr>
-          <w:sz w:val="28"/>
-          <w:szCs w:val="28"/>
-        </w:rPr>
-        <w:t xml:space="preserve"> и быстрое приложение, не перегруженное дополнительными абстракциями. Все элементы интерфейса создаются и управляются через </w:t>
-      </w:r>
-      <w:proofErr w:type="spellStart"/>
-      <w:r>
-        <w:rPr>
-          <w:sz w:val="28"/>
-          <w:szCs w:val="28"/>
-        </w:rPr>
-        <w:t>нативные</w:t>
-      </w:r>
-      <w:proofErr w:type="spellEnd"/>
-      <w:r>
-        <w:rPr>
-          <w:sz w:val="28"/>
-          <w:szCs w:val="28"/>
-        </w:rPr>
-        <w:t xml:space="preserve"> DOM API, что обеспечивает полный контроль над ренде</w:t>
+        <w:t>Клиентская часть реализована на чистом JavaScript без использования React, Vue или других фронтенд-фреймворков. Такой подход позволяет создать минималистичное и быстрое приложение, не перегруженное дополнительными абстракциями. Все элементы интерфейса создаются и управляются через нативные DOM API, что обеспечивает полный контроль над ренде</w:t>
       </w:r>
       <w:r>
         <w:rPr>
@@ -8707,88 +5890,15 @@
           <w:sz w:val="28"/>
           <w:szCs w:val="28"/>
         </w:rPr>
-        <w:t xml:space="preserve">В качестве базы данных выбрана </w:t>
-      </w:r>
-      <w:proofErr w:type="spellStart"/>
-      <w:r>
-        <w:rPr>
-          <w:sz w:val="28"/>
-          <w:szCs w:val="28"/>
-        </w:rPr>
-        <w:t>MongoDB</w:t>
-      </w:r>
-      <w:proofErr w:type="spellEnd"/>
-      <w:r>
-        <w:rPr>
-          <w:sz w:val="28"/>
-          <w:szCs w:val="28"/>
-        </w:rPr>
-        <w:t xml:space="preserve"> из-за ее гибкости и хорошей совместимости с </w:t>
-      </w:r>
-      <w:proofErr w:type="spellStart"/>
-      <w:r>
-        <w:rPr>
-          <w:sz w:val="28"/>
-          <w:szCs w:val="28"/>
-        </w:rPr>
-        <w:t>JavaScript</w:t>
-      </w:r>
-      <w:proofErr w:type="spellEnd"/>
-      <w:r>
-        <w:rPr>
-          <w:sz w:val="28"/>
-          <w:szCs w:val="28"/>
-        </w:rPr>
-        <w:t xml:space="preserve">-экосистемой. </w:t>
-      </w:r>
-      <w:proofErr w:type="spellStart"/>
-      <w:r>
-        <w:rPr>
-          <w:sz w:val="28"/>
-          <w:szCs w:val="28"/>
-        </w:rPr>
-        <w:t>MongoDB</w:t>
-      </w:r>
-      <w:proofErr w:type="spellEnd"/>
-      <w:r>
-        <w:rPr>
-          <w:sz w:val="28"/>
-          <w:szCs w:val="28"/>
-        </w:rPr>
-        <w:t xml:space="preserve"> позволяет хранить данные в формате, близком к объектам </w:t>
-      </w:r>
-      <w:proofErr w:type="spellStart"/>
-      <w:r>
-        <w:rPr>
-          <w:sz w:val="28"/>
-          <w:szCs w:val="28"/>
-        </w:rPr>
-        <w:t>JavaScript</w:t>
-      </w:r>
-      <w:proofErr w:type="spellEnd"/>
-      <w:r>
-        <w:rPr>
-          <w:sz w:val="28"/>
-          <w:szCs w:val="28"/>
-        </w:rPr>
-        <w:t xml:space="preserve">, что упрощает их обработку. Драйвер </w:t>
-      </w:r>
-      <w:proofErr w:type="spellStart"/>
+        <w:t xml:space="preserve">В качестве базы данных выбрана MongoDB из-за ее гибкости и хорошей совместимости с JavaScript-экосистемой. MongoDB позволяет хранить данные в формате, близком к объектам JavaScript, что упрощает их обработку. Драйвер </w:t>
+      </w:r>
       <w:r>
         <w:rPr>
           <w:sz w:val="28"/>
           <w:szCs w:val="28"/>
         </w:rPr>
         <w:lastRenderedPageBreak/>
-        <w:t>MongoDB</w:t>
-      </w:r>
-      <w:proofErr w:type="spellEnd"/>
-      <w:r>
-        <w:rPr>
-          <w:sz w:val="28"/>
-          <w:szCs w:val="28"/>
-        </w:rPr>
-        <w:t xml:space="preserve"> для Node.js предоставляет удобный API для выполнения всех необх</w:t>
+        <w:t>MongoDB для Node.js предоставляет удобный API для выполнения всех необх</w:t>
       </w:r>
       <w:r>
         <w:rPr>
@@ -8815,55 +5925,7 @@
           <w:sz w:val="28"/>
           <w:szCs w:val="28"/>
         </w:rPr>
-        <w:t xml:space="preserve">Для аутентификации используется JWT с библиотекой </w:t>
-      </w:r>
-      <w:proofErr w:type="spellStart"/>
-      <w:r>
-        <w:rPr>
-          <w:sz w:val="28"/>
-          <w:szCs w:val="28"/>
-        </w:rPr>
-        <w:t>jsonwebtoken</w:t>
-      </w:r>
-      <w:proofErr w:type="spellEnd"/>
-      <w:r>
-        <w:rPr>
-          <w:sz w:val="28"/>
-          <w:szCs w:val="28"/>
-        </w:rPr>
-        <w:t xml:space="preserve">. Этот подход является современным стандартом для веб-приложений, обеспечивает </w:t>
-      </w:r>
-      <w:proofErr w:type="spellStart"/>
-      <w:r>
-        <w:rPr>
-          <w:sz w:val="28"/>
-          <w:szCs w:val="28"/>
-        </w:rPr>
-        <w:t>stateless</w:t>
-      </w:r>
-      <w:proofErr w:type="spellEnd"/>
-      <w:r>
-        <w:rPr>
-          <w:sz w:val="28"/>
-          <w:szCs w:val="28"/>
-        </w:rPr>
-        <w:t xml:space="preserve">-авторизацию и легко интегрируется с REST API. Хеширование паролей выполняется с помощью </w:t>
-      </w:r>
-      <w:proofErr w:type="spellStart"/>
-      <w:r>
-        <w:rPr>
-          <w:sz w:val="28"/>
-          <w:szCs w:val="28"/>
-        </w:rPr>
-        <w:t>bcryptjs</w:t>
-      </w:r>
-      <w:proofErr w:type="spellEnd"/>
-      <w:r>
-        <w:rPr>
-          <w:sz w:val="28"/>
-          <w:szCs w:val="28"/>
-        </w:rPr>
-        <w:t>, что обеспечивает безопасное хранени</w:t>
+        <w:t>Для аутентификации используется JWT с библиотекой jsonwebtoken. Этот подход является современным стандартом для веб-приложений, обеспечивает stateless-авторизацию и легко интегрируется с REST API. Хеширование паролей выполняется с помощью bcryptjs, что обеспечивает безопасное хранени</w:t>
       </w:r>
       <w:r>
         <w:rPr>
@@ -8890,87 +5952,7 @@
           <w:sz w:val="28"/>
           <w:szCs w:val="28"/>
         </w:rPr>
-        <w:t xml:space="preserve">Стилизация выполнена на чистом CSS с использованием современных возможностей: CSS </w:t>
-      </w:r>
-      <w:proofErr w:type="spellStart"/>
-      <w:r>
-        <w:rPr>
-          <w:sz w:val="28"/>
-          <w:szCs w:val="28"/>
-        </w:rPr>
-        <w:t>Grid</w:t>
-      </w:r>
-      <w:proofErr w:type="spellEnd"/>
-      <w:r>
-        <w:rPr>
-          <w:sz w:val="28"/>
-          <w:szCs w:val="28"/>
-        </w:rPr>
-        <w:t xml:space="preserve"> для построения </w:t>
-      </w:r>
-      <w:proofErr w:type="spellStart"/>
-      <w:r>
-        <w:rPr>
-          <w:sz w:val="28"/>
-          <w:szCs w:val="28"/>
-        </w:rPr>
-        <w:t>layout</w:t>
-      </w:r>
-      <w:proofErr w:type="spellEnd"/>
-      <w:r>
-        <w:rPr>
-          <w:sz w:val="28"/>
-          <w:szCs w:val="28"/>
-        </w:rPr>
-        <w:t xml:space="preserve">, </w:t>
-      </w:r>
-      <w:proofErr w:type="spellStart"/>
-      <w:r>
-        <w:rPr>
-          <w:sz w:val="28"/>
-          <w:szCs w:val="28"/>
-        </w:rPr>
-        <w:t>Flexbox</w:t>
-      </w:r>
-      <w:proofErr w:type="spellEnd"/>
-      <w:r>
-        <w:rPr>
-          <w:sz w:val="28"/>
-          <w:szCs w:val="28"/>
-        </w:rPr>
-        <w:t xml:space="preserve"> для выравнивания элементов, CSS </w:t>
-      </w:r>
-      <w:proofErr w:type="spellStart"/>
-      <w:r>
-        <w:rPr>
-          <w:sz w:val="28"/>
-          <w:szCs w:val="28"/>
-        </w:rPr>
-        <w:t>Variables</w:t>
-      </w:r>
-      <w:proofErr w:type="spellEnd"/>
-      <w:r>
-        <w:rPr>
-          <w:sz w:val="28"/>
-          <w:szCs w:val="28"/>
-        </w:rPr>
-        <w:t xml:space="preserve"> для реализации </w:t>
-      </w:r>
-      <w:proofErr w:type="spellStart"/>
-      <w:r>
-        <w:rPr>
-          <w:sz w:val="28"/>
-          <w:szCs w:val="28"/>
-        </w:rPr>
-        <w:t>темизации</w:t>
-      </w:r>
-      <w:proofErr w:type="spellEnd"/>
-      <w:r>
-        <w:rPr>
-          <w:sz w:val="28"/>
-          <w:szCs w:val="28"/>
-        </w:rPr>
-        <w:t>, медиа-запросов для создания адаптивного дизайна.</w:t>
+        <w:t>Стилизация выполнена на чистом CSS с использованием современных возможностей: CSS Grid для построения layout, Flexbox для выравнивания элементов, CSS Variables для реализации темизации, медиа-запросов для создания адаптивного дизайна.</w:t>
       </w:r>
     </w:p>
     <w:p>
@@ -8987,7 +5969,7 @@
           <w:color w:val="auto"/>
         </w:rPr>
       </w:pPr>
-      <w:bookmarkStart w:id="19" w:name="_Toc218546890"/>
+      <w:bookmarkStart w:id="18" w:name="_Toc218546890"/>
       <w:r>
         <w:rPr>
           <w:rStyle w:val="ae"/>
@@ -8998,7 +5980,7 @@
         </w:rPr>
         <w:t>Модули сервера</w:t>
       </w:r>
-      <w:bookmarkEnd w:id="19"/>
+      <w:bookmarkEnd w:id="18"/>
     </w:p>
     <w:p>
       <w:pPr>
@@ -9016,87 +5998,21 @@
           <w:sz w:val="28"/>
           <w:szCs w:val="28"/>
         </w:rPr>
-        <w:t xml:space="preserve">Модули сервера организованы по функциональному принципу. Основной файл server.js инициализирует HTTP-сервер, настраивает </w:t>
-      </w:r>
-      <w:proofErr w:type="spellStart"/>
-      <w:r>
-        <w:rPr>
-          <w:sz w:val="28"/>
-          <w:szCs w:val="28"/>
-        </w:rPr>
-        <w:t>middleware</w:t>
-      </w:r>
-      <w:proofErr w:type="spellEnd"/>
-      <w:r>
-        <w:rPr>
-          <w:sz w:val="28"/>
-          <w:szCs w:val="28"/>
-        </w:rPr>
-        <w:t xml:space="preserve"> для обработки CORS и </w:t>
-      </w:r>
-      <w:proofErr w:type="spellStart"/>
-      <w:r>
-        <w:rPr>
-          <w:sz w:val="28"/>
-          <w:szCs w:val="28"/>
-        </w:rPr>
-        <w:t>парсинга</w:t>
-      </w:r>
-      <w:proofErr w:type="spellEnd"/>
-      <w:r>
-        <w:rPr>
-          <w:sz w:val="28"/>
-          <w:szCs w:val="28"/>
-        </w:rPr>
-        <w:t xml:space="preserve"> JSON-тел запросов, определяет маршруты API и устанавливает соединение с </w:t>
-      </w:r>
-      <w:proofErr w:type="spellStart"/>
-      <w:r>
-        <w:rPr>
-          <w:sz w:val="28"/>
-          <w:szCs w:val="28"/>
-        </w:rPr>
-        <w:t>MongoDB</w:t>
-      </w:r>
-      <w:proofErr w:type="spellEnd"/>
-      <w:r>
-        <w:rPr>
-          <w:sz w:val="28"/>
-          <w:szCs w:val="28"/>
-        </w:rPr>
-        <w:t xml:space="preserve">. Все запросы проходят через цепочку </w:t>
-      </w:r>
-      <w:proofErr w:type="spellStart"/>
-      <w:r>
-        <w:rPr>
-          <w:sz w:val="28"/>
-          <w:szCs w:val="28"/>
-        </w:rPr>
-        <w:t>middleware</w:t>
-      </w:r>
-      <w:proofErr w:type="spellEnd"/>
-      <w:r>
-        <w:rPr>
-          <w:sz w:val="28"/>
-          <w:szCs w:val="28"/>
-        </w:rPr>
-        <w:t xml:space="preserve">, которая последовательно выполняет проверку CORS, </w:t>
-      </w:r>
-      <w:proofErr w:type="spellStart"/>
-      <w:r>
-        <w:rPr>
-          <w:sz w:val="28"/>
-          <w:szCs w:val="28"/>
-        </w:rPr>
-        <w:t>парсинг</w:t>
-      </w:r>
-      <w:proofErr w:type="spellEnd"/>
-      <w:r>
-        <w:rPr>
-          <w:sz w:val="28"/>
-          <w:szCs w:val="28"/>
-        </w:rPr>
-        <w:t xml:space="preserve"> JSON, аутентифи</w:t>
+        <w:t>Модули сервера организованы по функциональному принципу. Основной файл server.js инициализирует HTTP-сервер, настраивает middleware для обработки CORS и парсинга JSON-тел запросов, определяет маршруты API и устанавливает соединение с MongoDB</w:t>
+      </w:r>
+      <w:r>
+        <w:rPr>
+          <w:sz w:val="28"/>
+          <w:szCs w:val="28"/>
+        </w:rPr>
+        <w:t xml:space="preserve"> [2]</w:t>
+      </w:r>
+      <w:r>
+        <w:rPr>
+          <w:sz w:val="28"/>
+          <w:szCs w:val="28"/>
+        </w:rPr>
+        <w:t>. Все запросы проходят через цепочку middleware, которая последовательно выполняет проверку CORS, парсинг JSON, аутентифи</w:t>
       </w:r>
       <w:r>
         <w:rPr>
@@ -9122,87 +6038,7 @@
           <w:sz w:val="28"/>
           <w:szCs w:val="28"/>
         </w:rPr>
-        <w:t xml:space="preserve">Модуль аутентификации содержит </w:t>
-      </w:r>
-      <w:proofErr w:type="spellStart"/>
-      <w:r>
-        <w:rPr>
-          <w:sz w:val="28"/>
-          <w:szCs w:val="28"/>
-        </w:rPr>
-        <w:t>middleware</w:t>
-      </w:r>
-      <w:proofErr w:type="spellEnd"/>
-      <w:r>
-        <w:rPr>
-          <w:sz w:val="28"/>
-          <w:szCs w:val="28"/>
-        </w:rPr>
-        <w:t xml:space="preserve"> для проверки JWT-</w:t>
-      </w:r>
-      <w:proofErr w:type="spellStart"/>
-      <w:r>
-        <w:rPr>
-          <w:sz w:val="28"/>
-          <w:szCs w:val="28"/>
-        </w:rPr>
-        <w:t>токенов</w:t>
-      </w:r>
-      <w:proofErr w:type="spellEnd"/>
-      <w:r>
-        <w:rPr>
-          <w:sz w:val="28"/>
-          <w:szCs w:val="28"/>
-        </w:rPr>
-        <w:t xml:space="preserve"> и контроля доступа на основе ролей пользователей. Реализованы функции для базовой проверки </w:t>
-      </w:r>
-      <w:proofErr w:type="spellStart"/>
-      <w:r>
-        <w:rPr>
-          <w:sz w:val="28"/>
-          <w:szCs w:val="28"/>
-        </w:rPr>
-        <w:t>валидности</w:t>
-      </w:r>
-      <w:proofErr w:type="spellEnd"/>
-      <w:r>
-        <w:rPr>
-          <w:sz w:val="28"/>
-          <w:szCs w:val="28"/>
-        </w:rPr>
-        <w:t xml:space="preserve"> </w:t>
-      </w:r>
-      <w:proofErr w:type="spellStart"/>
-      <w:r>
-        <w:rPr>
-          <w:sz w:val="28"/>
-          <w:szCs w:val="28"/>
-        </w:rPr>
-        <w:t>токена</w:t>
-      </w:r>
-      <w:proofErr w:type="spellEnd"/>
-      <w:r>
-        <w:rPr>
-          <w:sz w:val="28"/>
-          <w:szCs w:val="28"/>
-        </w:rPr>
-        <w:t xml:space="preserve">, проверки роли администратора, проверки прав доступа к конкретным ресурсам. Эти </w:t>
-      </w:r>
-      <w:proofErr w:type="spellStart"/>
-      <w:r>
-        <w:rPr>
-          <w:sz w:val="28"/>
-          <w:szCs w:val="28"/>
-        </w:rPr>
-        <w:t>middleware</w:t>
-      </w:r>
-      <w:proofErr w:type="spellEnd"/>
-      <w:r>
-        <w:rPr>
-          <w:sz w:val="28"/>
-          <w:szCs w:val="28"/>
-        </w:rPr>
-        <w:t xml:space="preserve"> используются для защиты маршрутов API, обеспечивая, что только авторизованные пользователи могут в</w:t>
+        <w:t>Модуль аутентификации содержит middleware для проверки JWT-токенов и контроля доступа на основе ролей пользователей. Реализованы функции для базовой проверки валидности токена, проверки роли администратора, проверки прав доступа к конкретным ресурсам. Эти middleware используются для защиты маршрутов API, обеспечивая, что только авторизованные пользователи могут в</w:t>
       </w:r>
       <w:r>
         <w:rPr>
@@ -9228,23 +6064,7 @@
           <w:sz w:val="28"/>
           <w:szCs w:val="28"/>
         </w:rPr>
-        <w:t xml:space="preserve">Модуль </w:t>
-      </w:r>
-      <w:proofErr w:type="spellStart"/>
-      <w:r>
-        <w:rPr>
-          <w:sz w:val="28"/>
-          <w:szCs w:val="28"/>
-        </w:rPr>
-        <w:t>streaks</w:t>
-      </w:r>
-      <w:proofErr w:type="spellEnd"/>
-      <w:r>
-        <w:rPr>
-          <w:sz w:val="28"/>
-          <w:szCs w:val="28"/>
-        </w:rPr>
-        <w:t xml:space="preserve"> реализует логику расчета серий выполнения привычек. При добавлении новой отметки выполнения этот модуль анализирует все предыдущие отметки для данной привычки, вычисляет текущую и максимальную серии и обновляет соответствующий документ в базе данных. Алгоритм учитывает периодичность привычки и корректно обра</w:t>
+        <w:t>Модуль streaks реализует логику расчета серий выполнения привычек. При добавлении новой отметки выполнения этот модуль анализирует все предыдущие отметки для данной привычки, вычисляет текущую и максимальную серии и обновляет соответствующий документ в базе данных. Алгоритм учитывает периодичность привычки и корректно обра</w:t>
       </w:r>
       <w:r>
         <w:rPr>
@@ -9270,55 +6090,7 @@
           <w:sz w:val="28"/>
           <w:szCs w:val="28"/>
         </w:rPr>
-        <w:t xml:space="preserve">Модуль </w:t>
-      </w:r>
-      <w:proofErr w:type="spellStart"/>
-      <w:r>
-        <w:rPr>
-          <w:sz w:val="28"/>
-          <w:szCs w:val="28"/>
-        </w:rPr>
-        <w:t>валидации</w:t>
-      </w:r>
-      <w:proofErr w:type="spellEnd"/>
-      <w:r>
-        <w:rPr>
-          <w:sz w:val="28"/>
-          <w:szCs w:val="28"/>
-        </w:rPr>
-        <w:t xml:space="preserve"> содержит функции для проверки входящих данных. Реализована </w:t>
-      </w:r>
-      <w:proofErr w:type="spellStart"/>
-      <w:r>
-        <w:rPr>
-          <w:sz w:val="28"/>
-          <w:szCs w:val="28"/>
-        </w:rPr>
-        <w:t>валидация</w:t>
-      </w:r>
-      <w:proofErr w:type="spellEnd"/>
-      <w:r>
-        <w:rPr>
-          <w:sz w:val="28"/>
-          <w:szCs w:val="28"/>
-        </w:rPr>
-        <w:t xml:space="preserve"> для всех типов данных, поступающих от клиента: данные пользователя при регистрации и входе, данные привычек при создании и обновлении, данные отметок выполнения. </w:t>
-      </w:r>
-      <w:proofErr w:type="spellStart"/>
-      <w:r>
-        <w:rPr>
-          <w:sz w:val="28"/>
-          <w:szCs w:val="28"/>
-        </w:rPr>
-        <w:t>Валидация</w:t>
-      </w:r>
-      <w:proofErr w:type="spellEnd"/>
-      <w:r>
-        <w:rPr>
-          <w:sz w:val="28"/>
-          <w:szCs w:val="28"/>
-        </w:rPr>
-        <w:t xml:space="preserve"> включает проверку типов данных, обязательных полей, допустимых</w:t>
+        <w:t>Модуль валидации содержит функции для проверки входящих данных. Реализована валидация для всех типов данных, поступающих от клиента: данные пользователя при регистрации и входе, данные привычек при создании и обновлении, данные отметок выполнения. Валидация включает проверку типов данных, обязательных полей, допустимых</w:t>
       </w:r>
       <w:r>
         <w:rPr>
@@ -9344,23 +6116,7 @@
           <w:sz w:val="28"/>
           <w:szCs w:val="28"/>
         </w:rPr>
-        <w:t xml:space="preserve">Маршруты API организованы в основном файле сервера с четким логическим разделением по ресурсам. Каждый маршрут включает </w:t>
-      </w:r>
-      <w:proofErr w:type="spellStart"/>
-      <w:r>
-        <w:rPr>
-          <w:sz w:val="28"/>
-          <w:szCs w:val="28"/>
-        </w:rPr>
-        <w:t>валидацию</w:t>
-      </w:r>
-      <w:proofErr w:type="spellEnd"/>
-      <w:r>
-        <w:rPr>
-          <w:sz w:val="28"/>
-          <w:szCs w:val="28"/>
-        </w:rPr>
-        <w:t xml:space="preserve"> входящих данных, проверку прав доступа, выполнение бизнес-логики с обработкой ошибок и формирование ответа в стандартизированном формате. Все ответы от API возвращаются в формате JSON </w:t>
+        <w:t xml:space="preserve">Маршруты API организованы в основном файле сервера с четким логическим разделением по ресурсам. Каждый маршрут включает валидацию входящих данных, проверку прав доступа, выполнение бизнес-логики с обработкой ошибок и формирование ответа в стандартизированном формате. Все ответы от API возвращаются в формате JSON </w:t>
       </w:r>
       <w:r>
         <w:rPr>
@@ -9405,8 +6161,7 @@
           <w:color w:val="auto"/>
         </w:rPr>
       </w:pPr>
-      <w:bookmarkStart w:id="20" w:name="_Toc218546891"/>
-      <w:proofErr w:type="spellStart"/>
+      <w:bookmarkStart w:id="19" w:name="_Toc218546891"/>
       <w:r>
         <w:rPr>
           <w:rStyle w:val="ae"/>
@@ -9418,8 +6173,7 @@
         <w:lastRenderedPageBreak/>
         <w:t>Фронтенд</w:t>
       </w:r>
-      <w:bookmarkEnd w:id="20"/>
-      <w:proofErr w:type="spellEnd"/>
+      <w:bookmarkEnd w:id="19"/>
     </w:p>
     <w:p>
       <w:pPr>
@@ -9432,85 +6186,12 @@
           <w:szCs w:val="28"/>
         </w:rPr>
       </w:pPr>
-      <w:proofErr w:type="spellStart"/>
-      <w:r>
-        <w:rPr>
-          <w:sz w:val="28"/>
-          <w:szCs w:val="28"/>
-        </w:rPr>
-        <w:t>Фронтенд</w:t>
-      </w:r>
-      <w:proofErr w:type="spellEnd"/>
-      <w:r>
-        <w:rPr>
-          <w:sz w:val="28"/>
-          <w:szCs w:val="28"/>
-        </w:rPr>
-        <w:t xml:space="preserve"> построен на чистом </w:t>
-      </w:r>
-      <w:proofErr w:type="spellStart"/>
-      <w:r>
-        <w:rPr>
-          <w:sz w:val="28"/>
-          <w:szCs w:val="28"/>
-        </w:rPr>
-        <w:t>JavaScript</w:t>
-      </w:r>
-      <w:proofErr w:type="spellEnd"/>
-      <w:r>
-        <w:rPr>
-          <w:sz w:val="28"/>
-          <w:szCs w:val="28"/>
-        </w:rPr>
-        <w:t xml:space="preserve"> с использованием </w:t>
-      </w:r>
-      <w:proofErr w:type="spellStart"/>
-      <w:r>
-        <w:rPr>
-          <w:sz w:val="28"/>
-          <w:szCs w:val="28"/>
-        </w:rPr>
-        <w:t>нативных</w:t>
-      </w:r>
-      <w:proofErr w:type="spellEnd"/>
-      <w:r>
-        <w:rPr>
-          <w:sz w:val="28"/>
-          <w:szCs w:val="28"/>
-        </w:rPr>
-        <w:t xml:space="preserve"> </w:t>
-      </w:r>
-      <w:proofErr w:type="spellStart"/>
-      <w:r>
-        <w:rPr>
-          <w:sz w:val="28"/>
-          <w:szCs w:val="28"/>
-        </w:rPr>
-        <w:t>браузерных</w:t>
-      </w:r>
-      <w:proofErr w:type="spellEnd"/>
-      <w:r>
-        <w:rPr>
-          <w:sz w:val="28"/>
-          <w:szCs w:val="28"/>
-        </w:rPr>
-        <w:t xml:space="preserve"> API. Маршрутизация реализована через </w:t>
-      </w:r>
-      <w:proofErr w:type="spellStart"/>
-      <w:r>
-        <w:rPr>
-          <w:sz w:val="28"/>
-          <w:szCs w:val="28"/>
-        </w:rPr>
-        <w:t>History</w:t>
-      </w:r>
-      <w:proofErr w:type="spellEnd"/>
-      <w:r>
-        <w:rPr>
-          <w:sz w:val="28"/>
-          <w:szCs w:val="28"/>
-        </w:rPr>
-        <w:t xml:space="preserve"> API, что позволяет создавать впечатление многостраничного приложения без фактических перезагрузок страницы. При переходе между разделами приложения динамически загружается и отображается соответствующий контент, а URL в адресной строке браузера обновляется для поддерж</w:t>
+      <w:r>
+        <w:rPr>
+          <w:sz w:val="28"/>
+          <w:szCs w:val="28"/>
+        </w:rPr>
+        <w:t>Фронтенд построен на чистом JavaScript с использованием нативных браузерных API. Маршрутизация реализована через History API, что позволяет создавать впечатление многостраничного приложения без фактических перезагрузок страницы. При переходе между разделами приложения динамически загружается и отображается соответствующий контент, а URL в адресной строке браузера обновляется для поддерж</w:t>
       </w:r>
       <w:r>
         <w:rPr>
@@ -9536,55 +6217,7 @@
           <w:sz w:val="28"/>
           <w:szCs w:val="28"/>
         </w:rPr>
-        <w:t xml:space="preserve">Страница входа предоставляет форму аутентификации с </w:t>
-      </w:r>
-      <w:proofErr w:type="spellStart"/>
-      <w:r>
-        <w:rPr>
-          <w:sz w:val="28"/>
-          <w:szCs w:val="28"/>
-        </w:rPr>
-        <w:t>валидацией</w:t>
-      </w:r>
-      <w:proofErr w:type="spellEnd"/>
-      <w:r>
-        <w:rPr>
-          <w:sz w:val="28"/>
-          <w:szCs w:val="28"/>
-        </w:rPr>
-        <w:t xml:space="preserve"> полей на стороне клиента. При отправке формы выполняется запрос к API, полученные </w:t>
-      </w:r>
-      <w:proofErr w:type="spellStart"/>
-      <w:r>
-        <w:rPr>
-          <w:sz w:val="28"/>
-          <w:szCs w:val="28"/>
-        </w:rPr>
-        <w:t>токены</w:t>
-      </w:r>
-      <w:proofErr w:type="spellEnd"/>
-      <w:r>
-        <w:rPr>
-          <w:sz w:val="28"/>
-          <w:szCs w:val="28"/>
-        </w:rPr>
-        <w:t xml:space="preserve"> сохраняются в </w:t>
-      </w:r>
-      <w:proofErr w:type="spellStart"/>
-      <w:r>
-        <w:rPr>
-          <w:sz w:val="28"/>
-          <w:szCs w:val="28"/>
-        </w:rPr>
-        <w:t>localStorage</w:t>
-      </w:r>
-      <w:proofErr w:type="spellEnd"/>
-      <w:r>
-        <w:rPr>
-          <w:sz w:val="28"/>
-          <w:szCs w:val="28"/>
-        </w:rPr>
-        <w:t>, а пользователь перенаправляется на главную страницу приложения. Обработка ошибок аутентификации выводит п</w:t>
+        <w:t>Страница входа предоставляет форму аутентификации с валидацией полей на стороне клиента. При отправке формы выполняется запрос к API, полученные токены сохраняются в localStorage, а пользователь перенаправляется на главную страницу приложения. Обработка ошибок аутентификации выводит п</w:t>
       </w:r>
       <w:r>
         <w:rPr>
@@ -9610,23 +6243,7 @@
           <w:sz w:val="28"/>
           <w:szCs w:val="28"/>
         </w:rPr>
-        <w:t xml:space="preserve">Главная панель является центральным интерфейсом приложения и включает несколько ключевых компонентов. Панель привычек отображает список привычек пользователя в виде карточек, каждая из которых содержит название привычки, текущее значение </w:t>
-      </w:r>
-      <w:proofErr w:type="spellStart"/>
-      <w:r>
-        <w:rPr>
-          <w:sz w:val="28"/>
-          <w:szCs w:val="28"/>
-        </w:rPr>
-        <w:t>streak</w:t>
-      </w:r>
-      <w:proofErr w:type="spellEnd"/>
-      <w:r>
-        <w:rPr>
-          <w:sz w:val="28"/>
-          <w:szCs w:val="28"/>
-        </w:rPr>
-        <w:t>, кнопки для отметки выполнения и перехода к деталям. Карточки используют цветовое кодирование, заданное пол</w:t>
+        <w:t>Главная панель является центральным интерфейсом приложения и включает несколько ключевых компонентов. Панель привычек отображает список привычек пользователя в виде карточек, каждая из которых содержит название привычки, текущее значение streak, кнопки для отметки выполнения и перехода к деталям. Карточки используют цветовое кодирование, заданное пол</w:t>
       </w:r>
       <w:r>
         <w:rPr>
@@ -9652,23 +6269,7 @@
           <w:sz w:val="28"/>
           <w:szCs w:val="28"/>
         </w:rPr>
-        <w:t xml:space="preserve">Календарь выполнения показывает месячный обзор прогресса. Дни, когда привычка была выполнена, помечаются зеленым цветом, частично выполненные — желтым, не выполненные — серым. Календарь реализован с использованием CSS </w:t>
-      </w:r>
-      <w:proofErr w:type="spellStart"/>
-      <w:r>
-        <w:rPr>
-          <w:sz w:val="28"/>
-          <w:szCs w:val="28"/>
-        </w:rPr>
-        <w:t>Grid</w:t>
-      </w:r>
-      <w:proofErr w:type="spellEnd"/>
-      <w:r>
-        <w:rPr>
-          <w:sz w:val="28"/>
-          <w:szCs w:val="28"/>
-        </w:rPr>
-        <w:t>, что позволяет создавать адаптивную сетку дней, корректно отображающу</w:t>
+        <w:t>Календарь выполнения показывает месячный обзор прогресса. Дни, когда привычка была выполнена, помечаются зеленым цветом, частично выполненные — желтым, не выполненные — серым. Календарь реализован с использованием CSS Grid, что позволяет создавать адаптивную сетку дней, корректно отображающу</w:t>
       </w:r>
       <w:r>
         <w:rPr>
@@ -9694,55 +6295,7 @@
           <w:sz w:val="28"/>
           <w:szCs w:val="28"/>
         </w:rPr>
-        <w:t xml:space="preserve">Графики прогресса строятся с использованием </w:t>
-      </w:r>
-      <w:proofErr w:type="spellStart"/>
-      <w:r>
-        <w:rPr>
-          <w:sz w:val="28"/>
-          <w:szCs w:val="28"/>
-        </w:rPr>
-        <w:t>Canvas</w:t>
-      </w:r>
-      <w:proofErr w:type="spellEnd"/>
-      <w:r>
-        <w:rPr>
-          <w:sz w:val="28"/>
-          <w:szCs w:val="28"/>
-        </w:rPr>
-        <w:t xml:space="preserve"> API. Реализованы несколько типов графиков: линейный график выполнения за последний месяц, столбчатая диаграмма распределения выполнения по дням недели, круговая диаграмма распределения привычек по категориям. Графики </w:t>
-      </w:r>
-      <w:proofErr w:type="spellStart"/>
-      <w:r>
-        <w:rPr>
-          <w:sz w:val="28"/>
-          <w:szCs w:val="28"/>
-        </w:rPr>
-        <w:t>отрисовываются</w:t>
-      </w:r>
-      <w:proofErr w:type="spellEnd"/>
-      <w:r>
-        <w:rPr>
-          <w:sz w:val="28"/>
-          <w:szCs w:val="28"/>
-        </w:rPr>
-        <w:t xml:space="preserve"> </w:t>
-      </w:r>
-      <w:proofErr w:type="spellStart"/>
-      <w:r>
-        <w:rPr>
-          <w:sz w:val="28"/>
-          <w:szCs w:val="28"/>
-        </w:rPr>
-        <w:t>нативно</w:t>
-      </w:r>
-      <w:proofErr w:type="spellEnd"/>
-      <w:r>
-        <w:rPr>
-          <w:sz w:val="28"/>
-          <w:szCs w:val="28"/>
-        </w:rPr>
-        <w:t xml:space="preserve"> без использования </w:t>
+        <w:t xml:space="preserve">Графики прогресса строятся с использованием Canvas API. Реализованы несколько типов графиков: линейный график выполнения за последний месяц, столбчатая диаграмма распределения выполнения по дням недели, круговая диаграмма распределения привычек по категориям. Графики отрисовываются нативно без использования </w:t>
       </w:r>
       <w:r>
         <w:rPr>
@@ -9768,55 +6321,7 @@
           <w:sz w:val="28"/>
           <w:szCs w:val="28"/>
         </w:rPr>
-        <w:t xml:space="preserve">Все компоненты интерфейса создаются динамически через DOM API. При изменении данных (добавлении новой привычки, отметке выполнения) интерфейс обновляется соответствующим образом. Управление состоянием реализовано через комбинацию локальных переменных </w:t>
-      </w:r>
-      <w:proofErr w:type="spellStart"/>
-      <w:r>
-        <w:rPr>
-          <w:sz w:val="28"/>
-          <w:szCs w:val="28"/>
-        </w:rPr>
-        <w:t>JavaScript</w:t>
-      </w:r>
-      <w:proofErr w:type="spellEnd"/>
-      <w:r>
-        <w:rPr>
-          <w:sz w:val="28"/>
-          <w:szCs w:val="28"/>
-        </w:rPr>
-        <w:t xml:space="preserve"> для данных интерфейса и хранения критически важных данных (</w:t>
-      </w:r>
-      <w:proofErr w:type="spellStart"/>
-      <w:r>
-        <w:rPr>
-          <w:sz w:val="28"/>
-          <w:szCs w:val="28"/>
-        </w:rPr>
-        <w:t>токенов</w:t>
-      </w:r>
-      <w:proofErr w:type="spellEnd"/>
-      <w:r>
-        <w:rPr>
-          <w:sz w:val="28"/>
-          <w:szCs w:val="28"/>
-        </w:rPr>
-        <w:t xml:space="preserve"> аутентификации, идентификатора пользователя) в </w:t>
-      </w:r>
-      <w:proofErr w:type="spellStart"/>
-      <w:r>
-        <w:rPr>
-          <w:sz w:val="28"/>
-          <w:szCs w:val="28"/>
-        </w:rPr>
-        <w:t>localStorage</w:t>
-      </w:r>
-      <w:proofErr w:type="spellEnd"/>
-      <w:r>
-        <w:rPr>
-          <w:sz w:val="28"/>
-          <w:szCs w:val="28"/>
-        </w:rPr>
-        <w:t>.</w:t>
+        <w:t>Все компоненты интерфейса создаются динамически через DOM API. При изменении данных (добавлении новой привычки, отметке выполнения) интерфейс обновляется соответствующим образом. Управление состоянием реализовано через комбинацию локальных переменных JavaScript для данных интерфейса и хранения критически важных данных (токенов аутентификации, идентификатора пользователя) в localStorage.</w:t>
       </w:r>
       <w:r>
         <w:rPr>
@@ -9840,7 +6345,7 @@
           <w:color w:val="auto"/>
         </w:rPr>
       </w:pPr>
-      <w:bookmarkStart w:id="21" w:name="_Toc218546892"/>
+      <w:bookmarkStart w:id="20" w:name="_Toc218546892"/>
       <w:r>
         <w:rPr>
           <w:rStyle w:val="ae"/>
@@ -9850,22 +6355,9 @@
           <w:szCs w:val="28"/>
           <w:lang w:val="en-US"/>
         </w:rPr>
-        <w:t>API-</w:t>
-      </w:r>
-      <w:proofErr w:type="spellStart"/>
-      <w:r>
-        <w:rPr>
-          <w:rStyle w:val="ae"/>
-          <w:rFonts w:ascii="Times New Roman" w:hAnsi="Times New Roman" w:cs="Times New Roman"/>
-          <w:color w:val="auto"/>
-          <w:sz w:val="28"/>
-          <w:szCs w:val="28"/>
-          <w:lang w:val="en-US"/>
-        </w:rPr>
-        <w:t>спецификация</w:t>
-      </w:r>
-      <w:bookmarkEnd w:id="21"/>
-      <w:proofErr w:type="spellEnd"/>
+        <w:t>API-спецификация</w:t>
+      </w:r>
+      <w:bookmarkEnd w:id="20"/>
     </w:p>
     <w:p>
       <w:pPr>
@@ -9883,39 +6375,23 @@
           <w:sz w:val="28"/>
           <w:szCs w:val="28"/>
         </w:rPr>
-        <w:t xml:space="preserve">API системы охватывает все необходимые операции для работы с </w:t>
-      </w:r>
-      <w:proofErr w:type="spellStart"/>
-      <w:r>
-        <w:rPr>
-          <w:sz w:val="28"/>
-          <w:szCs w:val="28"/>
-        </w:rPr>
-        <w:t>трекером</w:t>
-      </w:r>
-      <w:proofErr w:type="spellEnd"/>
-      <w:r>
-        <w:rPr>
-          <w:sz w:val="28"/>
-          <w:szCs w:val="28"/>
-        </w:rPr>
-        <w:t xml:space="preserve"> привычек и следует принципам REST. Все </w:t>
-      </w:r>
-      <w:proofErr w:type="spellStart"/>
-      <w:r>
-        <w:rPr>
-          <w:sz w:val="28"/>
-          <w:szCs w:val="28"/>
-        </w:rPr>
-        <w:t>эндпоинты</w:t>
-      </w:r>
-      <w:proofErr w:type="spellEnd"/>
-      <w:r>
-        <w:rPr>
-          <w:sz w:val="28"/>
-          <w:szCs w:val="28"/>
-        </w:rPr>
-        <w:t xml:space="preserve"> возвращают данные в формате JSON, используют соответству</w:t>
+        <w:t>API системы охватывает все необходимые операции для работы с трекером привычек и следует принципам REST</w:t>
+      </w:r>
+      <w:r>
+        <w:rPr>
+          <w:sz w:val="28"/>
+          <w:szCs w:val="28"/>
+        </w:rPr>
+        <w:t xml:space="preserve"> [4]</w:t>
+      </w:r>
+      <w:bookmarkStart w:id="21" w:name="_GoBack"/>
+      <w:bookmarkEnd w:id="21"/>
+      <w:r>
+        <w:rPr>
+          <w:sz w:val="28"/>
+          <w:szCs w:val="28"/>
+        </w:rPr>
+        <w:t>. Все эндпоинты возвращают данные в формате JSON, используют соответству</w:t>
       </w:r>
       <w:r>
         <w:rPr>
@@ -9936,133 +6412,12 @@
           <w:szCs w:val="28"/>
         </w:rPr>
       </w:pPr>
-      <w:proofErr w:type="spellStart"/>
-      <w:r>
-        <w:rPr>
-          <w:sz w:val="28"/>
-          <w:szCs w:val="28"/>
-        </w:rPr>
-        <w:t>Эндпоинты</w:t>
-      </w:r>
-      <w:proofErr w:type="spellEnd"/>
-      <w:r>
-        <w:rPr>
-          <w:sz w:val="28"/>
-          <w:szCs w:val="28"/>
-        </w:rPr>
-        <w:t xml:space="preserve"> аутентификации включают POST /</w:t>
-      </w:r>
-      <w:proofErr w:type="spellStart"/>
-      <w:r>
-        <w:rPr>
-          <w:sz w:val="28"/>
-          <w:szCs w:val="28"/>
-        </w:rPr>
-        <w:t>api</w:t>
-      </w:r>
-      <w:proofErr w:type="spellEnd"/>
-      <w:r>
-        <w:rPr>
-          <w:sz w:val="28"/>
-          <w:szCs w:val="28"/>
-        </w:rPr>
-        <w:t>/</w:t>
-      </w:r>
-      <w:proofErr w:type="spellStart"/>
-      <w:r>
-        <w:rPr>
-          <w:sz w:val="28"/>
-          <w:szCs w:val="28"/>
-        </w:rPr>
-        <w:t>auth</w:t>
-      </w:r>
-      <w:proofErr w:type="spellEnd"/>
-      <w:r>
-        <w:rPr>
-          <w:sz w:val="28"/>
-          <w:szCs w:val="28"/>
-        </w:rPr>
-        <w:t>/</w:t>
-      </w:r>
-      <w:proofErr w:type="spellStart"/>
-      <w:r>
-        <w:rPr>
-          <w:sz w:val="28"/>
-          <w:szCs w:val="28"/>
-        </w:rPr>
-        <w:t>register</w:t>
-      </w:r>
-      <w:proofErr w:type="spellEnd"/>
-      <w:r>
-        <w:rPr>
-          <w:sz w:val="28"/>
-          <w:szCs w:val="28"/>
-        </w:rPr>
-        <w:t xml:space="preserve"> для регистрации нового пользователя и POST /</w:t>
-      </w:r>
-      <w:proofErr w:type="spellStart"/>
-      <w:r>
-        <w:rPr>
-          <w:sz w:val="28"/>
-          <w:szCs w:val="28"/>
-        </w:rPr>
-        <w:t>api</w:t>
-      </w:r>
-      <w:proofErr w:type="spellEnd"/>
-      <w:r>
-        <w:rPr>
-          <w:sz w:val="28"/>
-          <w:szCs w:val="28"/>
-        </w:rPr>
-        <w:t>/</w:t>
-      </w:r>
-      <w:proofErr w:type="spellStart"/>
-      <w:r>
-        <w:rPr>
-          <w:sz w:val="28"/>
-          <w:szCs w:val="28"/>
-        </w:rPr>
-        <w:t>auth</w:t>
-      </w:r>
-      <w:proofErr w:type="spellEnd"/>
-      <w:r>
-        <w:rPr>
-          <w:sz w:val="28"/>
-          <w:szCs w:val="28"/>
-        </w:rPr>
-        <w:t>/</w:t>
-      </w:r>
-      <w:proofErr w:type="spellStart"/>
-      <w:r>
-        <w:rPr>
-          <w:sz w:val="28"/>
-          <w:szCs w:val="28"/>
-        </w:rPr>
-        <w:t>login</w:t>
-      </w:r>
-      <w:proofErr w:type="spellEnd"/>
-      <w:r>
-        <w:rPr>
-          <w:sz w:val="28"/>
-          <w:szCs w:val="28"/>
-        </w:rPr>
-        <w:t xml:space="preserve"> для входа в систему. При успешной аутентификации возвращается пара JWT-</w:t>
-      </w:r>
-      <w:proofErr w:type="spellStart"/>
-      <w:r>
-        <w:rPr>
-          <w:sz w:val="28"/>
-          <w:szCs w:val="28"/>
-        </w:rPr>
-        <w:t>токенов</w:t>
-      </w:r>
-      <w:proofErr w:type="spellEnd"/>
-      <w:r>
-        <w:rPr>
-          <w:sz w:val="28"/>
-          <w:szCs w:val="28"/>
-        </w:rPr>
-        <w:t xml:space="preserve"> и базовая информация о пользо</w:t>
+      <w:r>
+        <w:rPr>
+          <w:sz w:val="28"/>
+          <w:szCs w:val="28"/>
+        </w:rPr>
+        <w:t>Эндпоинты аутентификации включают POST /api/auth/register для регистрации нового пользователя и POST /api/auth/login для входа в систему. При успешной аутентификации возвращается пара JWT-токенов и базовая информация о пользо</w:t>
       </w:r>
       <w:r>
         <w:rPr>
@@ -10070,142 +6425,14 @@
           <w:szCs w:val="28"/>
         </w:rPr>
         <w:lastRenderedPageBreak/>
-        <w:t xml:space="preserve">вателе. </w:t>
-      </w:r>
-      <w:proofErr w:type="spellStart"/>
-      <w:r>
-        <w:rPr>
-          <w:sz w:val="28"/>
-          <w:szCs w:val="28"/>
-        </w:rPr>
-        <w:t>Эндпоинт</w:t>
-      </w:r>
-      <w:proofErr w:type="spellEnd"/>
-      <w:r>
-        <w:rPr>
-          <w:sz w:val="28"/>
-          <w:szCs w:val="28"/>
-        </w:rPr>
-        <w:t xml:space="preserve"> POST /</w:t>
-      </w:r>
-      <w:proofErr w:type="spellStart"/>
-      <w:r>
-        <w:rPr>
-          <w:sz w:val="28"/>
-          <w:szCs w:val="28"/>
-        </w:rPr>
-        <w:t>api</w:t>
-      </w:r>
-      <w:proofErr w:type="spellEnd"/>
-      <w:r>
-        <w:rPr>
-          <w:sz w:val="28"/>
-          <w:szCs w:val="28"/>
-        </w:rPr>
-        <w:t>/</w:t>
-      </w:r>
-      <w:proofErr w:type="spellStart"/>
-      <w:r>
-        <w:rPr>
-          <w:sz w:val="28"/>
-          <w:szCs w:val="28"/>
-        </w:rPr>
-        <w:t>auth</w:t>
-      </w:r>
-      <w:proofErr w:type="spellEnd"/>
-      <w:r>
-        <w:rPr>
-          <w:sz w:val="28"/>
-          <w:szCs w:val="28"/>
-        </w:rPr>
-        <w:t>/</w:t>
-      </w:r>
-      <w:proofErr w:type="spellStart"/>
-      <w:r>
-        <w:rPr>
-          <w:sz w:val="28"/>
-          <w:szCs w:val="28"/>
-        </w:rPr>
-        <w:t>refresh</w:t>
-      </w:r>
-      <w:proofErr w:type="spellEnd"/>
-      <w:r>
-        <w:rPr>
-          <w:sz w:val="28"/>
-          <w:szCs w:val="28"/>
-        </w:rPr>
-        <w:t xml:space="preserve"> позволяет обновить </w:t>
-      </w:r>
-      <w:proofErr w:type="spellStart"/>
-      <w:r>
-        <w:rPr>
-          <w:sz w:val="28"/>
-          <w:szCs w:val="28"/>
-        </w:rPr>
-        <w:t>access</w:t>
-      </w:r>
-      <w:proofErr w:type="spellEnd"/>
-      <w:r>
-        <w:rPr>
-          <w:sz w:val="28"/>
-          <w:szCs w:val="28"/>
-        </w:rPr>
-        <w:t xml:space="preserve"> </w:t>
-      </w:r>
-      <w:proofErr w:type="spellStart"/>
-      <w:r>
-        <w:rPr>
-          <w:sz w:val="28"/>
-          <w:szCs w:val="28"/>
-        </w:rPr>
-        <w:t>token</w:t>
-      </w:r>
-      <w:proofErr w:type="spellEnd"/>
-      <w:r>
-        <w:rPr>
-          <w:sz w:val="28"/>
-          <w:szCs w:val="28"/>
-        </w:rPr>
-        <w:t xml:space="preserve"> </w:t>
-      </w:r>
-      <w:r>
-        <w:rPr>
-          <w:sz w:val="28"/>
-          <w:szCs w:val="28"/>
-        </w:rPr>
-        <w:t xml:space="preserve">с использованием </w:t>
-      </w:r>
-      <w:proofErr w:type="spellStart"/>
-      <w:r>
-        <w:rPr>
-          <w:sz w:val="28"/>
-          <w:szCs w:val="28"/>
-        </w:rPr>
-        <w:t>refresh</w:t>
-      </w:r>
-      <w:proofErr w:type="spellEnd"/>
-      <w:r>
-        <w:rPr>
-          <w:sz w:val="28"/>
-          <w:szCs w:val="28"/>
-        </w:rPr>
-        <w:t xml:space="preserve"> </w:t>
-      </w:r>
-      <w:proofErr w:type="spellStart"/>
-      <w:r>
-        <w:rPr>
-          <w:sz w:val="28"/>
-          <w:szCs w:val="28"/>
-        </w:rPr>
-        <w:t>token</w:t>
-      </w:r>
-      <w:proofErr w:type="spellEnd"/>
-      <w:r>
-        <w:rPr>
-          <w:sz w:val="28"/>
-          <w:szCs w:val="28"/>
-        </w:rPr>
-        <w:t>.</w:t>
+        <w:t xml:space="preserve">вателе. Эндпоинт POST /api/auth/refresh позволяет обновить access token </w:t>
+      </w:r>
+      <w:r>
+        <w:rPr>
+          <w:sz w:val="28"/>
+          <w:szCs w:val="28"/>
+        </w:rPr>
+        <w:t>с использованием refresh token.</w:t>
       </w:r>
     </w:p>
     <w:p>
@@ -10224,119 +6451,7 @@
           <w:sz w:val="28"/>
           <w:szCs w:val="28"/>
         </w:rPr>
-        <w:t>Для работы с пользователями предусмотрены GET /</w:t>
-      </w:r>
-      <w:proofErr w:type="spellStart"/>
-      <w:r>
-        <w:rPr>
-          <w:sz w:val="28"/>
-          <w:szCs w:val="28"/>
-        </w:rPr>
-        <w:t>api</w:t>
-      </w:r>
-      <w:proofErr w:type="spellEnd"/>
-      <w:r>
-        <w:rPr>
-          <w:sz w:val="28"/>
-          <w:szCs w:val="28"/>
-        </w:rPr>
-        <w:t>/</w:t>
-      </w:r>
-      <w:proofErr w:type="spellStart"/>
-      <w:r>
-        <w:rPr>
-          <w:sz w:val="28"/>
-          <w:szCs w:val="28"/>
-        </w:rPr>
-        <w:t>users</w:t>
-      </w:r>
-      <w:proofErr w:type="spellEnd"/>
-      <w:r>
-        <w:rPr>
-          <w:sz w:val="28"/>
-          <w:szCs w:val="28"/>
-        </w:rPr>
-        <w:t>/</w:t>
-      </w:r>
-      <w:proofErr w:type="spellStart"/>
-      <w:r>
-        <w:rPr>
-          <w:sz w:val="28"/>
-          <w:szCs w:val="28"/>
-        </w:rPr>
-        <w:t>profile</w:t>
-      </w:r>
-      <w:proofErr w:type="spellEnd"/>
-      <w:r>
-        <w:rPr>
-          <w:sz w:val="28"/>
-          <w:szCs w:val="28"/>
-        </w:rPr>
-        <w:t xml:space="preserve"> для получения профиля текущего пользователя и PUT /</w:t>
-      </w:r>
-      <w:proofErr w:type="spellStart"/>
-      <w:r>
-        <w:rPr>
-          <w:sz w:val="28"/>
-          <w:szCs w:val="28"/>
-        </w:rPr>
-        <w:t>api</w:t>
-      </w:r>
-      <w:proofErr w:type="spellEnd"/>
-      <w:r>
-        <w:rPr>
-          <w:sz w:val="28"/>
-          <w:szCs w:val="28"/>
-        </w:rPr>
-        <w:t>/</w:t>
-      </w:r>
-      <w:proofErr w:type="spellStart"/>
-      <w:r>
-        <w:rPr>
-          <w:sz w:val="28"/>
-          <w:szCs w:val="28"/>
-        </w:rPr>
-        <w:t>users</w:t>
-      </w:r>
-      <w:proofErr w:type="spellEnd"/>
-      <w:r>
-        <w:rPr>
-          <w:sz w:val="28"/>
-          <w:szCs w:val="28"/>
-        </w:rPr>
-        <w:t>/</w:t>
-      </w:r>
-      <w:proofErr w:type="spellStart"/>
-      <w:r>
-        <w:rPr>
-          <w:sz w:val="28"/>
-          <w:szCs w:val="28"/>
-        </w:rPr>
-        <w:t>profile</w:t>
-      </w:r>
-      <w:proofErr w:type="spellEnd"/>
-      <w:r>
-        <w:rPr>
-          <w:sz w:val="28"/>
-          <w:szCs w:val="28"/>
-        </w:rPr>
-        <w:t xml:space="preserve"> для его обновления. Эти </w:t>
-      </w:r>
-      <w:proofErr w:type="spellStart"/>
-      <w:r>
-        <w:rPr>
-          <w:sz w:val="28"/>
-          <w:szCs w:val="28"/>
-        </w:rPr>
-        <w:t>эндпоинты</w:t>
-      </w:r>
-      <w:proofErr w:type="spellEnd"/>
-      <w:r>
-        <w:rPr>
-          <w:sz w:val="28"/>
-          <w:szCs w:val="28"/>
-        </w:rPr>
-        <w:t xml:space="preserve"> требуют аутентификации и позволяют пользовател</w:t>
+        <w:t>Для работы с пользователями предусмотрены GET /api/users/profile для получения профиля текущего пользователя и PUT /api/users/profile для его обновления. Эти эндпоинты требуют аутентификации и позволяют пользовател</w:t>
       </w:r>
       <w:r>
         <w:rPr>
@@ -10357,231 +6472,12 @@
           <w:szCs w:val="28"/>
         </w:rPr>
       </w:pPr>
-      <w:proofErr w:type="spellStart"/>
-      <w:r>
-        <w:rPr>
-          <w:sz w:val="28"/>
-          <w:szCs w:val="28"/>
-        </w:rPr>
-        <w:t>Эндпоинты</w:t>
-      </w:r>
-      <w:proofErr w:type="spellEnd"/>
-      <w:r>
-        <w:rPr>
-          <w:sz w:val="28"/>
-          <w:szCs w:val="28"/>
-        </w:rPr>
-        <w:t xml:space="preserve"> для работы с привычками включают GET /</w:t>
-      </w:r>
-      <w:proofErr w:type="spellStart"/>
-      <w:r>
-        <w:rPr>
-          <w:sz w:val="28"/>
-          <w:szCs w:val="28"/>
-        </w:rPr>
-        <w:t>api</w:t>
-      </w:r>
-      <w:proofErr w:type="spellEnd"/>
-      <w:r>
-        <w:rPr>
-          <w:sz w:val="28"/>
-          <w:szCs w:val="28"/>
-        </w:rPr>
-        <w:t>/</w:t>
-      </w:r>
-      <w:proofErr w:type="spellStart"/>
-      <w:r>
-        <w:rPr>
-          <w:sz w:val="28"/>
-          <w:szCs w:val="28"/>
-        </w:rPr>
-        <w:t>habits</w:t>
-      </w:r>
-      <w:proofErr w:type="spellEnd"/>
-      <w:r>
-        <w:rPr>
-          <w:sz w:val="28"/>
-          <w:szCs w:val="28"/>
-        </w:rPr>
-        <w:t xml:space="preserve"> для получения списка привычек пользователя с поддержкой пагинации и фильтрации, POST /</w:t>
-      </w:r>
-      <w:proofErr w:type="spellStart"/>
-      <w:r>
-        <w:rPr>
-          <w:sz w:val="28"/>
-          <w:szCs w:val="28"/>
-        </w:rPr>
-        <w:t>api</w:t>
-      </w:r>
-      <w:proofErr w:type="spellEnd"/>
-      <w:r>
-        <w:rPr>
-          <w:sz w:val="28"/>
-          <w:szCs w:val="28"/>
-        </w:rPr>
-        <w:t>/</w:t>
-      </w:r>
-      <w:proofErr w:type="spellStart"/>
-      <w:r>
-        <w:rPr>
-          <w:sz w:val="28"/>
-          <w:szCs w:val="28"/>
-        </w:rPr>
-        <w:t>habits</w:t>
-      </w:r>
-      <w:proofErr w:type="spellEnd"/>
-      <w:r>
-        <w:rPr>
-          <w:sz w:val="28"/>
-          <w:szCs w:val="28"/>
-        </w:rPr>
-        <w:t xml:space="preserve"> для создания новой привычки, GET /</w:t>
-      </w:r>
-      <w:proofErr w:type="spellStart"/>
-      <w:r>
-        <w:rPr>
-          <w:sz w:val="28"/>
-          <w:szCs w:val="28"/>
-        </w:rPr>
-        <w:t>api</w:t>
-      </w:r>
-      <w:proofErr w:type="spellEnd"/>
-      <w:r>
-        <w:rPr>
-          <w:sz w:val="28"/>
-          <w:szCs w:val="28"/>
-        </w:rPr>
-        <w:t>/</w:t>
-      </w:r>
-      <w:proofErr w:type="spellStart"/>
-      <w:r>
-        <w:rPr>
-          <w:sz w:val="28"/>
-          <w:szCs w:val="28"/>
-        </w:rPr>
-        <w:t>habits</w:t>
-      </w:r>
-      <w:proofErr w:type="spellEnd"/>
-      <w:proofErr w:type="gramStart"/>
-      <w:r>
-        <w:rPr>
-          <w:sz w:val="28"/>
-          <w:szCs w:val="28"/>
-        </w:rPr>
-        <w:t>/:</w:t>
-      </w:r>
-      <w:proofErr w:type="spellStart"/>
-      <w:r>
-        <w:rPr>
-          <w:sz w:val="28"/>
-          <w:szCs w:val="28"/>
-        </w:rPr>
-        <w:t>id</w:t>
-      </w:r>
-      <w:proofErr w:type="spellEnd"/>
-      <w:proofErr w:type="gramEnd"/>
-      <w:r>
-        <w:rPr>
-          <w:sz w:val="28"/>
-          <w:szCs w:val="28"/>
-        </w:rPr>
-        <w:t xml:space="preserve"> для получения конкретной привычки, PUT /</w:t>
-      </w:r>
-      <w:proofErr w:type="spellStart"/>
-      <w:r>
-        <w:rPr>
-          <w:sz w:val="28"/>
-          <w:szCs w:val="28"/>
-        </w:rPr>
-        <w:t>api</w:t>
-      </w:r>
-      <w:proofErr w:type="spellEnd"/>
-      <w:r>
-        <w:rPr>
-          <w:sz w:val="28"/>
-          <w:szCs w:val="28"/>
-        </w:rPr>
-        <w:t>/</w:t>
-      </w:r>
-      <w:proofErr w:type="spellStart"/>
-      <w:r>
-        <w:rPr>
-          <w:sz w:val="28"/>
-          <w:szCs w:val="28"/>
-        </w:rPr>
-        <w:t>habits</w:t>
-      </w:r>
-      <w:proofErr w:type="spellEnd"/>
-      <w:r>
-        <w:rPr>
-          <w:sz w:val="28"/>
-          <w:szCs w:val="28"/>
-        </w:rPr>
-        <w:t>/:</w:t>
-      </w:r>
-      <w:proofErr w:type="spellStart"/>
-      <w:r>
-        <w:rPr>
-          <w:sz w:val="28"/>
-          <w:szCs w:val="28"/>
-        </w:rPr>
-        <w:t>id</w:t>
-      </w:r>
-      <w:proofErr w:type="spellEnd"/>
-      <w:r>
-        <w:rPr>
-          <w:sz w:val="28"/>
-          <w:szCs w:val="28"/>
-        </w:rPr>
-        <w:t xml:space="preserve"> для её обновления и DELETE /</w:t>
-      </w:r>
-      <w:proofErr w:type="spellStart"/>
-      <w:r>
-        <w:rPr>
-          <w:sz w:val="28"/>
-          <w:szCs w:val="28"/>
-        </w:rPr>
-        <w:t>api</w:t>
-      </w:r>
-      <w:proofErr w:type="spellEnd"/>
-      <w:r>
-        <w:rPr>
-          <w:sz w:val="28"/>
-          <w:szCs w:val="28"/>
-        </w:rPr>
-        <w:t>/</w:t>
-      </w:r>
-      <w:proofErr w:type="spellStart"/>
-      <w:r>
-        <w:rPr>
-          <w:sz w:val="28"/>
-          <w:szCs w:val="28"/>
-        </w:rPr>
-        <w:t>habits</w:t>
-      </w:r>
-      <w:proofErr w:type="spellEnd"/>
-      <w:r>
-        <w:rPr>
-          <w:sz w:val="28"/>
-          <w:szCs w:val="28"/>
-        </w:rPr>
-        <w:t>/:</w:t>
-      </w:r>
-      <w:proofErr w:type="spellStart"/>
-      <w:r>
-        <w:rPr>
-          <w:sz w:val="28"/>
-          <w:szCs w:val="28"/>
-        </w:rPr>
-        <w:t>id</w:t>
-      </w:r>
-      <w:proofErr w:type="spellEnd"/>
-      <w:r>
-        <w:rPr>
-          <w:sz w:val="28"/>
-          <w:szCs w:val="28"/>
-        </w:rPr>
-        <w:t xml:space="preserve"> для удаления. Все операции с привычками требуют аутентификации и проверяют, что пользователь работа</w:t>
+      <w:r>
+        <w:rPr>
+          <w:sz w:val="28"/>
+          <w:szCs w:val="28"/>
+        </w:rPr>
+        <w:t>Эндпоинты для работы с привычками включают GET /api/habits для получения списка привычек пользователя с поддержкой пагинации и фильтрации, POST /api/habits для создания новой привычки, GET /api/habits/:id для получения конкретной привычки, PUT /api/habits/:id для её обновления и DELETE /api/habits/:id для удаления. Все операции с привычками требуют аутентификации и проверяют, что пользователь работа</w:t>
       </w:r>
       <w:r>
         <w:rPr>
@@ -10607,208 +6503,14 @@
           <w:sz w:val="28"/>
           <w:szCs w:val="28"/>
         </w:rPr>
-        <w:t>Для отметок выполнения предусмотрены GET /</w:t>
-      </w:r>
-      <w:proofErr w:type="spellStart"/>
-      <w:r>
-        <w:rPr>
-          <w:sz w:val="28"/>
-          <w:szCs w:val="28"/>
-        </w:rPr>
-        <w:t>api</w:t>
-      </w:r>
-      <w:proofErr w:type="spellEnd"/>
-      <w:r>
-        <w:rPr>
-          <w:sz w:val="28"/>
-          <w:szCs w:val="28"/>
-        </w:rPr>
-        <w:t>/</w:t>
-      </w:r>
-      <w:proofErr w:type="spellStart"/>
-      <w:r>
-        <w:rPr>
-          <w:sz w:val="28"/>
-          <w:szCs w:val="28"/>
-        </w:rPr>
-        <w:t>entries</w:t>
-      </w:r>
-      <w:proofErr w:type="spellEnd"/>
-      <w:r>
-        <w:rPr>
-          <w:sz w:val="28"/>
-          <w:szCs w:val="28"/>
-        </w:rPr>
-        <w:t xml:space="preserve"> для получения списка отметок с фильтрацией по дате и привычке, POST /</w:t>
-      </w:r>
-      <w:proofErr w:type="spellStart"/>
-      <w:r>
-        <w:rPr>
-          <w:sz w:val="28"/>
-          <w:szCs w:val="28"/>
-        </w:rPr>
-        <w:t>api</w:t>
-      </w:r>
-      <w:proofErr w:type="spellEnd"/>
-      <w:r>
-        <w:rPr>
-          <w:sz w:val="28"/>
-          <w:szCs w:val="28"/>
-        </w:rPr>
-        <w:t>/</w:t>
-      </w:r>
-      <w:proofErr w:type="spellStart"/>
-      <w:r>
-        <w:rPr>
-          <w:sz w:val="28"/>
-          <w:szCs w:val="28"/>
-        </w:rPr>
-        <w:t>entries</w:t>
-      </w:r>
-      <w:proofErr w:type="spellEnd"/>
-      <w:r>
-        <w:rPr>
-          <w:sz w:val="28"/>
-          <w:szCs w:val="28"/>
-        </w:rPr>
-        <w:t xml:space="preserve"> для создания новой отметки, GET /</w:t>
-      </w:r>
-      <w:proofErr w:type="spellStart"/>
-      <w:r>
-        <w:rPr>
-          <w:sz w:val="28"/>
-          <w:szCs w:val="28"/>
-        </w:rPr>
-        <w:t>api</w:t>
-      </w:r>
-      <w:proofErr w:type="spellEnd"/>
-      <w:r>
-        <w:rPr>
-          <w:sz w:val="28"/>
-          <w:szCs w:val="28"/>
-        </w:rPr>
-        <w:t>/</w:t>
-      </w:r>
-      <w:proofErr w:type="spellStart"/>
-      <w:r>
-        <w:rPr>
-          <w:sz w:val="28"/>
-          <w:szCs w:val="28"/>
-        </w:rPr>
-        <w:t>entries</w:t>
-      </w:r>
-      <w:proofErr w:type="spellEnd"/>
-      <w:r>
-        <w:rPr>
-          <w:sz w:val="28"/>
-          <w:szCs w:val="28"/>
-        </w:rPr>
-        <w:t>/</w:t>
-      </w:r>
-      <w:proofErr w:type="spellStart"/>
-      <w:r>
-        <w:rPr>
-          <w:sz w:val="28"/>
-          <w:szCs w:val="28"/>
-        </w:rPr>
-        <w:t>habit</w:t>
-      </w:r>
-      <w:proofErr w:type="spellEnd"/>
-      <w:proofErr w:type="gramStart"/>
-      <w:r>
-        <w:rPr>
-          <w:sz w:val="28"/>
-          <w:szCs w:val="28"/>
-        </w:rPr>
-        <w:t>/:</w:t>
-      </w:r>
-      <w:proofErr w:type="spellStart"/>
-      <w:r>
-        <w:rPr>
-          <w:sz w:val="28"/>
-          <w:szCs w:val="28"/>
-        </w:rPr>
-        <w:t>habitId</w:t>
-      </w:r>
-      <w:proofErr w:type="spellEnd"/>
-      <w:proofErr w:type="gramEnd"/>
-      <w:r>
-        <w:rPr>
-          <w:sz w:val="28"/>
-          <w:szCs w:val="28"/>
-        </w:rPr>
-        <w:t xml:space="preserve"> для получения всех отметок конкретной привычки, DELETE /</w:t>
-      </w:r>
-      <w:proofErr w:type="spellStart"/>
-      <w:r>
-        <w:rPr>
-          <w:sz w:val="28"/>
-          <w:szCs w:val="28"/>
-        </w:rPr>
-        <w:t>api</w:t>
-      </w:r>
-      <w:proofErr w:type="spellEnd"/>
-      <w:r>
-        <w:rPr>
-          <w:sz w:val="28"/>
-          <w:szCs w:val="28"/>
-        </w:rPr>
-        <w:t>/</w:t>
-      </w:r>
-      <w:proofErr w:type="spellStart"/>
-      <w:r>
-        <w:rPr>
-          <w:sz w:val="28"/>
-          <w:szCs w:val="28"/>
-        </w:rPr>
-        <w:t>entries</w:t>
-      </w:r>
-      <w:proofErr w:type="spellEnd"/>
-      <w:r>
-        <w:rPr>
-          <w:sz w:val="28"/>
-          <w:szCs w:val="28"/>
-        </w:rPr>
-        <w:t>/:</w:t>
-      </w:r>
-      <w:proofErr w:type="spellStart"/>
-      <w:r>
-        <w:rPr>
-          <w:sz w:val="28"/>
-          <w:szCs w:val="28"/>
-        </w:rPr>
-        <w:t>id</w:t>
-      </w:r>
-      <w:proofErr w:type="spellEnd"/>
-      <w:r>
-        <w:rPr>
-          <w:sz w:val="28"/>
-          <w:szCs w:val="28"/>
-        </w:rPr>
-        <w:t xml:space="preserve"> для удаления отметки. При создании отметки автоматически запускается пересчет </w:t>
-      </w:r>
-      <w:proofErr w:type="spellStart"/>
-      <w:r>
-        <w:rPr>
-          <w:sz w:val="28"/>
-          <w:szCs w:val="28"/>
-        </w:rPr>
-        <w:t>streak</w:t>
-      </w:r>
-      <w:r>
-        <w:rPr>
-          <w:sz w:val="28"/>
-          <w:szCs w:val="28"/>
-        </w:rPr>
-        <w:t>s</w:t>
-      </w:r>
-      <w:proofErr w:type="spellEnd"/>
-      <w:r>
-        <w:rPr>
-          <w:sz w:val="28"/>
-          <w:szCs w:val="28"/>
-        </w:rPr>
-        <w:t xml:space="preserve"> для соответствующей привычки.</w:t>
+        <w:t>Для отметок выполнения предусмотрены GET /api/entries для получения списка отметок с фильтрацией по дате и привычке, POST /api/entries для создания новой отметки, GET /api/entries/habit/:habitId для получения всех отметок конкретной привычки, DELETE /api/entries/:id для удаления отметки. При создании отметки автоматически запускается пересчет streak</w:t>
+      </w:r>
+      <w:r>
+        <w:rPr>
+          <w:sz w:val="28"/>
+          <w:szCs w:val="28"/>
+        </w:rPr>
+        <w:t>s для соответствующей привычки.</w:t>
       </w:r>
     </w:p>
     <w:p>
@@ -10822,263 +6524,12 @@
           <w:szCs w:val="28"/>
         </w:rPr>
       </w:pPr>
-      <w:proofErr w:type="spellStart"/>
-      <w:r>
-        <w:rPr>
-          <w:sz w:val="28"/>
-          <w:szCs w:val="28"/>
-        </w:rPr>
-        <w:t>Эндпоинты</w:t>
-      </w:r>
-      <w:proofErr w:type="spellEnd"/>
-      <w:r>
-        <w:rPr>
-          <w:sz w:val="28"/>
-          <w:szCs w:val="28"/>
-        </w:rPr>
-        <w:t xml:space="preserve"> статистики включают GET /</w:t>
-      </w:r>
-      <w:proofErr w:type="spellStart"/>
-      <w:r>
-        <w:rPr>
-          <w:sz w:val="28"/>
-          <w:szCs w:val="28"/>
-        </w:rPr>
-        <w:t>api</w:t>
-      </w:r>
-      <w:proofErr w:type="spellEnd"/>
-      <w:r>
-        <w:rPr>
-          <w:sz w:val="28"/>
-          <w:szCs w:val="28"/>
-        </w:rPr>
-        <w:t>/</w:t>
-      </w:r>
-      <w:proofErr w:type="spellStart"/>
-      <w:r>
-        <w:rPr>
-          <w:sz w:val="28"/>
-          <w:szCs w:val="28"/>
-        </w:rPr>
-        <w:t>stats</w:t>
-      </w:r>
-      <w:proofErr w:type="spellEnd"/>
-      <w:r>
-        <w:rPr>
-          <w:sz w:val="28"/>
-          <w:szCs w:val="28"/>
-        </w:rPr>
-        <w:t>/</w:t>
-      </w:r>
-      <w:proofErr w:type="spellStart"/>
-      <w:r>
-        <w:rPr>
-          <w:sz w:val="28"/>
-          <w:szCs w:val="28"/>
-        </w:rPr>
-        <w:t>dashboard</w:t>
-      </w:r>
-      <w:proofErr w:type="spellEnd"/>
-      <w:r>
-        <w:rPr>
-          <w:sz w:val="28"/>
-          <w:szCs w:val="28"/>
-        </w:rPr>
-        <w:t xml:space="preserve"> для получения агрегированных данных для главной панели, GET /</w:t>
-      </w:r>
-      <w:proofErr w:type="spellStart"/>
-      <w:r>
-        <w:rPr>
-          <w:sz w:val="28"/>
-          <w:szCs w:val="28"/>
-        </w:rPr>
-        <w:t>api</w:t>
-      </w:r>
-      <w:proofErr w:type="spellEnd"/>
-      <w:r>
-        <w:rPr>
-          <w:sz w:val="28"/>
-          <w:szCs w:val="28"/>
-        </w:rPr>
-        <w:t>/</w:t>
-      </w:r>
-      <w:proofErr w:type="spellStart"/>
-      <w:r>
-        <w:rPr>
-          <w:sz w:val="28"/>
-          <w:szCs w:val="28"/>
-        </w:rPr>
-        <w:t>stats</w:t>
-      </w:r>
-      <w:proofErr w:type="spellEnd"/>
-      <w:r>
-        <w:rPr>
-          <w:sz w:val="28"/>
-          <w:szCs w:val="28"/>
-        </w:rPr>
-        <w:t>/</w:t>
-      </w:r>
-      <w:proofErr w:type="spellStart"/>
-      <w:r>
-        <w:rPr>
-          <w:sz w:val="28"/>
-          <w:szCs w:val="28"/>
-        </w:rPr>
-        <w:t>habits</w:t>
-      </w:r>
-      <w:proofErr w:type="spellEnd"/>
-      <w:proofErr w:type="gramStart"/>
-      <w:r>
-        <w:rPr>
-          <w:sz w:val="28"/>
-          <w:szCs w:val="28"/>
-        </w:rPr>
-        <w:t>/:</w:t>
-      </w:r>
-      <w:proofErr w:type="spellStart"/>
-      <w:r>
-        <w:rPr>
-          <w:sz w:val="28"/>
-          <w:szCs w:val="28"/>
-        </w:rPr>
-        <w:t>id</w:t>
-      </w:r>
-      <w:proofErr w:type="spellEnd"/>
-      <w:proofErr w:type="gramEnd"/>
-      <w:r>
-        <w:rPr>
-          <w:sz w:val="28"/>
-          <w:szCs w:val="28"/>
-        </w:rPr>
-        <w:t>/</w:t>
-      </w:r>
-      <w:proofErr w:type="spellStart"/>
-      <w:r>
-        <w:rPr>
-          <w:sz w:val="28"/>
-          <w:szCs w:val="28"/>
-        </w:rPr>
-        <w:t>streaks</w:t>
-      </w:r>
-      <w:proofErr w:type="spellEnd"/>
-      <w:r>
-        <w:rPr>
-          <w:sz w:val="28"/>
-          <w:szCs w:val="28"/>
-        </w:rPr>
-        <w:t xml:space="preserve"> для получения значений </w:t>
-      </w:r>
-      <w:proofErr w:type="spellStart"/>
-      <w:r>
-        <w:rPr>
-          <w:sz w:val="28"/>
-          <w:szCs w:val="28"/>
-        </w:rPr>
-        <w:t>streaks</w:t>
-      </w:r>
-      <w:proofErr w:type="spellEnd"/>
-      <w:r>
-        <w:rPr>
-          <w:sz w:val="28"/>
-          <w:szCs w:val="28"/>
-        </w:rPr>
-        <w:t xml:space="preserve"> конкретной привычки, GET /</w:t>
-      </w:r>
-      <w:proofErr w:type="spellStart"/>
-      <w:r>
-        <w:rPr>
-          <w:sz w:val="28"/>
-          <w:szCs w:val="28"/>
-        </w:rPr>
-        <w:t>api</w:t>
-      </w:r>
-      <w:proofErr w:type="spellEnd"/>
-      <w:r>
-        <w:rPr>
-          <w:sz w:val="28"/>
-          <w:szCs w:val="28"/>
-        </w:rPr>
-        <w:t>/</w:t>
-      </w:r>
-      <w:proofErr w:type="spellStart"/>
-      <w:r>
-        <w:rPr>
-          <w:sz w:val="28"/>
-          <w:szCs w:val="28"/>
-        </w:rPr>
-        <w:t>stats</w:t>
-      </w:r>
-      <w:proofErr w:type="spellEnd"/>
-      <w:r>
-        <w:rPr>
-          <w:sz w:val="28"/>
-          <w:szCs w:val="28"/>
-        </w:rPr>
-        <w:t>/</w:t>
-      </w:r>
-      <w:proofErr w:type="spellStart"/>
-      <w:r>
-        <w:rPr>
-          <w:sz w:val="28"/>
-          <w:szCs w:val="28"/>
-        </w:rPr>
-        <w:t>calendar</w:t>
-      </w:r>
-      <w:proofErr w:type="spellEnd"/>
-      <w:r>
-        <w:rPr>
-          <w:sz w:val="28"/>
-          <w:szCs w:val="28"/>
-        </w:rPr>
-        <w:t>/:</w:t>
-      </w:r>
-      <w:proofErr w:type="spellStart"/>
-      <w:r>
-        <w:rPr>
-          <w:sz w:val="28"/>
-          <w:szCs w:val="28"/>
-        </w:rPr>
-        <w:t>year</w:t>
-      </w:r>
-      <w:proofErr w:type="spellEnd"/>
-      <w:r>
-        <w:rPr>
-          <w:sz w:val="28"/>
-          <w:szCs w:val="28"/>
-        </w:rPr>
-        <w:t>/:</w:t>
-      </w:r>
-      <w:proofErr w:type="spellStart"/>
-      <w:r>
-        <w:rPr>
-          <w:sz w:val="28"/>
-          <w:szCs w:val="28"/>
-        </w:rPr>
-        <w:t>month</w:t>
-      </w:r>
-      <w:proofErr w:type="spellEnd"/>
-      <w:r>
-        <w:rPr>
-          <w:sz w:val="28"/>
-          <w:szCs w:val="28"/>
-        </w:rPr>
-        <w:t xml:space="preserve"> для получения данных календаря выполнения за указанный месяц. Эти </w:t>
-      </w:r>
-      <w:proofErr w:type="spellStart"/>
-      <w:r>
-        <w:rPr>
-          <w:sz w:val="28"/>
-          <w:szCs w:val="28"/>
-        </w:rPr>
-        <w:t>эндпоинты</w:t>
-      </w:r>
-      <w:proofErr w:type="spellEnd"/>
-      <w:r>
-        <w:rPr>
-          <w:sz w:val="28"/>
-          <w:szCs w:val="28"/>
-        </w:rPr>
-        <w:t xml:space="preserve"> оптимизированы для быстрого возврата данных, ч</w:t>
+      <w:r>
+        <w:rPr>
+          <w:sz w:val="28"/>
+          <w:szCs w:val="28"/>
+        </w:rPr>
+        <w:t>Эндпоинты статистики включают GET /api/stats/dashboard для получения агрегированных данных для главной панели, GET /api/stats/habits/:id/streaks для получения значений streaks конкретной привычки, GET /api/stats/calendar/:year/:month для получения данных календаря выполнения за указанный месяц. Эти эндпоинты оптимизированы для быстрого возврата данных, ч</w:t>
       </w:r>
       <w:r>
         <w:rPr>
@@ -11104,71 +6555,7 @@
           <w:sz w:val="28"/>
           <w:szCs w:val="28"/>
         </w:rPr>
-        <w:t xml:space="preserve">Все </w:t>
-      </w:r>
-      <w:proofErr w:type="spellStart"/>
-      <w:r>
-        <w:rPr>
-          <w:sz w:val="28"/>
-          <w:szCs w:val="28"/>
-        </w:rPr>
-        <w:t>эндпоинты</w:t>
-      </w:r>
-      <w:proofErr w:type="spellEnd"/>
-      <w:r>
-        <w:rPr>
-          <w:sz w:val="28"/>
-          <w:szCs w:val="28"/>
-        </w:rPr>
-        <w:t xml:space="preserve"> API обрабатывают ошибки в едином формате, возвращая JSON-объект с полями </w:t>
-      </w:r>
-      <w:proofErr w:type="spellStart"/>
-      <w:r>
-        <w:rPr>
-          <w:sz w:val="28"/>
-          <w:szCs w:val="28"/>
-        </w:rPr>
-        <w:t>status</w:t>
-      </w:r>
-      <w:proofErr w:type="spellEnd"/>
-      <w:r>
-        <w:rPr>
-          <w:sz w:val="28"/>
-          <w:szCs w:val="28"/>
-        </w:rPr>
-        <w:t xml:space="preserve">, </w:t>
-      </w:r>
-      <w:proofErr w:type="spellStart"/>
-      <w:r>
-        <w:rPr>
-          <w:sz w:val="28"/>
-          <w:szCs w:val="28"/>
-        </w:rPr>
-        <w:t>message</w:t>
-      </w:r>
-      <w:proofErr w:type="spellEnd"/>
-      <w:r>
-        <w:rPr>
-          <w:sz w:val="28"/>
-          <w:szCs w:val="28"/>
-        </w:rPr>
-        <w:t xml:space="preserve"> и </w:t>
-      </w:r>
-      <w:proofErr w:type="spellStart"/>
-      <w:r>
-        <w:rPr>
-          <w:sz w:val="28"/>
-          <w:szCs w:val="28"/>
-        </w:rPr>
-        <w:t>code</w:t>
-      </w:r>
-      <w:proofErr w:type="spellEnd"/>
-      <w:r>
-        <w:rPr>
-          <w:sz w:val="28"/>
-          <w:szCs w:val="28"/>
-        </w:rPr>
-        <w:t>. Это позволяет на клиенте единообразно обрабатывать ошибки и показывать пользователю понятные сообщения.</w:t>
+        <w:t>Все эндпоинты API обрабатывают ошибки в едином формате, возвращая JSON-объект с полями status, message и code. Это позволяет на клиенте единообразно обрабатывать ошибки и показывать пользователю понятные сообщения.</w:t>
       </w:r>
     </w:p>
     <w:p>
@@ -11214,167 +6601,7 @@
           <w:sz w:val="28"/>
           <w:szCs w:val="28"/>
         </w:rPr>
-        <w:t xml:space="preserve">Модель данных реализована в </w:t>
-      </w:r>
-      <w:proofErr w:type="spellStart"/>
-      <w:r>
-        <w:rPr>
-          <w:sz w:val="28"/>
-          <w:szCs w:val="28"/>
-        </w:rPr>
-        <w:t>MongoDB</w:t>
-      </w:r>
-      <w:proofErr w:type="spellEnd"/>
-      <w:r>
-        <w:rPr>
-          <w:sz w:val="28"/>
-          <w:szCs w:val="28"/>
-        </w:rPr>
-        <w:t xml:space="preserve"> через документы в соответствующих коллекциях. Коллекция </w:t>
-      </w:r>
-      <w:proofErr w:type="spellStart"/>
-      <w:r>
-        <w:rPr>
-          <w:sz w:val="28"/>
-          <w:szCs w:val="28"/>
-        </w:rPr>
-        <w:t>users</w:t>
-      </w:r>
-      <w:proofErr w:type="spellEnd"/>
-      <w:r>
-        <w:rPr>
-          <w:sz w:val="28"/>
-          <w:szCs w:val="28"/>
-        </w:rPr>
-        <w:t xml:space="preserve"> хранит данные пользователей. Каждый документ содержит уникальные поля </w:t>
-      </w:r>
-      <w:proofErr w:type="spellStart"/>
-      <w:r>
-        <w:rPr>
-          <w:sz w:val="28"/>
-          <w:szCs w:val="28"/>
-        </w:rPr>
-        <w:t>username</w:t>
-      </w:r>
-      <w:proofErr w:type="spellEnd"/>
-      <w:r>
-        <w:rPr>
-          <w:sz w:val="28"/>
-          <w:szCs w:val="28"/>
-        </w:rPr>
-        <w:t xml:space="preserve"> и </w:t>
-      </w:r>
-      <w:proofErr w:type="spellStart"/>
-      <w:r>
-        <w:rPr>
-          <w:sz w:val="28"/>
-          <w:szCs w:val="28"/>
-        </w:rPr>
-        <w:t>email</w:t>
-      </w:r>
-      <w:proofErr w:type="spellEnd"/>
-      <w:r>
-        <w:rPr>
-          <w:sz w:val="28"/>
-          <w:szCs w:val="28"/>
-        </w:rPr>
-        <w:t xml:space="preserve">, хешированный пароль в поле </w:t>
-      </w:r>
-      <w:proofErr w:type="spellStart"/>
-      <w:r>
-        <w:rPr>
-          <w:sz w:val="28"/>
-          <w:szCs w:val="28"/>
-        </w:rPr>
-        <w:t>passwordHash</w:t>
-      </w:r>
-      <w:proofErr w:type="spellEnd"/>
-      <w:r>
-        <w:rPr>
-          <w:sz w:val="28"/>
-          <w:szCs w:val="28"/>
-        </w:rPr>
-        <w:t xml:space="preserve">, роль пользователя в поле </w:t>
-      </w:r>
-      <w:proofErr w:type="spellStart"/>
-      <w:r>
-        <w:rPr>
-          <w:sz w:val="28"/>
-          <w:szCs w:val="28"/>
-        </w:rPr>
-        <w:t>role</w:t>
-      </w:r>
-      <w:proofErr w:type="spellEnd"/>
-      <w:r>
-        <w:rPr>
-          <w:sz w:val="28"/>
-          <w:szCs w:val="28"/>
-        </w:rPr>
-        <w:t xml:space="preserve">, дату создания в </w:t>
-      </w:r>
-      <w:proofErr w:type="spellStart"/>
-      <w:r>
-        <w:rPr>
-          <w:sz w:val="28"/>
-          <w:szCs w:val="28"/>
-        </w:rPr>
-        <w:t>createdAt</w:t>
-      </w:r>
-      <w:proofErr w:type="spellEnd"/>
-      <w:r>
-        <w:rPr>
-          <w:sz w:val="28"/>
-          <w:szCs w:val="28"/>
-        </w:rPr>
-        <w:t xml:space="preserve"> и настройки пользователя в объекте </w:t>
-      </w:r>
-      <w:proofErr w:type="spellStart"/>
-      <w:r>
-        <w:rPr>
-          <w:sz w:val="28"/>
-          <w:szCs w:val="28"/>
-        </w:rPr>
-        <w:t>settings</w:t>
-      </w:r>
-      <w:proofErr w:type="spellEnd"/>
-      <w:r>
-        <w:rPr>
-          <w:sz w:val="28"/>
-          <w:szCs w:val="28"/>
-        </w:rPr>
-        <w:t xml:space="preserve">. Настроены уникальные индексы на </w:t>
-      </w:r>
-      <w:proofErr w:type="spellStart"/>
-      <w:r>
-        <w:rPr>
-          <w:sz w:val="28"/>
-          <w:szCs w:val="28"/>
-        </w:rPr>
-        <w:t>username</w:t>
-      </w:r>
-      <w:proofErr w:type="spellEnd"/>
-      <w:r>
-        <w:rPr>
-          <w:sz w:val="28"/>
-          <w:szCs w:val="28"/>
-        </w:rPr>
-        <w:t xml:space="preserve"> и </w:t>
-      </w:r>
-      <w:proofErr w:type="spellStart"/>
-      <w:r>
-        <w:rPr>
-          <w:sz w:val="28"/>
-          <w:szCs w:val="28"/>
-        </w:rPr>
-        <w:t>email</w:t>
-      </w:r>
-      <w:proofErr w:type="spellEnd"/>
-      <w:r>
-        <w:rPr>
-          <w:sz w:val="28"/>
-          <w:szCs w:val="28"/>
-        </w:rPr>
-        <w:t xml:space="preserve"> для п</w:t>
+        <w:t>Модель данных реализована в MongoDB через документы в соответствующих коллекциях. Коллекция users хранит данные пользователей. Каждый документ содержит уникальные поля username и email, хешированный пароль в поле passwordHash, роль пользователя в поле role, дату создания в createdAt и настройки пользователя в объекте settings. Настроены уникальные индексы на username и email для п</w:t>
       </w:r>
       <w:r>
         <w:rPr>
@@ -11400,183 +6627,7 @@
           <w:sz w:val="28"/>
           <w:szCs w:val="28"/>
         </w:rPr>
-        <w:t xml:space="preserve">Коллекция </w:t>
-      </w:r>
-      <w:proofErr w:type="spellStart"/>
-      <w:r>
-        <w:rPr>
-          <w:sz w:val="28"/>
-          <w:szCs w:val="28"/>
-        </w:rPr>
-        <w:t>habits</w:t>
-      </w:r>
-      <w:proofErr w:type="spellEnd"/>
-      <w:r>
-        <w:rPr>
-          <w:sz w:val="28"/>
-          <w:szCs w:val="28"/>
-        </w:rPr>
-        <w:t xml:space="preserve"> содержит документы привычек. Каждый документ включает идентификатор пользователя-владельца в поле </w:t>
-      </w:r>
-      <w:proofErr w:type="spellStart"/>
-      <w:r>
-        <w:rPr>
-          <w:sz w:val="28"/>
-          <w:szCs w:val="28"/>
-        </w:rPr>
-        <w:t>userId</w:t>
-      </w:r>
-      <w:proofErr w:type="spellEnd"/>
-      <w:r>
-        <w:rPr>
-          <w:sz w:val="28"/>
-          <w:szCs w:val="28"/>
-        </w:rPr>
-        <w:t xml:space="preserve">, название привычки в </w:t>
-      </w:r>
-      <w:proofErr w:type="spellStart"/>
-      <w:r>
-        <w:rPr>
-          <w:sz w:val="28"/>
-          <w:szCs w:val="28"/>
-        </w:rPr>
-        <w:t>title</w:t>
-      </w:r>
-      <w:proofErr w:type="spellEnd"/>
-      <w:r>
-        <w:rPr>
-          <w:sz w:val="28"/>
-          <w:szCs w:val="28"/>
-        </w:rPr>
-        <w:t xml:space="preserve">, описание в </w:t>
-      </w:r>
-      <w:proofErr w:type="spellStart"/>
-      <w:r>
-        <w:rPr>
-          <w:sz w:val="28"/>
-          <w:szCs w:val="28"/>
-        </w:rPr>
-        <w:t>description</w:t>
-      </w:r>
-      <w:proofErr w:type="spellEnd"/>
-      <w:r>
-        <w:rPr>
-          <w:sz w:val="28"/>
-          <w:szCs w:val="28"/>
-        </w:rPr>
-        <w:t xml:space="preserve">, периодичность выполнения в </w:t>
-      </w:r>
-      <w:proofErr w:type="spellStart"/>
-      <w:r>
-        <w:rPr>
-          <w:sz w:val="28"/>
-          <w:szCs w:val="28"/>
-        </w:rPr>
-        <w:t>frequency</w:t>
-      </w:r>
-      <w:proofErr w:type="spellEnd"/>
-      <w:r>
-        <w:rPr>
-          <w:sz w:val="28"/>
-          <w:szCs w:val="28"/>
-        </w:rPr>
-        <w:t xml:space="preserve">, категорию в </w:t>
-      </w:r>
-      <w:proofErr w:type="spellStart"/>
-      <w:r>
-        <w:rPr>
-          <w:sz w:val="28"/>
-          <w:szCs w:val="28"/>
-        </w:rPr>
-        <w:t>category</w:t>
-      </w:r>
-      <w:proofErr w:type="spellEnd"/>
-      <w:r>
-        <w:rPr>
-          <w:sz w:val="28"/>
-          <w:szCs w:val="28"/>
-        </w:rPr>
-        <w:t xml:space="preserve">, цвет в </w:t>
-      </w:r>
-      <w:proofErr w:type="spellStart"/>
-      <w:r>
-        <w:rPr>
-          <w:sz w:val="28"/>
-          <w:szCs w:val="28"/>
-        </w:rPr>
-        <w:t>color</w:t>
-      </w:r>
-      <w:proofErr w:type="spellEnd"/>
-      <w:r>
-        <w:rPr>
-          <w:sz w:val="28"/>
-          <w:szCs w:val="28"/>
-        </w:rPr>
-        <w:t xml:space="preserve">, иконку в </w:t>
-      </w:r>
-      <w:proofErr w:type="spellStart"/>
-      <w:r>
-        <w:rPr>
-          <w:sz w:val="28"/>
-          <w:szCs w:val="28"/>
-        </w:rPr>
-        <w:t>icon</w:t>
-      </w:r>
-      <w:proofErr w:type="spellEnd"/>
-      <w:r>
-        <w:rPr>
-          <w:sz w:val="28"/>
-          <w:szCs w:val="28"/>
-        </w:rPr>
-        <w:t xml:space="preserve">, флаг публичности в </w:t>
-      </w:r>
-      <w:proofErr w:type="spellStart"/>
-      <w:r>
-        <w:rPr>
-          <w:sz w:val="28"/>
-          <w:szCs w:val="28"/>
-        </w:rPr>
-        <w:t>isPublic</w:t>
-      </w:r>
-      <w:proofErr w:type="spellEnd"/>
-      <w:r>
-        <w:rPr>
-          <w:sz w:val="28"/>
-          <w:szCs w:val="28"/>
-        </w:rPr>
-        <w:t xml:space="preserve"> и даты создания и архивирования. Индексы настроены на </w:t>
-      </w:r>
-      <w:proofErr w:type="spellStart"/>
-      <w:r>
-        <w:rPr>
-          <w:sz w:val="28"/>
-          <w:szCs w:val="28"/>
-        </w:rPr>
-        <w:t>userId</w:t>
-      </w:r>
-      <w:proofErr w:type="spellEnd"/>
-      <w:r>
-        <w:rPr>
-          <w:sz w:val="28"/>
-          <w:szCs w:val="28"/>
-        </w:rPr>
-        <w:t xml:space="preserve"> для быстрого поиска привычек пользователя и на </w:t>
-      </w:r>
-      <w:proofErr w:type="spellStart"/>
-      <w:r>
-        <w:rPr>
-          <w:sz w:val="28"/>
-          <w:szCs w:val="28"/>
-        </w:rPr>
-        <w:t>category</w:t>
-      </w:r>
-      <w:proofErr w:type="spellEnd"/>
-      <w:r>
-        <w:rPr>
-          <w:sz w:val="28"/>
-          <w:szCs w:val="28"/>
-        </w:rPr>
-        <w:t xml:space="preserve"> для фильтрации.</w:t>
+        <w:t>Коллекция habits содержит документы привычек. Каждый документ включает идентификатор пользователя-владельца в поле userId, название привычки в title, описание в description, периодичность выполнения в frequency, категорию в category, цвет в color, иконку в icon, флаг публичности в isPublic и даты создания и архивирования. Индексы настроены на userId для быстрого поиска привычек пользователя и на category для фильтрации.</w:t>
       </w:r>
     </w:p>
     <w:p>
@@ -11595,119 +6646,7 @@
           <w:sz w:val="28"/>
           <w:szCs w:val="28"/>
         </w:rPr>
-        <w:t xml:space="preserve">Коллекция </w:t>
-      </w:r>
-      <w:proofErr w:type="spellStart"/>
-      <w:r>
-        <w:rPr>
-          <w:sz w:val="28"/>
-          <w:szCs w:val="28"/>
-        </w:rPr>
-        <w:t>entries</w:t>
-      </w:r>
-      <w:proofErr w:type="spellEnd"/>
-      <w:r>
-        <w:rPr>
-          <w:sz w:val="28"/>
-          <w:szCs w:val="28"/>
-        </w:rPr>
-        <w:t xml:space="preserve"> хранит отметки выполнения. Каждый документ содержит идентификатор привычки в </w:t>
-      </w:r>
-      <w:proofErr w:type="spellStart"/>
-      <w:r>
-        <w:rPr>
-          <w:sz w:val="28"/>
-          <w:szCs w:val="28"/>
-        </w:rPr>
-        <w:t>habitId</w:t>
-      </w:r>
-      <w:proofErr w:type="spellEnd"/>
-      <w:r>
-        <w:rPr>
-          <w:sz w:val="28"/>
-          <w:szCs w:val="28"/>
-        </w:rPr>
-        <w:t xml:space="preserve">, дату выполнения в </w:t>
-      </w:r>
-      <w:proofErr w:type="spellStart"/>
-      <w:r>
-        <w:rPr>
-          <w:sz w:val="28"/>
-          <w:szCs w:val="28"/>
-        </w:rPr>
-        <w:t>date</w:t>
-      </w:r>
-      <w:proofErr w:type="spellEnd"/>
-      <w:r>
-        <w:rPr>
-          <w:sz w:val="28"/>
-          <w:szCs w:val="28"/>
-        </w:rPr>
-        <w:t xml:space="preserve">, значение выполнения в </w:t>
-      </w:r>
-      <w:proofErr w:type="spellStart"/>
-      <w:r>
-        <w:rPr>
-          <w:sz w:val="28"/>
-          <w:szCs w:val="28"/>
-        </w:rPr>
-        <w:t>value</w:t>
-      </w:r>
-      <w:proofErr w:type="spellEnd"/>
-      <w:r>
-        <w:rPr>
-          <w:sz w:val="28"/>
-          <w:szCs w:val="28"/>
-        </w:rPr>
-        <w:t xml:space="preserve">, комментарий в </w:t>
-      </w:r>
-      <w:proofErr w:type="spellStart"/>
-      <w:r>
-        <w:rPr>
-          <w:sz w:val="28"/>
-          <w:szCs w:val="28"/>
-        </w:rPr>
-        <w:t>comment</w:t>
-      </w:r>
-      <w:proofErr w:type="spellEnd"/>
-      <w:r>
-        <w:rPr>
-          <w:sz w:val="28"/>
-          <w:szCs w:val="28"/>
-        </w:rPr>
-        <w:t xml:space="preserve"> и дату создания. Составной уникальный индекс на полях </w:t>
-      </w:r>
-      <w:proofErr w:type="spellStart"/>
-      <w:r>
-        <w:rPr>
-          <w:sz w:val="28"/>
-          <w:szCs w:val="28"/>
-        </w:rPr>
-        <w:t>habitId</w:t>
-      </w:r>
-      <w:proofErr w:type="spellEnd"/>
-      <w:r>
-        <w:rPr>
-          <w:sz w:val="28"/>
-          <w:szCs w:val="28"/>
-        </w:rPr>
-        <w:t xml:space="preserve"> и </w:t>
-      </w:r>
-      <w:proofErr w:type="spellStart"/>
-      <w:r>
-        <w:rPr>
-          <w:sz w:val="28"/>
-          <w:szCs w:val="28"/>
-        </w:rPr>
-        <w:t>date</w:t>
-      </w:r>
-      <w:proofErr w:type="spellEnd"/>
-      <w:r>
-        <w:rPr>
-          <w:sz w:val="28"/>
-          <w:szCs w:val="28"/>
-        </w:rPr>
-        <w:t xml:space="preserve"> предотвращает создание нескольких отметок за один день для </w:t>
+        <w:t xml:space="preserve">Коллекция entries хранит отметки выполнения. Каждый документ содержит идентификатор привычки в habitId, дату выполнения в date, значение выполнения в value, комментарий в comment и дату создания. Составной уникальный индекс на полях habitId и date предотвращает создание нескольких отметок за один день для </w:t>
       </w:r>
       <w:r>
         <w:rPr>
@@ -11715,39 +6654,7 @@
           <w:szCs w:val="28"/>
         </w:rPr>
         <w:lastRenderedPageBreak/>
-        <w:t xml:space="preserve">одной привычки. Дополнительные индексы на </w:t>
-      </w:r>
-      <w:proofErr w:type="spellStart"/>
-      <w:r>
-        <w:rPr>
-          <w:sz w:val="28"/>
-          <w:szCs w:val="28"/>
-        </w:rPr>
-        <w:t>habitId</w:t>
-      </w:r>
-      <w:proofErr w:type="spellEnd"/>
-      <w:r>
-        <w:rPr>
-          <w:sz w:val="28"/>
-          <w:szCs w:val="28"/>
-        </w:rPr>
-        <w:t xml:space="preserve"> и </w:t>
-      </w:r>
-      <w:proofErr w:type="spellStart"/>
-      <w:r>
-        <w:rPr>
-          <w:sz w:val="28"/>
-          <w:szCs w:val="28"/>
-        </w:rPr>
-        <w:t>date</w:t>
-      </w:r>
-      <w:proofErr w:type="spellEnd"/>
-      <w:r>
-        <w:rPr>
-          <w:sz w:val="28"/>
-          <w:szCs w:val="28"/>
-        </w:rPr>
-        <w:t xml:space="preserve"> оптимизируют запросы для получения о</w:t>
+        <w:t>одной привычки. Дополнительные индексы на habitId и date оптимизируют запросы для получения о</w:t>
       </w:r>
       <w:r>
         <w:rPr>
@@ -11773,126 +6680,14 @@
           <w:sz w:val="28"/>
           <w:szCs w:val="28"/>
         </w:rPr>
-        <w:t xml:space="preserve">Коллекция </w:t>
-      </w:r>
-      <w:proofErr w:type="spellStart"/>
-      <w:r>
-        <w:rPr>
-          <w:sz w:val="28"/>
-          <w:szCs w:val="28"/>
-        </w:rPr>
-        <w:t>streaks</w:t>
-      </w:r>
-      <w:proofErr w:type="spellEnd"/>
-      <w:r>
-        <w:rPr>
-          <w:sz w:val="28"/>
-          <w:szCs w:val="28"/>
-        </w:rPr>
-        <w:t xml:space="preserve"> содержит рассчитанные значения серий для привычек. Каждый документ включает идентификатор привычки в </w:t>
-      </w:r>
-      <w:proofErr w:type="spellStart"/>
-      <w:r>
-        <w:rPr>
-          <w:sz w:val="28"/>
-          <w:szCs w:val="28"/>
-        </w:rPr>
-        <w:t>habitId</w:t>
-      </w:r>
-      <w:proofErr w:type="spellEnd"/>
-      <w:r>
-        <w:rPr>
-          <w:sz w:val="28"/>
-          <w:szCs w:val="28"/>
-        </w:rPr>
-        <w:t xml:space="preserve">, текущую серию в </w:t>
-      </w:r>
-      <w:proofErr w:type="spellStart"/>
-      <w:r>
-        <w:rPr>
-          <w:sz w:val="28"/>
-          <w:szCs w:val="28"/>
-        </w:rPr>
-        <w:t>currentStreak</w:t>
-      </w:r>
-      <w:proofErr w:type="spellEnd"/>
-      <w:r>
-        <w:rPr>
-          <w:sz w:val="28"/>
-          <w:szCs w:val="28"/>
-        </w:rPr>
-        <w:t xml:space="preserve">, рекордную серию в </w:t>
-      </w:r>
-      <w:proofErr w:type="spellStart"/>
-      <w:r>
-        <w:rPr>
-          <w:sz w:val="28"/>
-          <w:szCs w:val="28"/>
-        </w:rPr>
-        <w:t>longestStreak</w:t>
-      </w:r>
-      <w:proofErr w:type="spellEnd"/>
-      <w:r>
-        <w:rPr>
-          <w:sz w:val="28"/>
-          <w:szCs w:val="28"/>
-        </w:rPr>
-        <w:t xml:space="preserve">, дату последней отметки в </w:t>
-      </w:r>
-      <w:proofErr w:type="spellStart"/>
-      <w:r>
-        <w:rPr>
-          <w:sz w:val="28"/>
-          <w:szCs w:val="28"/>
-        </w:rPr>
-        <w:t>lastEntryDate</w:t>
-      </w:r>
-      <w:proofErr w:type="spellEnd"/>
-      <w:r>
-        <w:rPr>
-          <w:sz w:val="28"/>
-          <w:szCs w:val="28"/>
-        </w:rPr>
-        <w:t xml:space="preserve"> и дату обновления. Уникальный индекс на </w:t>
-      </w:r>
-      <w:proofErr w:type="spellStart"/>
-      <w:r>
-        <w:rPr>
-          <w:sz w:val="28"/>
-          <w:szCs w:val="28"/>
-        </w:rPr>
-        <w:t>habitId</w:t>
-      </w:r>
-      <w:proofErr w:type="spellEnd"/>
-      <w:r>
-        <w:rPr>
-          <w:sz w:val="28"/>
-          <w:szCs w:val="28"/>
-        </w:rPr>
-        <w:t xml:space="preserve"> гарантирует, что для каждой привычки существует </w:t>
-      </w:r>
-      <w:r>
-        <w:rPr>
-          <w:sz w:val="28"/>
-          <w:szCs w:val="28"/>
-        </w:rPr>
-        <w:t xml:space="preserve">только один документ с </w:t>
-      </w:r>
-      <w:proofErr w:type="spellStart"/>
-      <w:r>
-        <w:rPr>
-          <w:sz w:val="28"/>
-          <w:szCs w:val="28"/>
-        </w:rPr>
-        <w:t>streaks</w:t>
-      </w:r>
-      <w:proofErr w:type="spellEnd"/>
-      <w:r>
-        <w:rPr>
-          <w:sz w:val="28"/>
-          <w:szCs w:val="28"/>
-        </w:rPr>
-        <w:t>.</w:t>
+        <w:t xml:space="preserve">Коллекция streaks содержит рассчитанные значения серий для привычек. Каждый документ включает идентификатор привычки в habitId, текущую серию в currentStreak, рекордную серию в longestStreak, дату последней отметки в lastEntryDate и дату обновления. Уникальный индекс на habitId гарантирует, что для каждой привычки существует </w:t>
+      </w:r>
+      <w:r>
+        <w:rPr>
+          <w:sz w:val="28"/>
+          <w:szCs w:val="28"/>
+        </w:rPr>
+        <w:t>только один документ с streaks.</w:t>
       </w:r>
     </w:p>
     <w:p>
@@ -11911,39 +6706,7 @@
           <w:sz w:val="28"/>
           <w:szCs w:val="28"/>
         </w:rPr>
-        <w:t xml:space="preserve">Связи между документами поддерживаются на уровне приложения через идентификаторы. При выполнении операций, затрагивающих несколько документов, проверяется существование </w:t>
-      </w:r>
-      <w:proofErr w:type="spellStart"/>
-      <w:r>
-        <w:rPr>
-          <w:sz w:val="28"/>
-          <w:szCs w:val="28"/>
-        </w:rPr>
-        <w:t>referenced</w:t>
-      </w:r>
-      <w:proofErr w:type="spellEnd"/>
-      <w:r>
-        <w:rPr>
-          <w:sz w:val="28"/>
-          <w:szCs w:val="28"/>
-        </w:rPr>
-        <w:t xml:space="preserve"> документов. Например, при создании отметки выполнения проверяется, что привычка с указанным </w:t>
-      </w:r>
-      <w:proofErr w:type="spellStart"/>
-      <w:r>
-        <w:rPr>
-          <w:sz w:val="28"/>
-          <w:szCs w:val="28"/>
-        </w:rPr>
-        <w:t>habitId</w:t>
-      </w:r>
-      <w:proofErr w:type="spellEnd"/>
-      <w:r>
-        <w:rPr>
-          <w:sz w:val="28"/>
-          <w:szCs w:val="28"/>
-        </w:rPr>
-        <w:t xml:space="preserve"> существует и при</w:t>
+        <w:t>Связи между документами поддерживаются на уровне приложения через идентификаторы. При выполнении операций, затрагивающих несколько документов, проверяется существование referenced документов. Например, при создании отметки выполнения проверяется, что привычка с указанным habitId существует и при</w:t>
       </w:r>
       <w:r>
         <w:rPr>
@@ -11969,39 +6732,7 @@
           <w:sz w:val="28"/>
           <w:szCs w:val="28"/>
         </w:rPr>
-        <w:t xml:space="preserve">При удалении документов обеспечивается каскадное удаление связанных данных. При удалении пользователя удаляются все его привычки, а вместе с ними — все отметки выполнения и значения </w:t>
-      </w:r>
-      <w:proofErr w:type="spellStart"/>
-      <w:r>
-        <w:rPr>
-          <w:sz w:val="28"/>
-          <w:szCs w:val="28"/>
-        </w:rPr>
-        <w:t>streaks</w:t>
-      </w:r>
-      <w:proofErr w:type="spellEnd"/>
-      <w:r>
-        <w:rPr>
-          <w:sz w:val="28"/>
-          <w:szCs w:val="28"/>
-        </w:rPr>
-        <w:t xml:space="preserve">. При удалении привычки удаляются связанные отметки выполнения и значение </w:t>
-      </w:r>
-      <w:proofErr w:type="spellStart"/>
-      <w:r>
-        <w:rPr>
-          <w:sz w:val="28"/>
-          <w:szCs w:val="28"/>
-        </w:rPr>
-        <w:t>streaks</w:t>
-      </w:r>
-      <w:proofErr w:type="spellEnd"/>
-      <w:r>
-        <w:rPr>
-          <w:sz w:val="28"/>
-          <w:szCs w:val="28"/>
-        </w:rPr>
-        <w:t>. Это поддерживает целостность данных и предотвращает появление некорректных ссылок.</w:t>
+        <w:t>При удалении документов обеспечивается каскадное удаление связанных данных. При удалении пользователя удаляются все его привычки, а вместе с ними — все отметки выполнения и значения streaks. При удалении привычки удаляются связанные отметки выполнения и значение streaks. Это поддерживает целостность данных и предотвращает появление некорректных ссылок.</w:t>
       </w:r>
     </w:p>
     <w:p>
@@ -12046,71 +6777,7 @@
           <w:sz w:val="28"/>
           <w:szCs w:val="28"/>
         </w:rPr>
-        <w:t xml:space="preserve">Процесс развертывания и запуска приложения максимально упрощен благодаря использованию </w:t>
-      </w:r>
-      <w:proofErr w:type="spellStart"/>
-      <w:r>
-        <w:rPr>
-          <w:sz w:val="28"/>
-          <w:szCs w:val="28"/>
-        </w:rPr>
-        <w:t>Docker</w:t>
-      </w:r>
-      <w:proofErr w:type="spellEnd"/>
-      <w:r>
-        <w:rPr>
-          <w:sz w:val="28"/>
-          <w:szCs w:val="28"/>
-        </w:rPr>
-        <w:t xml:space="preserve">. В корне проекта находится файл </w:t>
-      </w:r>
-      <w:proofErr w:type="spellStart"/>
-      <w:r>
-        <w:rPr>
-          <w:sz w:val="28"/>
-          <w:szCs w:val="28"/>
-        </w:rPr>
-        <w:t>docker-compose.yml</w:t>
-      </w:r>
-      <w:proofErr w:type="spellEnd"/>
-      <w:r>
-        <w:rPr>
-          <w:sz w:val="28"/>
-          <w:szCs w:val="28"/>
-        </w:rPr>
-        <w:t xml:space="preserve">, который описывает все необходимые сервисы. Веб-сервер с приложением упакован в контейнер на основе образа Node.js, база данных </w:t>
-      </w:r>
-      <w:proofErr w:type="spellStart"/>
-      <w:r>
-        <w:rPr>
-          <w:sz w:val="28"/>
-          <w:szCs w:val="28"/>
-        </w:rPr>
-        <w:t>MongoDB</w:t>
-      </w:r>
-      <w:proofErr w:type="spellEnd"/>
-      <w:r>
-        <w:rPr>
-          <w:sz w:val="28"/>
-          <w:szCs w:val="28"/>
-        </w:rPr>
-        <w:t xml:space="preserve"> запускается в отдельном контейнере, </w:t>
-      </w:r>
-      <w:proofErr w:type="spellStart"/>
-      <w:r>
-        <w:rPr>
-          <w:sz w:val="28"/>
-          <w:szCs w:val="28"/>
-        </w:rPr>
-        <w:t>Nginx</w:t>
-      </w:r>
-      <w:proofErr w:type="spellEnd"/>
-      <w:r>
-        <w:rPr>
-          <w:sz w:val="28"/>
-          <w:szCs w:val="28"/>
-        </w:rPr>
-        <w:t xml:space="preserve"> выступает в роли обратного прокси и сервера для стати</w:t>
+        <w:t>Процесс развертывания и запуска приложения максимально упрощен благодаря использованию Docker. В корне проекта находится файл docker-compose.yml, который описывает все необходимые сервисы. Веб-сервер с приложением упакован в контейнер на основе образа Node.js, база данных MongoDB запускается в отдельном контейнере, Nginx выступает в роли обратного прокси и сервера для стати</w:t>
       </w:r>
       <w:r>
         <w:rPr>
@@ -12137,87 +6804,7 @@
           <w:sz w:val="28"/>
           <w:szCs w:val="28"/>
         </w:rPr>
-        <w:t xml:space="preserve">Для запуска приложения достаточно выполнить команду </w:t>
-      </w:r>
-      <w:proofErr w:type="spellStart"/>
-      <w:r>
-        <w:rPr>
-          <w:sz w:val="28"/>
-          <w:szCs w:val="28"/>
-        </w:rPr>
-        <w:t>docker-compose</w:t>
-      </w:r>
-      <w:proofErr w:type="spellEnd"/>
-      <w:r>
-        <w:rPr>
-          <w:sz w:val="28"/>
-          <w:szCs w:val="28"/>
-        </w:rPr>
-        <w:t xml:space="preserve"> </w:t>
-      </w:r>
-      <w:proofErr w:type="spellStart"/>
-      <w:r>
-        <w:rPr>
-          <w:sz w:val="28"/>
-          <w:szCs w:val="28"/>
-        </w:rPr>
-        <w:t>up</w:t>
-      </w:r>
-      <w:proofErr w:type="spellEnd"/>
-      <w:r>
-        <w:rPr>
-          <w:sz w:val="28"/>
-          <w:szCs w:val="28"/>
-        </w:rPr>
-        <w:t xml:space="preserve"> в терминале. </w:t>
-      </w:r>
-      <w:proofErr w:type="spellStart"/>
-      <w:r>
-        <w:rPr>
-          <w:sz w:val="28"/>
-          <w:szCs w:val="28"/>
-        </w:rPr>
-        <w:t>Docker</w:t>
-      </w:r>
-      <w:proofErr w:type="spellEnd"/>
-      <w:r>
-        <w:rPr>
-          <w:sz w:val="28"/>
-          <w:szCs w:val="28"/>
-        </w:rPr>
-        <w:t xml:space="preserve"> </w:t>
-      </w:r>
-      <w:proofErr w:type="spellStart"/>
-      <w:r>
-        <w:rPr>
-          <w:sz w:val="28"/>
-          <w:szCs w:val="28"/>
-        </w:rPr>
-        <w:t>Compose</w:t>
-      </w:r>
-      <w:proofErr w:type="spellEnd"/>
-      <w:r>
-        <w:rPr>
-          <w:sz w:val="28"/>
-          <w:szCs w:val="28"/>
-        </w:rPr>
-        <w:t xml:space="preserve"> автоматически соберет образы, запустит контейнеры, настроит сеть между ними и откроет необходимые порты. Все переменные окружения, необходимые для работы приложения, определены в </w:t>
-      </w:r>
-      <w:proofErr w:type="spellStart"/>
-      <w:r>
-        <w:rPr>
-          <w:sz w:val="28"/>
-          <w:szCs w:val="28"/>
-        </w:rPr>
-        <w:t>docker-compose.yml</w:t>
-      </w:r>
-      <w:proofErr w:type="spellEnd"/>
-      <w:r>
-        <w:rPr>
-          <w:sz w:val="28"/>
-          <w:szCs w:val="28"/>
-        </w:rPr>
-        <w:t>, что исключает необходимость ручной настройки. Это особенно важно для демонстрации работоспособности проекта — проверяющий может запустить приложение на своем компьютере без предварительной установки и настройки каки</w:t>
+        <w:t>Для запуска приложения достаточно выполнить команду docker-compose up в терминале. Docker Compose автоматически соберет образы, запустит контейнеры, настроит сеть между ними и откроет необходимые порты. Все переменные окружения, необходимые для работы приложения, определены в docker-compose.yml, что исключает необходимость ручной настройки. Это особенно важно для демонстрации работоспособности проекта — проверяющий может запустить приложение на своем компьютере без предварительной установки и настройки каки</w:t>
       </w:r>
       <w:r>
         <w:rPr>
@@ -12244,23 +6831,7 @@
           <w:sz w:val="28"/>
           <w:szCs w:val="28"/>
         </w:rPr>
-        <w:t xml:space="preserve">После запуска приложение становится доступно по адресу http://localhost. Пользователь видит стартовую страницу с возможностью входа или регистрации. Процесс регистрации прост и интуитивно понятен — требуется ввести имя пользователя, </w:t>
-      </w:r>
-      <w:proofErr w:type="spellStart"/>
-      <w:r>
-        <w:rPr>
-          <w:sz w:val="28"/>
-          <w:szCs w:val="28"/>
-        </w:rPr>
-        <w:t>email</w:t>
-      </w:r>
-      <w:proofErr w:type="spellEnd"/>
-      <w:r>
-        <w:rPr>
-          <w:sz w:val="28"/>
-          <w:szCs w:val="28"/>
-        </w:rPr>
-        <w:t xml:space="preserve"> и пароль. После успешной регистрации пользователь автоматически входит в систему и пере</w:t>
+        <w:t>После запуска приложение становится доступно по адресу http://localhost. Пользователь видит стартовую страницу с возможностью входа или регистрации. Процесс регистрации прост и интуитивно понятен — требуется ввести имя пользователя, email и пароль. После успешной регистрации пользователь автоматически входит в систему и пере</w:t>
       </w:r>
       <w:r>
         <w:rPr>
@@ -12287,39 +6858,7 @@
           <w:sz w:val="28"/>
           <w:szCs w:val="28"/>
         </w:rPr>
-        <w:t xml:space="preserve">Главная панель представляет собой </w:t>
-      </w:r>
-      <w:proofErr w:type="spellStart"/>
-      <w:r>
-        <w:rPr>
-          <w:sz w:val="28"/>
-          <w:szCs w:val="28"/>
-        </w:rPr>
-        <w:t>дашборд</w:t>
-      </w:r>
-      <w:proofErr w:type="spellEnd"/>
-      <w:r>
-        <w:rPr>
-          <w:sz w:val="28"/>
-          <w:szCs w:val="28"/>
-        </w:rPr>
-        <w:t xml:space="preserve"> с обзором всех привычек пользователя. Привычки отображаются в виде цветных карточек, каждая из которых содержит название привычки, текущее значение </w:t>
-      </w:r>
-      <w:proofErr w:type="spellStart"/>
-      <w:r>
-        <w:rPr>
-          <w:sz w:val="28"/>
-          <w:szCs w:val="28"/>
-        </w:rPr>
-        <w:t>streak</w:t>
-      </w:r>
-      <w:proofErr w:type="spellEnd"/>
-      <w:r>
-        <w:rPr>
-          <w:sz w:val="28"/>
-          <w:szCs w:val="28"/>
-        </w:rPr>
-        <w:t xml:space="preserve"> и индикатор выполнения на сегодня. Цвета карточек можно настраивать для каждой привычки индивидуально, что позволяет визуально различать их и создавать соб</w:t>
+        <w:t>Главная панель представляет собой дашборд с обзором всех привычек пользователя. Привычки отображаются в виде цветных карточек, каждая из которых содержит название привычки, текущее значение streak и индикатор выполнения на сегодня. Цвета карточек можно настраивать для каждой привычки индивидуально, что позволяет визуально различать их и создавать соб</w:t>
       </w:r>
       <w:r>
         <w:rPr>
@@ -12354,23 +6893,7 @@
           <w:sz w:val="28"/>
           <w:szCs w:val="28"/>
         </w:rPr>
-        <w:t xml:space="preserve">а сразу появляется на </w:t>
-      </w:r>
-      <w:proofErr w:type="spellStart"/>
-      <w:r>
-        <w:rPr>
-          <w:sz w:val="28"/>
-          <w:szCs w:val="28"/>
-        </w:rPr>
-        <w:t>дашборде</w:t>
-      </w:r>
-      <w:proofErr w:type="spellEnd"/>
-      <w:r>
-        <w:rPr>
-          <w:sz w:val="28"/>
-          <w:szCs w:val="28"/>
-        </w:rPr>
-        <w:t>.</w:t>
+        <w:t>а сразу появляется на дашборде.</w:t>
       </w:r>
     </w:p>
     <w:p>
@@ -12397,23 +6920,7 @@
           <w:sz w:val="28"/>
           <w:szCs w:val="28"/>
         </w:rPr>
-        <w:t xml:space="preserve">ересчитывается значение </w:t>
-      </w:r>
-      <w:proofErr w:type="spellStart"/>
-      <w:r>
-        <w:rPr>
-          <w:sz w:val="28"/>
-          <w:szCs w:val="28"/>
-        </w:rPr>
-        <w:t>streak</w:t>
-      </w:r>
-      <w:proofErr w:type="spellEnd"/>
-      <w:r>
-        <w:rPr>
-          <w:sz w:val="28"/>
-          <w:szCs w:val="28"/>
-        </w:rPr>
-        <w:t>.</w:t>
+        <w:t>ересчитывается значение streak.</w:t>
       </w:r>
     </w:p>
     <w:p>
@@ -12460,23 +6967,7 @@
           <w:sz w:val="28"/>
           <w:szCs w:val="28"/>
         </w:rPr>
-        <w:t xml:space="preserve">Система </w:t>
-      </w:r>
-      <w:proofErr w:type="spellStart"/>
-      <w:r>
-        <w:rPr>
-          <w:sz w:val="28"/>
-          <w:szCs w:val="28"/>
-        </w:rPr>
-        <w:t>streaks</w:t>
-      </w:r>
-      <w:proofErr w:type="spellEnd"/>
-      <w:r>
-        <w:rPr>
-          <w:sz w:val="28"/>
-          <w:szCs w:val="28"/>
-        </w:rPr>
-        <w:t xml:space="preserve"> визуализируется рядом с каждой привычкой в виде числа и символических огоньков. Чем длиннее текущая серия, тем больше огоньков отображается. При достижении значимых вех (7, 30, 100 дней подряд) система показывает мотивационное сообщение, поздравляя пользователя с достижением. Значение самой длинной серии также отображается, чтобы пользователь мог видеть свой </w:t>
+        <w:t xml:space="preserve">Система streaks визуализируется рядом с каждой привычкой в виде числа и символических огоньков. Чем длиннее текущая серия, тем больше огоньков отображается. При достижении значимых вех (7, 30, 100 дней подряд) система показывает мотивационное сообщение, поздравляя пользователя с достижением. Значение самой длинной серии также отображается, чтобы пользователь мог видеть свой </w:t>
       </w:r>
       <w:r>
         <w:rPr>
@@ -12503,23 +6994,7 @@
           <w:sz w:val="28"/>
           <w:szCs w:val="28"/>
         </w:rPr>
-        <w:t xml:space="preserve">Вкладка статистики предоставляет более детальный анализ прогресса. Здесь в виде графиков показана динамика выполнения привычки за различные периоды. Линейный график показывает изменение частоты выполнения с течением времени, столбчатая диаграмма — распределение выполнения по дням недели, что позволяет выявить, в какие дни пользователю сложнее всего соблюдать привычку. Все графики строятся с использованием </w:t>
-      </w:r>
-      <w:proofErr w:type="spellStart"/>
-      <w:r>
-        <w:rPr>
-          <w:sz w:val="28"/>
-          <w:szCs w:val="28"/>
-        </w:rPr>
-        <w:t>Canvas</w:t>
-      </w:r>
-      <w:proofErr w:type="spellEnd"/>
-      <w:r>
-        <w:rPr>
-          <w:sz w:val="28"/>
-          <w:szCs w:val="28"/>
-        </w:rPr>
-        <w:t xml:space="preserve"> API и обновляются в реальном времени при изменении да</w:t>
+        <w:t>Вкладка статистики предоставляет более детальный анализ прогресса. Здесь в виде графиков показана динамика выполнения привычки за различные периоды. Линейный график показывает изменение частоты выполнения с течением времени, столбчатая диаграмма — распределение выполнения по дням недели, что позволяет выявить, в какие дни пользователю сложнее всего соблюдать привычку. Все графики строятся с использованием Canvas API и обновляются в реальном времени при изменении да</w:t>
       </w:r>
       <w:r>
         <w:rPr>
@@ -12546,39 +7021,7 @@
           <w:sz w:val="28"/>
           <w:szCs w:val="28"/>
         </w:rPr>
-        <w:t xml:space="preserve">Мобильная версия приложения адаптирована для удобного использования на смартфонах. На маленьких экранах карточки привычек располагаются в одну колонну, календарь занимает всю ширину экрана, элементы управления увеличены для удобного нажатия пальцем. Адаптивность достигается за счет медиа-запросов в CSS и гибкой верстки на </w:t>
-      </w:r>
-      <w:proofErr w:type="spellStart"/>
-      <w:r>
-        <w:rPr>
-          <w:sz w:val="28"/>
-          <w:szCs w:val="28"/>
-        </w:rPr>
-        <w:t>Grid</w:t>
-      </w:r>
-      <w:proofErr w:type="spellEnd"/>
-      <w:r>
-        <w:rPr>
-          <w:sz w:val="28"/>
-          <w:szCs w:val="28"/>
-        </w:rPr>
-        <w:t xml:space="preserve"> и </w:t>
-      </w:r>
-      <w:proofErr w:type="spellStart"/>
-      <w:r>
-        <w:rPr>
-          <w:sz w:val="28"/>
-          <w:szCs w:val="28"/>
-        </w:rPr>
-        <w:t>Flexbox</w:t>
-      </w:r>
-      <w:proofErr w:type="spellEnd"/>
-      <w:r>
-        <w:rPr>
-          <w:sz w:val="28"/>
-          <w:szCs w:val="28"/>
-        </w:rPr>
-        <w:t xml:space="preserve">. Приложение корректно работает как в портретной, </w:t>
+        <w:t xml:space="preserve">Мобильная версия приложения адаптирована для удобного использования на смартфонах. На маленьких экранах карточки привычек располагаются в одну колонну, календарь занимает всю ширину экрана, элементы управления увеличены для удобного нажатия пальцем. Адаптивность достигается за счет медиа-запросов в CSS и гибкой верстки на Grid и Flexbox. Приложение корректно работает как в портретной, </w:t>
       </w:r>
       <w:r>
         <w:rPr>
@@ -12663,23 +7106,7 @@
           <w:sz w:val="28"/>
           <w:szCs w:val="28"/>
         </w:rPr>
-        <w:t xml:space="preserve">отивацию через систему </w:t>
-      </w:r>
-      <w:proofErr w:type="spellStart"/>
-      <w:r>
-        <w:rPr>
-          <w:sz w:val="28"/>
-          <w:szCs w:val="28"/>
-        </w:rPr>
-        <w:t>streaks</w:t>
-      </w:r>
-      <w:proofErr w:type="spellEnd"/>
-      <w:r>
-        <w:rPr>
-          <w:sz w:val="28"/>
-          <w:szCs w:val="28"/>
-        </w:rPr>
-        <w:t>.</w:t>
+        <w:t>отивацию через систему streaks.</w:t>
       </w:r>
     </w:p>
     <w:p>
@@ -12699,55 +7126,7 @@
           <w:sz w:val="28"/>
           <w:szCs w:val="28"/>
         </w:rPr>
-        <w:t xml:space="preserve">Основным достижением проекта стало создание работоспособной системы с </w:t>
-      </w:r>
-      <w:proofErr w:type="spellStart"/>
-      <w:r>
-        <w:rPr>
-          <w:sz w:val="28"/>
-          <w:szCs w:val="28"/>
-        </w:rPr>
-        <w:t>минималистичным</w:t>
-      </w:r>
-      <w:proofErr w:type="spellEnd"/>
-      <w:r>
-        <w:rPr>
-          <w:sz w:val="28"/>
-          <w:szCs w:val="28"/>
-        </w:rPr>
-        <w:t xml:space="preserve"> технологическим стеком. Использование чистого </w:t>
-      </w:r>
-      <w:proofErr w:type="spellStart"/>
-      <w:r>
-        <w:rPr>
-          <w:sz w:val="28"/>
-          <w:szCs w:val="28"/>
-        </w:rPr>
-        <w:t>JavaScript</w:t>
-      </w:r>
-      <w:proofErr w:type="spellEnd"/>
-      <w:r>
-        <w:rPr>
-          <w:sz w:val="28"/>
-          <w:szCs w:val="28"/>
-        </w:rPr>
-        <w:t xml:space="preserve"> без </w:t>
-      </w:r>
-      <w:proofErr w:type="spellStart"/>
-      <w:r>
-        <w:rPr>
-          <w:sz w:val="28"/>
-          <w:szCs w:val="28"/>
-        </w:rPr>
-        <w:t>фреймворков</w:t>
-      </w:r>
-      <w:proofErr w:type="spellEnd"/>
-      <w:r>
-        <w:rPr>
-          <w:sz w:val="28"/>
-          <w:szCs w:val="28"/>
-        </w:rPr>
-        <w:t xml:space="preserve"> на обеих сторонах (клиент и сервер) позволило продемонстрировать глубокое понимание основ веб-разработки и умение создавать эффективные решения без избыточных абстракций. Такой подход, хоть и требует больше усилий при разработке, дает полный контроль над кодом и его поведением, а также минимизирует</w:t>
+        <w:t>Основным достижением проекта стало создание работоспособной системы с минималистичным технологическим стеком. Использование чистого JavaScript без фреймворков на обеих сторонах (клиент и сервер) позволило продемонстрировать глубокое понимание основ веб-разработки и умение создавать эффективные решения без избыточных абстракций. Такой подход, хоть и требует больше усилий при разработке, дает полный контроль над кодом и его поведением, а также минимизирует</w:t>
       </w:r>
       <w:r>
         <w:rPr>
@@ -12774,39 +7153,7 @@
           <w:sz w:val="28"/>
           <w:szCs w:val="28"/>
         </w:rPr>
-        <w:t xml:space="preserve">Архитектурные решения, принятые в проекте, показали свою эффективность. Трехзвенная модель с четким разделением ответственности обеспечила хорошую организацию кода. Использование </w:t>
-      </w:r>
-      <w:proofErr w:type="spellStart"/>
-      <w:r>
-        <w:rPr>
-          <w:sz w:val="28"/>
-          <w:szCs w:val="28"/>
-        </w:rPr>
-        <w:t>MongoDB</w:t>
-      </w:r>
-      <w:proofErr w:type="spellEnd"/>
-      <w:r>
-        <w:rPr>
-          <w:sz w:val="28"/>
-          <w:szCs w:val="28"/>
-        </w:rPr>
-        <w:t xml:space="preserve"> в качестве базы данных оказалось оправданным выбором — </w:t>
-      </w:r>
-      <w:proofErr w:type="spellStart"/>
-      <w:r>
-        <w:rPr>
-          <w:sz w:val="28"/>
-          <w:szCs w:val="28"/>
-        </w:rPr>
-        <w:t>документоориентированная</w:t>
-      </w:r>
-      <w:proofErr w:type="spellEnd"/>
-      <w:r>
-        <w:rPr>
-          <w:sz w:val="28"/>
-          <w:szCs w:val="28"/>
-        </w:rPr>
-        <w:t xml:space="preserve"> модель хорошо подошла для хранения данных о привычках с их разнообразными атрибутами. JWT-аутентификация обеспечила необходимый уровень безопасности без усложнения архитекту</w:t>
+        <w:t>Архитектурные решения, принятые в проекте, показали свою эффективность. Трехзвенная модель с четким разделением ответственности обеспечила хорошую организацию кода. Использование MongoDB в качестве базы данных оказалось оправданным выбором — документоориентированная модель хорошо подошла для хранения данных о привычках с их разнообразными атрибутами. JWT-аутентификация обеспечила необходимый уровень безопасности без усложнения архитекту</w:t>
       </w:r>
       <w:r>
         <w:rPr>
@@ -12833,23 +7180,7 @@
           <w:sz w:val="28"/>
           <w:szCs w:val="28"/>
         </w:rPr>
-        <w:t xml:space="preserve">Пользовательский интерфейс, несмотря на свою простоту, оказался удобным и интуитивно понятным. </w:t>
-      </w:r>
-      <w:proofErr w:type="spellStart"/>
-      <w:r>
-        <w:rPr>
-          <w:sz w:val="28"/>
-          <w:szCs w:val="28"/>
-        </w:rPr>
-        <w:t>Минималистичный</w:t>
-      </w:r>
-      <w:proofErr w:type="spellEnd"/>
-      <w:r>
-        <w:rPr>
-          <w:sz w:val="28"/>
-          <w:szCs w:val="28"/>
-        </w:rPr>
-        <w:t xml:space="preserve"> дизайн, акцент на контент, адекватная обратная связь при действиях пользователя — все это способствует тому, что приложением действительно хочется пользоваться регулярно. Особенно удачной оказалась идея с мгновенной отметкой выполнения прив</w:t>
+        <w:t>Пользовательский интерфейс, несмотря на свою простоту, оказался удобным и интуитивно понятным. Минималистичный дизайн, акцент на контент, адекватная обратная связь при действиях пользователя — все это способствует тому, что приложением действительно хочется пользоваться регулярно. Особенно удачной оказалась идея с мгновенной отметкой выполнения прив</w:t>
       </w:r>
       <w:r>
         <w:rPr>
@@ -12890,23 +7221,7 @@
           <w:sz w:val="28"/>
           <w:szCs w:val="28"/>
         </w:rPr>
-        <w:t xml:space="preserve">Система </w:t>
-      </w:r>
-      <w:proofErr w:type="spellStart"/>
-      <w:r>
-        <w:rPr>
-          <w:sz w:val="28"/>
-          <w:szCs w:val="28"/>
-        </w:rPr>
-        <w:t>streaks</w:t>
-      </w:r>
-      <w:proofErr w:type="spellEnd"/>
-      <w:r>
-        <w:rPr>
-          <w:sz w:val="28"/>
-          <w:szCs w:val="28"/>
-        </w:rPr>
-        <w:t>, являющаяся центральным мотивационным механизмом, была успешно реализована. Алгоритм корректно рассчитывает серии даже для привычек с разной периодичностью, а визуальное представление в виде огоньков и чисел интуитивно понятно и действительно мотивирует поддер</w:t>
+        <w:t>Система streaks, являющаяся центральным мотивационным механизмом, была успешно реализована. Алгоритм корректно рассчитывает серии даже для привычек с разной периодичностью, а визуальное представление в виде огоньков и чисел интуитивно понятно и действительно мотивирует поддер</w:t>
       </w:r>
       <w:r>
         <w:rPr>
@@ -12933,55 +7248,7 @@
           <w:sz w:val="28"/>
           <w:szCs w:val="28"/>
         </w:rPr>
-        <w:t xml:space="preserve">Важным практическим результатом стала полная </w:t>
-      </w:r>
-      <w:proofErr w:type="spellStart"/>
-      <w:r>
-        <w:rPr>
-          <w:sz w:val="28"/>
-          <w:szCs w:val="28"/>
-        </w:rPr>
-        <w:t>контейниризация</w:t>
-      </w:r>
-      <w:proofErr w:type="spellEnd"/>
-      <w:r>
-        <w:rPr>
-          <w:sz w:val="28"/>
-          <w:szCs w:val="28"/>
-        </w:rPr>
-        <w:t xml:space="preserve"> приложения с помощью </w:t>
-      </w:r>
-      <w:proofErr w:type="spellStart"/>
-      <w:r>
-        <w:rPr>
-          <w:sz w:val="28"/>
-          <w:szCs w:val="28"/>
-        </w:rPr>
-        <w:t>Docker</w:t>
-      </w:r>
-      <w:proofErr w:type="spellEnd"/>
-      <w:r>
-        <w:rPr>
-          <w:sz w:val="28"/>
-          <w:szCs w:val="28"/>
-        </w:rPr>
-        <w:t xml:space="preserve">. Это не только упрощает развертывание, но и демонстрирует владение современными подходами к обеспечению </w:t>
-      </w:r>
-      <w:proofErr w:type="spellStart"/>
-      <w:r>
-        <w:rPr>
-          <w:sz w:val="28"/>
-          <w:szCs w:val="28"/>
-        </w:rPr>
-        <w:t>воспроизводимости</w:t>
-      </w:r>
-      <w:proofErr w:type="spellEnd"/>
-      <w:r>
-        <w:rPr>
-          <w:sz w:val="28"/>
-          <w:szCs w:val="28"/>
-        </w:rPr>
-        <w:t xml:space="preserve"> окружений. Любой желающий может запустить приложение на своем компьютере одной командой, без необходимости что-либо дополнительно</w:t>
+        <w:t>Важным практическим результатом стала полная контейниризация приложения с помощью Docker. Это не только упрощает развертывание, но и демонстрирует владение современными подходами к обеспечению воспроизводимости окружений. Любой желающий может запустить приложение на своем компьютере одной командой, без необходимости что-либо дополнительно</w:t>
       </w:r>
       <w:r>
         <w:rPr>
@@ -13008,39 +7275,7 @@
           <w:sz w:val="28"/>
           <w:szCs w:val="28"/>
         </w:rPr>
-        <w:t xml:space="preserve">Проект имеет потенциал для дальнейшего развития. Среди возможных направлений улучшения — добавление </w:t>
-      </w:r>
-      <w:proofErr w:type="spellStart"/>
-      <w:r>
-        <w:rPr>
-          <w:sz w:val="28"/>
-          <w:szCs w:val="28"/>
-        </w:rPr>
-        <w:t>push</w:t>
-      </w:r>
-      <w:proofErr w:type="spellEnd"/>
-      <w:r>
-        <w:rPr>
-          <w:sz w:val="28"/>
-          <w:szCs w:val="28"/>
-        </w:rPr>
-        <w:t xml:space="preserve">-уведомлений для напоминаний о привычках, создание мобильного приложения через </w:t>
-      </w:r>
-      <w:proofErr w:type="spellStart"/>
-      <w:r>
-        <w:rPr>
-          <w:sz w:val="28"/>
-          <w:szCs w:val="28"/>
-        </w:rPr>
-        <w:t>Capacitor</w:t>
-      </w:r>
-      <w:proofErr w:type="spellEnd"/>
-      <w:r>
-        <w:rPr>
-          <w:sz w:val="28"/>
-          <w:szCs w:val="28"/>
-        </w:rPr>
-        <w:t xml:space="preserve"> или аналогичную технологию, внедрение социальных функций, расширенная аналитика с машинным обучением для прогнозирования вероятности срыва серии и выдачи персонализированных рекомендаций.</w:t>
+        <w:t>Проект имеет потенциал для дальнейшего развития. Среди возможных направлений улучшения — добавление push-уведомлений для напоминаний о привычках, создание мобильного приложения через Capacitor или аналогичную технологию, внедрение социальных функций, расширенная аналитика с машинным обучением для прогнозирования вероятности срыва серии и выдачи персонализированных рекомендаций.</w:t>
       </w:r>
     </w:p>
     <w:p>
@@ -13061,23 +7296,7 @@
           <w:szCs w:val="28"/>
         </w:rPr>
         <w:lastRenderedPageBreak/>
-        <w:t xml:space="preserve">В процессе работы над проектом были закреплены и расширены знания по веб-технологиям, освоены принципы проектирования API, работы с базами данных </w:t>
-      </w:r>
-      <w:proofErr w:type="spellStart"/>
-      <w:r>
-        <w:rPr>
-          <w:sz w:val="28"/>
-          <w:szCs w:val="28"/>
-        </w:rPr>
-        <w:t>NoSQL</w:t>
-      </w:r>
-      <w:proofErr w:type="spellEnd"/>
-      <w:r>
-        <w:rPr>
-          <w:sz w:val="28"/>
-          <w:szCs w:val="28"/>
-        </w:rPr>
-        <w:t>, аутентификации и авторизации, создания адаптивных интерфейсов. Полученный опыт будет полезен в дальнейшей учебной и</w:t>
+        <w:t>В процессе работы над проектом были закреплены и расширены знания по веб-технологиям, освоены принципы проектирования API, работы с базами данных NoSQL, аутентификации и авторизации, создания адаптивных интерфейсов. Полученный опыт будет полезен в дальнейшей учебной и</w:t>
       </w:r>
       <w:r>
         <w:rPr>
@@ -13179,55 +7398,7 @@
           <w:sz w:val="28"/>
           <w:szCs w:val="28"/>
         </w:rPr>
-        <w:t xml:space="preserve">API — </w:t>
-      </w:r>
-      <w:proofErr w:type="spellStart"/>
-      <w:r>
-        <w:rPr>
-          <w:sz w:val="28"/>
-          <w:szCs w:val="28"/>
-        </w:rPr>
-        <w:t>Application</w:t>
-      </w:r>
-      <w:proofErr w:type="spellEnd"/>
-      <w:r>
-        <w:rPr>
-          <w:sz w:val="28"/>
-          <w:szCs w:val="28"/>
-        </w:rPr>
-        <w:t xml:space="preserve"> </w:t>
-      </w:r>
-      <w:proofErr w:type="spellStart"/>
-      <w:r>
-        <w:rPr>
-          <w:sz w:val="28"/>
-          <w:szCs w:val="28"/>
-        </w:rPr>
-        <w:t>Programming</w:t>
-      </w:r>
-      <w:proofErr w:type="spellEnd"/>
-      <w:r>
-        <w:rPr>
-          <w:sz w:val="28"/>
-          <w:szCs w:val="28"/>
-        </w:rPr>
-        <w:t xml:space="preserve"> </w:t>
-      </w:r>
-      <w:proofErr w:type="spellStart"/>
-      <w:r>
-        <w:rPr>
-          <w:sz w:val="28"/>
-          <w:szCs w:val="28"/>
-        </w:rPr>
-        <w:t>Interface</w:t>
-      </w:r>
-      <w:proofErr w:type="spellEnd"/>
-      <w:r>
-        <w:rPr>
-          <w:sz w:val="28"/>
-          <w:szCs w:val="28"/>
-        </w:rPr>
-        <w:t xml:space="preserve"> (Интерфейс прикладного программирования)</w:t>
+        <w:t>API — Application Programming Interface (Интерфейс прикладного программирования)</w:t>
       </w:r>
     </w:p>
     <w:p>
@@ -13253,55 +7424,7 @@
           <w:sz w:val="28"/>
           <w:szCs w:val="28"/>
         </w:rPr>
-        <w:t xml:space="preserve">HTTP — </w:t>
-      </w:r>
-      <w:proofErr w:type="spellStart"/>
-      <w:r>
-        <w:rPr>
-          <w:sz w:val="28"/>
-          <w:szCs w:val="28"/>
-        </w:rPr>
-        <w:t>HyperText</w:t>
-      </w:r>
-      <w:proofErr w:type="spellEnd"/>
-      <w:r>
-        <w:rPr>
-          <w:sz w:val="28"/>
-          <w:szCs w:val="28"/>
-        </w:rPr>
-        <w:t xml:space="preserve"> </w:t>
-      </w:r>
-      <w:proofErr w:type="spellStart"/>
-      <w:r>
-        <w:rPr>
-          <w:sz w:val="28"/>
-          <w:szCs w:val="28"/>
-        </w:rPr>
-        <w:t>Transfer</w:t>
-      </w:r>
-      <w:proofErr w:type="spellEnd"/>
-      <w:r>
-        <w:rPr>
-          <w:sz w:val="28"/>
-          <w:szCs w:val="28"/>
-        </w:rPr>
-        <w:t xml:space="preserve"> </w:t>
-      </w:r>
-      <w:proofErr w:type="spellStart"/>
-      <w:r>
-        <w:rPr>
-          <w:sz w:val="28"/>
-          <w:szCs w:val="28"/>
-        </w:rPr>
-        <w:t>Protocol</w:t>
-      </w:r>
-      <w:proofErr w:type="spellEnd"/>
-      <w:r>
-        <w:rPr>
-          <w:sz w:val="28"/>
-          <w:szCs w:val="28"/>
-        </w:rPr>
-        <w:t xml:space="preserve"> (Протокол передачи гипертекста)</w:t>
+        <w:t>HTTP — HyperText Transfer Protocol (Протокол передачи гипертекста)</w:t>
       </w:r>
     </w:p>
     <w:p>
@@ -13523,62 +7646,76 @@
         <w:rPr>
           <w:sz w:val="28"/>
           <w:szCs w:val="28"/>
-        </w:rPr>
-      </w:pPr>
-      <w:r>
-        <w:rPr>
-          <w:sz w:val="28"/>
-          <w:szCs w:val="28"/>
-        </w:rPr>
-        <w:t xml:space="preserve">JWT — JSON </w:t>
-      </w:r>
-      <w:proofErr w:type="spellStart"/>
-      <w:r>
-        <w:rPr>
-          <w:sz w:val="28"/>
-          <w:szCs w:val="28"/>
-        </w:rPr>
-        <w:t>Web</w:t>
-      </w:r>
-      <w:proofErr w:type="spellEnd"/>
-      <w:r>
-        <w:rPr>
-          <w:sz w:val="28"/>
-          <w:szCs w:val="28"/>
+          <w:lang w:val="en-US"/>
+        </w:rPr>
+      </w:pPr>
+      <w:r>
+        <w:rPr>
+          <w:sz w:val="28"/>
+          <w:szCs w:val="28"/>
+          <w:lang w:val="en-US"/>
+        </w:rPr>
+        <w:t>JWT — JSON Web Token (</w:t>
+      </w:r>
+      <w:r>
+        <w:rPr>
+          <w:sz w:val="28"/>
+          <w:szCs w:val="28"/>
+        </w:rPr>
+        <w:t>Веб</w:t>
+      </w:r>
+      <w:r>
+        <w:rPr>
+          <w:sz w:val="28"/>
+          <w:szCs w:val="28"/>
+          <w:lang w:val="en-US"/>
+        </w:rPr>
+        <w:t>-</w:t>
+      </w:r>
+      <w:r>
+        <w:rPr>
+          <w:sz w:val="28"/>
+          <w:szCs w:val="28"/>
+        </w:rPr>
+        <w:t>токен</w:t>
+      </w:r>
+      <w:r>
+        <w:rPr>
+          <w:sz w:val="28"/>
+          <w:szCs w:val="28"/>
+          <w:lang w:val="en-US"/>
         </w:rPr>
         <w:t xml:space="preserve"> </w:t>
       </w:r>
-      <w:proofErr w:type="spellStart"/>
-      <w:r>
-        <w:rPr>
-          <w:sz w:val="28"/>
-          <w:szCs w:val="28"/>
-        </w:rPr>
-        <w:t>Token</w:t>
-      </w:r>
-      <w:proofErr w:type="spellEnd"/>
-      <w:r>
-        <w:rPr>
-          <w:sz w:val="28"/>
-          <w:szCs w:val="28"/>
-        </w:rPr>
-        <w:t xml:space="preserve"> (Веб-</w:t>
-      </w:r>
-      <w:proofErr w:type="spellStart"/>
-      <w:r>
-        <w:rPr>
-          <w:sz w:val="28"/>
-          <w:szCs w:val="28"/>
-        </w:rPr>
-        <w:t>токен</w:t>
-      </w:r>
-      <w:proofErr w:type="spellEnd"/>
-      <w:r>
-        <w:rPr>
-          <w:sz w:val="28"/>
-          <w:szCs w:val="28"/>
-        </w:rPr>
-        <w:t xml:space="preserve"> в формате JSON)</w:t>
+      <w:r>
+        <w:rPr>
+          <w:sz w:val="28"/>
+          <w:szCs w:val="28"/>
+        </w:rPr>
+        <w:t>в</w:t>
+      </w:r>
+      <w:r>
+        <w:rPr>
+          <w:sz w:val="28"/>
+          <w:szCs w:val="28"/>
+          <w:lang w:val="en-US"/>
+        </w:rPr>
+        <w:t xml:space="preserve"> </w:t>
+      </w:r>
+      <w:r>
+        <w:rPr>
+          <w:sz w:val="28"/>
+          <w:szCs w:val="28"/>
+        </w:rPr>
+        <w:t>формате</w:t>
+      </w:r>
+      <w:r>
+        <w:rPr>
+          <w:sz w:val="28"/>
+          <w:szCs w:val="28"/>
+          <w:lang w:val="en-US"/>
+        </w:rPr>
+        <w:t xml:space="preserve"> JSON)</w:t>
       </w:r>
     </w:p>
     <w:p>
@@ -13604,55 +7741,7 @@
           <w:sz w:val="28"/>
           <w:szCs w:val="28"/>
         </w:rPr>
-        <w:t xml:space="preserve">SPA — </w:t>
-      </w:r>
-      <w:proofErr w:type="spellStart"/>
-      <w:r>
-        <w:rPr>
-          <w:sz w:val="28"/>
-          <w:szCs w:val="28"/>
-        </w:rPr>
-        <w:t>Single</w:t>
-      </w:r>
-      <w:proofErr w:type="spellEnd"/>
-      <w:r>
-        <w:rPr>
-          <w:sz w:val="28"/>
-          <w:szCs w:val="28"/>
-        </w:rPr>
-        <w:t xml:space="preserve"> </w:t>
-      </w:r>
-      <w:proofErr w:type="spellStart"/>
-      <w:r>
-        <w:rPr>
-          <w:sz w:val="28"/>
-          <w:szCs w:val="28"/>
-        </w:rPr>
-        <w:t>Page</w:t>
-      </w:r>
-      <w:proofErr w:type="spellEnd"/>
-      <w:r>
-        <w:rPr>
-          <w:sz w:val="28"/>
-          <w:szCs w:val="28"/>
-        </w:rPr>
-        <w:t xml:space="preserve"> </w:t>
-      </w:r>
-      <w:proofErr w:type="spellStart"/>
-      <w:r>
-        <w:rPr>
-          <w:sz w:val="28"/>
-          <w:szCs w:val="28"/>
-        </w:rPr>
-        <w:t>Application</w:t>
-      </w:r>
-      <w:proofErr w:type="spellEnd"/>
-      <w:r>
-        <w:rPr>
-          <w:sz w:val="28"/>
-          <w:szCs w:val="28"/>
-        </w:rPr>
-        <w:t xml:space="preserve"> (Одностраничное приложение)</w:t>
+        <w:t>SPA — Single Page Application (Одностраничное приложение)</w:t>
       </w:r>
     </w:p>
     <w:p>
@@ -13678,71 +7767,7 @@
           <w:sz w:val="28"/>
           <w:szCs w:val="28"/>
         </w:rPr>
-        <w:t xml:space="preserve">CRUD — </w:t>
-      </w:r>
-      <w:proofErr w:type="spellStart"/>
-      <w:r>
-        <w:rPr>
-          <w:sz w:val="28"/>
-          <w:szCs w:val="28"/>
-        </w:rPr>
-        <w:t>Create</w:t>
-      </w:r>
-      <w:proofErr w:type="spellEnd"/>
-      <w:r>
-        <w:rPr>
-          <w:sz w:val="28"/>
-          <w:szCs w:val="28"/>
-        </w:rPr>
-        <w:t xml:space="preserve">, </w:t>
-      </w:r>
-      <w:proofErr w:type="spellStart"/>
-      <w:r>
-        <w:rPr>
-          <w:sz w:val="28"/>
-          <w:szCs w:val="28"/>
-        </w:rPr>
-        <w:t>Read</w:t>
-      </w:r>
-      <w:proofErr w:type="spellEnd"/>
-      <w:r>
-        <w:rPr>
-          <w:sz w:val="28"/>
-          <w:szCs w:val="28"/>
-        </w:rPr>
-        <w:t xml:space="preserve">, </w:t>
-      </w:r>
-      <w:proofErr w:type="spellStart"/>
-      <w:r>
-        <w:rPr>
-          <w:sz w:val="28"/>
-          <w:szCs w:val="28"/>
-        </w:rPr>
-        <w:t>Update</w:t>
-      </w:r>
-      <w:proofErr w:type="spellEnd"/>
-      <w:r>
-        <w:rPr>
-          <w:sz w:val="28"/>
-          <w:szCs w:val="28"/>
-        </w:rPr>
-        <w:t xml:space="preserve">, </w:t>
-      </w:r>
-      <w:proofErr w:type="spellStart"/>
-      <w:r>
-        <w:rPr>
-          <w:sz w:val="28"/>
-          <w:szCs w:val="28"/>
-        </w:rPr>
-        <w:t>Delete</w:t>
-      </w:r>
-      <w:proofErr w:type="spellEnd"/>
-      <w:r>
-        <w:rPr>
-          <w:sz w:val="28"/>
-          <w:szCs w:val="28"/>
-        </w:rPr>
-        <w:t xml:space="preserve"> (Создание, чтение, обновление, удаление)</w:t>
+        <w:t>CRUD — Create, Read, Update, Delete (Создание, чтение, обновление, удаление)</w:t>
       </w:r>
     </w:p>
     <w:p>
@@ -13768,39 +7793,7 @@
           <w:sz w:val="28"/>
           <w:szCs w:val="28"/>
         </w:rPr>
-        <w:t xml:space="preserve">UI — </w:t>
-      </w:r>
-      <w:proofErr w:type="spellStart"/>
-      <w:r>
-        <w:rPr>
-          <w:sz w:val="28"/>
-          <w:szCs w:val="28"/>
-        </w:rPr>
-        <w:t>User</w:t>
-      </w:r>
-      <w:proofErr w:type="spellEnd"/>
-      <w:r>
-        <w:rPr>
-          <w:sz w:val="28"/>
-          <w:szCs w:val="28"/>
-        </w:rPr>
-        <w:t xml:space="preserve"> </w:t>
-      </w:r>
-      <w:proofErr w:type="spellStart"/>
-      <w:r>
-        <w:rPr>
-          <w:sz w:val="28"/>
-          <w:szCs w:val="28"/>
-        </w:rPr>
-        <w:t>Interface</w:t>
-      </w:r>
-      <w:proofErr w:type="spellEnd"/>
-      <w:r>
-        <w:rPr>
-          <w:sz w:val="28"/>
-          <w:szCs w:val="28"/>
-        </w:rPr>
-        <w:t xml:space="preserve"> (Пользовательский интерфейс)</w:t>
+        <w:t>UI — User Interface (Пользовательский интерфейс)</w:t>
       </w:r>
     </w:p>
     <w:p>
@@ -13826,39 +7819,7 @@
           <w:sz w:val="28"/>
           <w:szCs w:val="28"/>
         </w:rPr>
-        <w:t xml:space="preserve">UX — </w:t>
-      </w:r>
-      <w:proofErr w:type="spellStart"/>
-      <w:r>
-        <w:rPr>
-          <w:sz w:val="28"/>
-          <w:szCs w:val="28"/>
-        </w:rPr>
-        <w:t>User</w:t>
-      </w:r>
-      <w:proofErr w:type="spellEnd"/>
-      <w:r>
-        <w:rPr>
-          <w:sz w:val="28"/>
-          <w:szCs w:val="28"/>
-        </w:rPr>
-        <w:t xml:space="preserve"> </w:t>
-      </w:r>
-      <w:proofErr w:type="spellStart"/>
-      <w:r>
-        <w:rPr>
-          <w:sz w:val="28"/>
-          <w:szCs w:val="28"/>
-        </w:rPr>
-        <w:t>Experience</w:t>
-      </w:r>
-      <w:proofErr w:type="spellEnd"/>
-      <w:r>
-        <w:rPr>
-          <w:sz w:val="28"/>
-          <w:szCs w:val="28"/>
-        </w:rPr>
-        <w:t xml:space="preserve"> (Пользовательский опыт)</w:t>
+        <w:t>UX — User Experience (Пользовательский опыт)</w:t>
       </w:r>
     </w:p>
     <w:p>
@@ -13884,55 +7845,7 @@
           <w:sz w:val="28"/>
           <w:szCs w:val="28"/>
         </w:rPr>
-        <w:t xml:space="preserve">CORS — </w:t>
-      </w:r>
-      <w:proofErr w:type="spellStart"/>
-      <w:r>
-        <w:rPr>
-          <w:sz w:val="28"/>
-          <w:szCs w:val="28"/>
-        </w:rPr>
-        <w:t>Cross-Origin</w:t>
-      </w:r>
-      <w:proofErr w:type="spellEnd"/>
-      <w:r>
-        <w:rPr>
-          <w:sz w:val="28"/>
-          <w:szCs w:val="28"/>
-        </w:rPr>
-        <w:t xml:space="preserve"> </w:t>
-      </w:r>
-      <w:proofErr w:type="spellStart"/>
-      <w:r>
-        <w:rPr>
-          <w:sz w:val="28"/>
-          <w:szCs w:val="28"/>
-        </w:rPr>
-        <w:t>Resource</w:t>
-      </w:r>
-      <w:proofErr w:type="spellEnd"/>
-      <w:r>
-        <w:rPr>
-          <w:sz w:val="28"/>
-          <w:szCs w:val="28"/>
-        </w:rPr>
-        <w:t xml:space="preserve"> </w:t>
-      </w:r>
-      <w:proofErr w:type="spellStart"/>
-      <w:r>
-        <w:rPr>
-          <w:sz w:val="28"/>
-          <w:szCs w:val="28"/>
-        </w:rPr>
-        <w:t>Sharing</w:t>
-      </w:r>
-      <w:proofErr w:type="spellEnd"/>
-      <w:r>
-        <w:rPr>
-          <w:sz w:val="28"/>
-          <w:szCs w:val="28"/>
-        </w:rPr>
-        <w:t xml:space="preserve"> (Совместное использование ресурсов между разными источниками)</w:t>
+        <w:t>CORS — Cross-Origin Resource Sharing (Совместное использование ресурсов между разными источниками)</w:t>
       </w:r>
     </w:p>
     <w:p>
@@ -13958,55 +7871,7 @@
           <w:sz w:val="28"/>
           <w:szCs w:val="28"/>
         </w:rPr>
-        <w:t xml:space="preserve">MVP — </w:t>
-      </w:r>
-      <w:proofErr w:type="spellStart"/>
-      <w:r>
-        <w:rPr>
-          <w:sz w:val="28"/>
-          <w:szCs w:val="28"/>
-        </w:rPr>
-        <w:t>Minimum</w:t>
-      </w:r>
-      <w:proofErr w:type="spellEnd"/>
-      <w:r>
-        <w:rPr>
-          <w:sz w:val="28"/>
-          <w:szCs w:val="28"/>
-        </w:rPr>
-        <w:t xml:space="preserve"> </w:t>
-      </w:r>
-      <w:proofErr w:type="spellStart"/>
-      <w:r>
-        <w:rPr>
-          <w:sz w:val="28"/>
-          <w:szCs w:val="28"/>
-        </w:rPr>
-        <w:t>Viable</w:t>
-      </w:r>
-      <w:proofErr w:type="spellEnd"/>
-      <w:r>
-        <w:rPr>
-          <w:sz w:val="28"/>
-          <w:szCs w:val="28"/>
-        </w:rPr>
-        <w:t xml:space="preserve"> </w:t>
-      </w:r>
-      <w:proofErr w:type="spellStart"/>
-      <w:r>
-        <w:rPr>
-          <w:sz w:val="28"/>
-          <w:szCs w:val="28"/>
-        </w:rPr>
-        <w:t>Product</w:t>
-      </w:r>
-      <w:proofErr w:type="spellEnd"/>
-      <w:r>
-        <w:rPr>
-          <w:sz w:val="28"/>
-          <w:szCs w:val="28"/>
-        </w:rPr>
-        <w:t xml:space="preserve"> (Минимально жизнеспособный продукт)</w:t>
+        <w:t>MVP — Minimum Viable Product (Минимально жизнеспособный продукт)</w:t>
       </w:r>
     </w:p>
     <w:p>
@@ -14295,23 +8160,7 @@
           <w:sz w:val="28"/>
           <w:szCs w:val="28"/>
         </w:rPr>
-        <w:t xml:space="preserve">DB — </w:t>
-      </w:r>
-      <w:proofErr w:type="spellStart"/>
-      <w:r>
-        <w:rPr>
-          <w:sz w:val="28"/>
-          <w:szCs w:val="28"/>
-        </w:rPr>
-        <w:t>Database</w:t>
-      </w:r>
-      <w:proofErr w:type="spellEnd"/>
-      <w:r>
-        <w:rPr>
-          <w:sz w:val="28"/>
-          <w:szCs w:val="28"/>
-        </w:rPr>
-        <w:t xml:space="preserve"> (База данных)</w:t>
+        <w:t>DB — Database (База данных)</w:t>
       </w:r>
       <w:r>
         <w:rPr>
@@ -14755,21 +8604,12 @@
           <w:szCs w:val="28"/>
         </w:rPr>
       </w:pPr>
-      <w:proofErr w:type="spellStart"/>
-      <w:r>
-        <w:rPr>
-          <w:sz w:val="28"/>
-          <w:szCs w:val="28"/>
-        </w:rPr>
-        <w:t>Docker</w:t>
-      </w:r>
-      <w:proofErr w:type="spellEnd"/>
-      <w:r>
-        <w:rPr>
-          <w:sz w:val="28"/>
-          <w:szCs w:val="28"/>
-        </w:rPr>
-        <w:t xml:space="preserve">: руководство </w:t>
+      <w:r>
+        <w:rPr>
+          <w:sz w:val="28"/>
+          <w:szCs w:val="28"/>
+        </w:rPr>
+        <w:t xml:space="preserve">Docker: руководство </w:t>
       </w:r>
       <w:r>
         <w:rPr>
@@ -15107,24 +8947,14 @@
           <w:bCs/>
           <w:sz w:val="28"/>
           <w:szCs w:val="28"/>
-          <w:lang w:val="en-US"/>
-        </w:rPr>
-      </w:pPr>
-      <w:proofErr w:type="spellStart"/>
+        </w:rPr>
+      </w:pPr>
       <w:r>
         <w:rPr>
           <w:rFonts w:ascii="Times New Roman" w:hAnsi="Times New Roman" w:cs="Times New Roman"/>
           <w:sz w:val="28"/>
         </w:rPr>
-        <w:t>Full-stack</w:t>
-      </w:r>
-      <w:proofErr w:type="spellEnd"/>
-      <w:r>
-        <w:rPr>
-          <w:rFonts w:ascii="Times New Roman" w:hAnsi="Times New Roman" w:cs="Times New Roman"/>
-          <w:sz w:val="28"/>
-        </w:rPr>
-        <w:t xml:space="preserve"> приложение для отслеживания и анализа привычек</w:t>
+        <w:t>Full-stack приложение для отслеживания и анализа привычек</w:t>
       </w:r>
     </w:p>
     <w:p>
@@ -15431,23 +9261,13 @@
                 <w:szCs w:val="28"/>
               </w:rPr>
             </w:pPr>
-            <w:proofErr w:type="spellStart"/>
             <w:r>
               <w:rPr>
                 <w:rFonts w:ascii="Times New Roman" w:eastAsia="Times New Roman" w:hAnsi="Times New Roman" w:cs="Times New Roman"/>
                 <w:sz w:val="28"/>
                 <w:szCs w:val="28"/>
               </w:rPr>
-              <w:t>Несюк</w:t>
-            </w:r>
-            <w:proofErr w:type="spellEnd"/>
-            <w:r>
-              <w:rPr>
-                <w:rFonts w:ascii="Times New Roman" w:eastAsia="Times New Roman" w:hAnsi="Times New Roman" w:cs="Times New Roman"/>
-                <w:sz w:val="28"/>
-                <w:szCs w:val="28"/>
-              </w:rPr>
-              <w:t xml:space="preserve"> А.Н</w:t>
+              <w:t>Несюк А.Н</w:t>
             </w:r>
             <w:r>
               <w:rPr>
@@ -15511,23 +9331,13 @@
                 <w:szCs w:val="28"/>
               </w:rPr>
             </w:pPr>
-            <w:proofErr w:type="spellStart"/>
             <w:r>
               <w:rPr>
                 <w:rFonts w:ascii="Times New Roman" w:eastAsia="Times New Roman" w:hAnsi="Times New Roman" w:cs="Times New Roman"/>
                 <w:sz w:val="28"/>
                 <w:szCs w:val="28"/>
               </w:rPr>
-              <w:t>Евкович</w:t>
-            </w:r>
-            <w:proofErr w:type="spellEnd"/>
-            <w:r>
-              <w:rPr>
-                <w:rFonts w:ascii="Times New Roman" w:eastAsia="Times New Roman" w:hAnsi="Times New Roman" w:cs="Times New Roman"/>
-                <w:sz w:val="28"/>
-                <w:szCs w:val="28"/>
-              </w:rPr>
-              <w:t xml:space="preserve"> А.В</w:t>
+              <w:t>Евкович А.В</w:t>
             </w:r>
             <w:r>
               <w:rPr>
@@ -15837,7 +9647,6 @@
         </w:rPr>
         <w:t>://</w:t>
       </w:r>
-      <w:proofErr w:type="spellStart"/>
       <w:r>
         <w:rPr>
           <w:rFonts w:ascii="Times New Roman" w:hAnsi="Times New Roman" w:cs="Times New Roman"/>
@@ -15847,7 +9656,6 @@
         </w:rPr>
         <w:t>github</w:t>
       </w:r>
-      <w:proofErr w:type="spellEnd"/>
       <w:r>
         <w:rPr>
           <w:rFonts w:ascii="Times New Roman" w:hAnsi="Times New Roman" w:cs="Times New Roman"/>
@@ -15875,7 +9683,6 @@
         </w:rPr>
         <w:t>/</w:t>
       </w:r>
-      <w:proofErr w:type="spellStart"/>
       <w:r>
         <w:rPr>
           <w:rFonts w:ascii="Times New Roman" w:hAnsi="Times New Roman" w:cs="Times New Roman"/>
@@ -15885,7 +9692,6 @@
         </w:rPr>
         <w:t>KulibinI</w:t>
       </w:r>
-      <w:proofErr w:type="spellEnd"/>
       <w:r>
         <w:rPr>
           <w:rFonts w:ascii="Times New Roman" w:hAnsi="Times New Roman" w:cs="Times New Roman"/>
@@ -15931,7 +9737,6 @@
         </w:rPr>
         <w:t>-2025-</w:t>
       </w:r>
-      <w:proofErr w:type="spellStart"/>
       <w:r>
         <w:rPr>
           <w:rFonts w:ascii="Times New Roman" w:hAnsi="Times New Roman" w:cs="Times New Roman"/>
@@ -15941,7 +9746,6 @@
         </w:rPr>
         <w:t>CourseWorks</w:t>
       </w:r>
-      <w:proofErr w:type="spellEnd"/>
       <w:r>
         <w:rPr>
           <w:rFonts w:ascii="Times New Roman" w:hAnsi="Times New Roman" w:cs="Times New Roman"/>
@@ -16005,7 +9809,6 @@
         </w:rPr>
         <w:t>/</w:t>
       </w:r>
-      <w:proofErr w:type="spellStart"/>
       <w:r>
         <w:rPr>
           <w:rFonts w:ascii="Times New Roman" w:hAnsi="Times New Roman" w:cs="Times New Roman"/>
@@ -16015,7 +9818,6 @@
         </w:rPr>
         <w:t>EvkovichAndrey</w:t>
       </w:r>
-      <w:proofErr w:type="spellEnd"/>
       <w:r>
         <w:rPr>
           <w:rFonts w:ascii="Times New Roman" w:hAnsi="Times New Roman" w:cs="Times New Roman"/>
@@ -18255,7 +12057,6 @@
               <w:i/>
             </w:rPr>
           </w:pPr>
-          <w:proofErr w:type="spellStart"/>
           <w:r>
             <w:rPr>
               <w:rFonts w:ascii="Times New Roman" w:hAnsi="Times New Roman" w:cs="Times New Roman"/>
@@ -18268,15 +12069,7 @@
               <w:rFonts w:ascii="Times New Roman" w:hAnsi="Times New Roman" w:cs="Times New Roman"/>
               <w:i/>
             </w:rPr>
-            <w:t>азраб</w:t>
-          </w:r>
-          <w:proofErr w:type="spellEnd"/>
-          <w:r>
-            <w:rPr>
-              <w:rFonts w:ascii="Times New Roman" w:hAnsi="Times New Roman" w:cs="Times New Roman"/>
-              <w:i/>
-            </w:rPr>
-            <w:t>.</w:t>
+            <w:t>азраб.</w:t>
           </w:r>
         </w:p>
       </w:tc>
@@ -18299,21 +12092,12 @@
               <w:i/>
             </w:rPr>
           </w:pPr>
-          <w:proofErr w:type="spellStart"/>
           <w:r>
             <w:rPr>
               <w:rFonts w:ascii="Times New Roman" w:hAnsi="Times New Roman" w:cs="Times New Roman"/>
               <w:i/>
             </w:rPr>
-            <w:t>Евкович</w:t>
-          </w:r>
-          <w:proofErr w:type="spellEnd"/>
-          <w:r>
-            <w:rPr>
-              <w:rFonts w:ascii="Times New Roman" w:hAnsi="Times New Roman" w:cs="Times New Roman"/>
-              <w:i/>
-            </w:rPr>
-            <w:t xml:space="preserve"> А. В</w:t>
+            <w:t>Евкович А. В</w:t>
           </w:r>
           <w:r>
             <w:rPr>
@@ -18390,23 +12174,13 @@
               <w:szCs w:val="22"/>
             </w:rPr>
           </w:pPr>
-          <w:proofErr w:type="spellStart"/>
           <w:r>
             <w:rPr>
               <w:rFonts w:ascii="Times New Roman" w:hAnsi="Times New Roman" w:cs="Times New Roman"/>
               <w:i/>
               <w:szCs w:val="22"/>
             </w:rPr>
-            <w:t>Full-stack</w:t>
-          </w:r>
-          <w:proofErr w:type="spellEnd"/>
-          <w:r>
-            <w:rPr>
-              <w:rFonts w:ascii="Times New Roman" w:hAnsi="Times New Roman" w:cs="Times New Roman"/>
-              <w:i/>
-              <w:szCs w:val="22"/>
-            </w:rPr>
-            <w:t xml:space="preserve"> приложение </w:t>
+            <w:t xml:space="preserve">Full-stack приложение </w:t>
           </w:r>
           <w:r>
             <w:rPr>
@@ -18575,21 +12349,12 @@
               <w:i/>
             </w:rPr>
           </w:pPr>
-          <w:proofErr w:type="spellStart"/>
           <w:r>
             <w:rPr>
               <w:rFonts w:ascii="Times New Roman" w:hAnsi="Times New Roman" w:cs="Times New Roman"/>
               <w:i/>
             </w:rPr>
-            <w:t>Несюк</w:t>
-          </w:r>
-          <w:proofErr w:type="spellEnd"/>
-          <w:r>
-            <w:rPr>
-              <w:rFonts w:ascii="Times New Roman" w:hAnsi="Times New Roman" w:cs="Times New Roman"/>
-              <w:i/>
-            </w:rPr>
-            <w:t xml:space="preserve"> А. Н</w:t>
+            <w:t>Несюк А. Н</w:t>
           </w:r>
           <w:r>
             <w:rPr>
@@ -18922,14 +12687,12 @@
               <w:rFonts w:ascii="Times New Roman" w:hAnsi="Times New Roman" w:cs="Times New Roman"/>
             </w:rPr>
           </w:pPr>
-          <w:proofErr w:type="spellStart"/>
           <w:r>
             <w:rPr>
               <w:rFonts w:ascii="Times New Roman" w:hAnsi="Times New Roman" w:cs="Times New Roman"/>
             </w:rPr>
             <w:t>БрГТУ</w:t>
           </w:r>
-          <w:proofErr w:type="spellEnd"/>
         </w:p>
       </w:tc>
     </w:tr>
@@ -18956,21 +12719,12 @@
               <w:i/>
             </w:rPr>
           </w:pPr>
-          <w:proofErr w:type="spellStart"/>
           <w:r>
             <w:rPr>
               <w:rFonts w:ascii="Times New Roman" w:hAnsi="Times New Roman" w:cs="Times New Roman"/>
               <w:i/>
             </w:rPr>
-            <w:t>Н.Контр</w:t>
-          </w:r>
-          <w:proofErr w:type="spellEnd"/>
-          <w:r>
-            <w:rPr>
-              <w:rFonts w:ascii="Times New Roman" w:hAnsi="Times New Roman" w:cs="Times New Roman"/>
-              <w:i/>
-            </w:rPr>
-            <w:t>.</w:t>
+            <w:t>Н.Контр.</w:t>
           </w:r>
         </w:p>
       </w:tc>
@@ -19702,7 +13456,7 @@
               <w:sz w:val="28"/>
               <w:szCs w:val="28"/>
             </w:rPr>
-            <w:t>21</w:t>
+            <w:t>19</w:t>
           </w:r>
           <w:r>
             <w:rPr>
@@ -21802,6 +15556,7 @@
   <w:style w:type="character" w:default="1" w:styleId="a0">
     <w:name w:val="Default Paragraph Font"/>
     <w:uiPriority w:val="1"/>
+    <w:semiHidden/>
     <w:unhideWhenUsed/>
   </w:style>
   <w:style w:type="table" w:default="1" w:styleId="a1">
@@ -22562,7 +16317,7 @@
 </file>
 
 <file path=customXml/itemProps1.xml><?xml version="1.0" encoding="utf-8"?>
-<ds:datastoreItem xmlns:ds="http://schemas.openxmlformats.org/officeDocument/2006/customXml" ds:itemID="{BA43C992-52E0-49EC-A29C-2C5A5392EB97}">
+<ds:datastoreItem xmlns:ds="http://schemas.openxmlformats.org/officeDocument/2006/customXml" ds:itemID="{180E0961-086B-44DF-B2A0-2917AEE3B29E}">
   <ds:schemaRefs>
     <ds:schemaRef ds:uri="http://schemas.openxmlformats.org/officeDocument/2006/bibliography"/>
   </ds:schemaRefs>
